--- a/RelatorioPINT.docx
+++ b/RelatorioPINT.docx
@@ -1266,7 +1266,13 @@
     </w:p>
     <w:p>
       <w:r>
-        <w:t xml:space="preserve">O presente relatório descreve o desenvolvimento da Plataforma de Badges da </w:t>
+        <w:t xml:space="preserve">O presente </w:t>
+      </w:r>
+      <w:r>
+        <w:t>relatório</w:t>
+      </w:r>
+      <w:r>
+        <w:t xml:space="preserve"> descreve o desenvolvimento da Plataforma de Badges da </w:t>
       </w:r>
       <w:proofErr w:type="spellStart"/>
       <w:r>
@@ -1274,36 +1280,120 @@
       </w:r>
       <w:proofErr w:type="spellEnd"/>
       <w:r>
-        <w:t xml:space="preserve">, um sistema de gestão de certificações e aprendizagem profissional desenvolvido no âmbito do Projeto Integrado. A plataforma foi concebida para a empresa </w:t>
-      </w:r>
-      <w:proofErr w:type="spellStart"/>
-      <w:r>
-        <w:t>Softinsa</w:t>
-      </w:r>
-      <w:proofErr w:type="spellEnd"/>
-      <w:r>
-        <w:t xml:space="preserve"> e tem como objetivo centralizar, validar e acompanhar a aquisição de competências profissionais</w:t>
+        <w:t xml:space="preserve">, uma </w:t>
+      </w:r>
+      <w:r>
+        <w:t>solução</w:t>
+      </w:r>
+      <w:r>
+        <w:t xml:space="preserve"> digital para </w:t>
+      </w:r>
+      <w:r>
+        <w:t>gestão</w:t>
       </w:r>
       <w:r>
         <w:t xml:space="preserve">, </w:t>
       </w:r>
       <w:r>
-        <w:t xml:space="preserve">denominadas </w:t>
-      </w:r>
-      <w:r>
-        <w:rPr>
-          <w:i/>
-          <w:iCs/>
-        </w:rPr>
-        <w:t>badges</w:t>
-      </w:r>
-      <w:r>
-        <w:t>.</w:t>
-      </w:r>
-    </w:p>
-    <w:p>
-      <w:r>
-        <w:t>O sistema implementa um fluxo de validação em dois níveis hierárquicos (</w:t>
+        <w:t>validação</w:t>
+      </w:r>
+      <w:r>
+        <w:t xml:space="preserve"> e acompanhamento de </w:t>
+      </w:r>
+      <w:r>
+        <w:t>competências</w:t>
+      </w:r>
+      <w:r>
+        <w:t xml:space="preserve"> profissionais </w:t>
+      </w:r>
+      <w:r>
+        <w:t>através</w:t>
+      </w:r>
+      <w:r>
+        <w:t xml:space="preserve"> de badges. O projeto surge no contexto da necessidade de centralizar a </w:t>
+      </w:r>
+      <w:r>
+        <w:t>informação</w:t>
+      </w:r>
+      <w:r>
+        <w:t xml:space="preserve"> relativa ao progresso dos consultores, reduzir processos manuais de </w:t>
+      </w:r>
+      <w:r>
+        <w:t>validação</w:t>
+      </w:r>
+      <w:r>
+        <w:t xml:space="preserve"> e criar mecanismos de </w:t>
+      </w:r>
+      <w:r>
+        <w:t>motivação</w:t>
+      </w:r>
+      <w:r>
+        <w:t xml:space="preserve"> continua </w:t>
+      </w:r>
+      <w:r>
+        <w:t>através</w:t>
+      </w:r>
+      <w:r>
+        <w:t xml:space="preserve"> de </w:t>
+      </w:r>
+      <w:proofErr w:type="spellStart"/>
+      <w:r>
+        <w:t>gamifica</w:t>
+      </w:r>
+      <w:r>
+        <w:t>çã</w:t>
+      </w:r>
+      <w:r>
+        <w:t>o</w:t>
+      </w:r>
+      <w:proofErr w:type="spellEnd"/>
+      <w:r>
+        <w:t xml:space="preserve">, </w:t>
+      </w:r>
+      <w:r>
+        <w:t>notificações</w:t>
+      </w:r>
+      <w:r>
+        <w:t xml:space="preserve"> e certificados digitais.</w:t>
+      </w:r>
+    </w:p>
+    <w:p>
+      <w:r>
+        <w:t xml:space="preserve">A </w:t>
+      </w:r>
+      <w:r>
+        <w:t>solução</w:t>
+      </w:r>
+      <w:r>
+        <w:t xml:space="preserve"> desenvolvida e composta por uma API REST em Node.js/Express com base de dados </w:t>
+      </w:r>
+      <w:proofErr w:type="spellStart"/>
+      <w:r>
+        <w:t>PostgreSQL</w:t>
+      </w:r>
+      <w:proofErr w:type="spellEnd"/>
+      <w:r>
+        <w:t xml:space="preserve">, uma </w:t>
+      </w:r>
+      <w:r>
+        <w:t>aplicação</w:t>
+      </w:r>
+      <w:r>
+        <w:t xml:space="preserve"> web em </w:t>
+      </w:r>
+      <w:proofErr w:type="spellStart"/>
+      <w:r>
+        <w:t>React</w:t>
+      </w:r>
+      <w:proofErr w:type="spellEnd"/>
+      <w:r>
+        <w:t xml:space="preserve"> e uma </w:t>
+      </w:r>
+      <w:r>
+        <w:t>aplicação</w:t>
+      </w:r>
+      <w:r>
+        <w:t xml:space="preserve"> movel em Flutter. A plataforma suporta diferentes perfis de utilizador, nomeadamente Consultor, </w:t>
       </w:r>
       <w:proofErr w:type="spellStart"/>
       <w:r>
@@ -1311,7 +1401,7 @@
       </w:r>
       <w:proofErr w:type="spellEnd"/>
       <w:r>
-        <w:t xml:space="preserve"> Manager e </w:t>
+        <w:t xml:space="preserve"> Manager, </w:t>
       </w:r>
       <w:proofErr w:type="spellStart"/>
       <w:r>
@@ -1327,36 +1417,106 @@
       </w:r>
       <w:proofErr w:type="spellEnd"/>
       <w:r>
-        <w:t xml:space="preserve"> Leader), suportado por notificações em tempo real, </w:t>
-      </w:r>
-      <w:proofErr w:type="spellStart"/>
-      <w:r>
-        <w:t>gamificação</w:t>
-      </w:r>
-      <w:proofErr w:type="spellEnd"/>
-      <w:r>
-        <w:t xml:space="preserve">, exportação de dados e um sistema de certificados públicos verificáveis. A solução é composta por três componentes principais: uma API </w:t>
-      </w:r>
-      <w:proofErr w:type="spellStart"/>
-      <w:r>
-        <w:t>RESTful</w:t>
-      </w:r>
-      <w:proofErr w:type="spellEnd"/>
-      <w:r>
-        <w:t xml:space="preserve"> desenvolvida em Node.js com Express, uma aplicação web desenvolvida em </w:t>
-      </w:r>
-      <w:proofErr w:type="spellStart"/>
-      <w:r>
-        <w:t>React</w:t>
-      </w:r>
-      <w:proofErr w:type="spellEnd"/>
-      <w:r>
-        <w:t>, e uma aplicação móvel desenvolvida em Flutter.</w:t>
-      </w:r>
-    </w:p>
-    <w:p>
-      <w:r>
-        <w:t xml:space="preserve">O desenvolvimento seguiu metodologias ágeis e recorreu a tecnologias modernas de desenvolvimento web e móvel, com integração de serviços externos como </w:t>
+        <w:t xml:space="preserve"> Leader e Administrador, cada um com </w:t>
+      </w:r>
+      <w:r>
+        <w:t>permissões</w:t>
+      </w:r>
+      <w:r>
+        <w:t xml:space="preserve"> e funcionalidades especificas. Entre as funcionalidades principais destacam-se o </w:t>
+      </w:r>
+      <w:r>
+        <w:t>catálogo</w:t>
+      </w:r>
+      <w:r>
+        <w:t xml:space="preserve"> de badges, </w:t>
+      </w:r>
+      <w:r>
+        <w:t>submissão</w:t>
+      </w:r>
+      <w:r>
+        <w:t xml:space="preserve"> de evidencias, fluxo de </w:t>
+      </w:r>
+      <w:r>
+        <w:t>validação</w:t>
+      </w:r>
+      <w:r>
+        <w:t xml:space="preserve"> em dois </w:t>
+      </w:r>
+      <w:r>
+        <w:t>níveis</w:t>
+      </w:r>
+      <w:r>
+        <w:t xml:space="preserve">, </w:t>
+      </w:r>
+      <w:r>
+        <w:t>notificações</w:t>
+      </w:r>
+      <w:r>
+        <w:t xml:space="preserve">, </w:t>
+      </w:r>
+      <w:proofErr w:type="spellStart"/>
+      <w:r>
+        <w:t>dashboards</w:t>
+      </w:r>
+      <w:proofErr w:type="spellEnd"/>
+      <w:r>
+        <w:t xml:space="preserve">, </w:t>
+      </w:r>
+      <w:r>
+        <w:t>exportação</w:t>
+      </w:r>
+      <w:r>
+        <w:t xml:space="preserve"> de </w:t>
+      </w:r>
+      <w:r>
+        <w:t>relatórios</w:t>
+      </w:r>
+      <w:r>
+        <w:t xml:space="preserve">, </w:t>
+      </w:r>
+      <w:r>
+        <w:t>gestão</w:t>
+      </w:r>
+      <w:r>
+        <w:t xml:space="preserve"> de </w:t>
+      </w:r>
+      <w:proofErr w:type="spellStart"/>
+      <w:r>
+        <w:t>SLAs</w:t>
+      </w:r>
+      <w:proofErr w:type="spellEnd"/>
+      <w:r>
+        <w:t xml:space="preserve">, certificados PDF </w:t>
+      </w:r>
+      <w:r>
+        <w:t>verificáveis</w:t>
+      </w:r>
+      <w:r>
+        <w:t>, galeria publica e funcionalidades mobile.</w:t>
+      </w:r>
+    </w:p>
+    <w:p>
+      <w:r>
+        <w:t xml:space="preserve">O desenvolvimento seguiu uma abordagem iterativa, com </w:t>
+      </w:r>
+      <w:r>
+        <w:t>validação</w:t>
+      </w:r>
+      <w:r>
+        <w:t xml:space="preserve"> progressiva dos requisitos e </w:t>
+      </w:r>
+      <w:r>
+        <w:t>integração</w:t>
+      </w:r>
+      <w:r>
+        <w:t xml:space="preserve"> de </w:t>
+      </w:r>
+      <w:r>
+        <w:t>serviços</w:t>
+      </w:r>
+      <w:r>
+        <w:t xml:space="preserve"> externos como </w:t>
       </w:r>
       <w:proofErr w:type="spellStart"/>
       <w:r>
@@ -1364,33 +1524,23 @@
       </w:r>
       <w:proofErr w:type="spellEnd"/>
       <w:r>
-        <w:t xml:space="preserve"> (notificações </w:t>
-      </w:r>
-      <w:r>
-        <w:rPr>
-          <w:i/>
-          <w:iCs/>
-        </w:rPr>
-        <w:t>*</w:t>
-      </w:r>
-      <w:proofErr w:type="spellStart"/>
-      <w:r>
-        <w:rPr>
-          <w:i/>
-          <w:iCs/>
-        </w:rPr>
-        <w:t>push</w:t>
-      </w:r>
-      <w:proofErr w:type="spellEnd"/>
-      <w:r>
-        <w:rPr>
-          <w:i/>
-          <w:iCs/>
-        </w:rPr>
-        <w:t>*</w:t>
-      </w:r>
-      <w:r>
-        <w:t xml:space="preserve">), </w:t>
+        <w:t xml:space="preserve"> </w:t>
+      </w:r>
+      <w:proofErr w:type="spellStart"/>
+      <w:r>
+        <w:t>Cloud</w:t>
+      </w:r>
+      <w:proofErr w:type="spellEnd"/>
+      <w:r>
+        <w:t xml:space="preserve"> </w:t>
+      </w:r>
+      <w:proofErr w:type="spellStart"/>
+      <w:r>
+        <w:t>Messaging</w:t>
+      </w:r>
+      <w:proofErr w:type="spellEnd"/>
+      <w:r>
+        <w:t xml:space="preserve">, </w:t>
       </w:r>
       <w:proofErr w:type="spellStart"/>
       <w:r>
@@ -1398,23 +1548,19 @@
       </w:r>
       <w:proofErr w:type="spellEnd"/>
       <w:r>
-        <w:t xml:space="preserve"> (armazenamento de imagens), </w:t>
-      </w:r>
-      <w:proofErr w:type="spellStart"/>
-      <w:r>
-        <w:t>Hugging</w:t>
-      </w:r>
-      <w:proofErr w:type="spellEnd"/>
-      <w:r>
-        <w:t xml:space="preserve"> Face (geração de imagens por IA) e serviços SMTP (correio eletrónico). O resultado é uma plataforma robusta, segura e escalável, que cobre todas as necessidades identificadas no caderno de encargos da </w:t>
-      </w:r>
-      <w:proofErr w:type="spellStart"/>
-      <w:r>
-        <w:t>Softinsa</w:t>
-      </w:r>
-      <w:proofErr w:type="spellEnd"/>
-      <w:r>
-        <w:t>.</w:t>
+        <w:t xml:space="preserve"> e SMTP. O resultado e uma plataforma funcional, modular e </w:t>
+      </w:r>
+      <w:r>
+        <w:t>extensível</w:t>
+      </w:r>
+      <w:r>
+        <w:t xml:space="preserve">, alinhada com os objetivos definidos no </w:t>
+      </w:r>
+      <w:r>
+        <w:t>âmbito</w:t>
+      </w:r>
+      <w:r>
+        <w:t xml:space="preserve"> do Projeto Integrado.</w:t>
       </w:r>
     </w:p>
     <w:p/>
@@ -1426,9 +1572,57 @@
         <w:t>PALAVRAS-CHAVE:</w:t>
       </w:r>
       <w:r>
-        <w:t xml:space="preserve"> mediação digital, Web social, participação pública, …</w:t>
-      </w:r>
-    </w:p>
+        <w:t xml:space="preserve"> </w:t>
+      </w:r>
+      <w:r>
+        <w:t xml:space="preserve">badges, </w:t>
+      </w:r>
+      <w:r>
+        <w:t>competências</w:t>
+      </w:r>
+      <w:r>
+        <w:t xml:space="preserve">, </w:t>
+      </w:r>
+      <w:proofErr w:type="spellStart"/>
+      <w:r>
+        <w:t>gamific</w:t>
+      </w:r>
+      <w:r>
+        <w:t>açã</w:t>
+      </w:r>
+      <w:r>
+        <w:t>o</w:t>
+      </w:r>
+      <w:proofErr w:type="spellEnd"/>
+      <w:r>
+        <w:t xml:space="preserve">, </w:t>
+      </w:r>
+      <w:proofErr w:type="spellStart"/>
+      <w:r>
+        <w:t>React</w:t>
+      </w:r>
+      <w:proofErr w:type="spellEnd"/>
+      <w:r>
+        <w:t xml:space="preserve">, Flutter, Node.js, </w:t>
+      </w:r>
+      <w:proofErr w:type="spellStart"/>
+      <w:r>
+        <w:t>PostgreSQL</w:t>
+      </w:r>
+      <w:proofErr w:type="spellEnd"/>
+      <w:r>
+        <w:t xml:space="preserve">, </w:t>
+      </w:r>
+      <w:proofErr w:type="spellStart"/>
+      <w:r>
+        <w:t>Softinsa</w:t>
+      </w:r>
+      <w:proofErr w:type="spellEnd"/>
+      <w:r>
+        <w:t>.</w:t>
+      </w:r>
+    </w:p>
+    <w:p/>
     <w:p>
       <w:r>
         <w:br w:type="page"/>
@@ -1450,275 +1644,1009 @@
       </w:r>
     </w:p>
     <w:p>
-      <w:pPr>
-        <w:pStyle w:val="CorpodeTexto"/>
-        <w:rPr>
-          <w:lang w:val="en-US" w:eastAsia="pt-PT"/>
-        </w:rPr>
-      </w:pPr>
-      <w:r>
-        <w:rPr>
-          <w:lang w:val="en-US" w:eastAsia="pt-PT"/>
-        </w:rPr>
-        <w:t xml:space="preserve">Lorem ipsum dolor </w:t>
+      <w:proofErr w:type="spellStart"/>
+      <w:r>
+        <w:t>This</w:t>
+      </w:r>
+      <w:proofErr w:type="spellEnd"/>
+      <w:r>
+        <w:t xml:space="preserve"> </w:t>
+      </w:r>
+      <w:proofErr w:type="spellStart"/>
+      <w:r>
+        <w:t>report</w:t>
+      </w:r>
+      <w:proofErr w:type="spellEnd"/>
+      <w:r>
+        <w:t xml:space="preserve"> </w:t>
+      </w:r>
+      <w:proofErr w:type="spellStart"/>
+      <w:r>
+        <w:t>presents</w:t>
+      </w:r>
+      <w:proofErr w:type="spellEnd"/>
+      <w:r>
+        <w:t xml:space="preserve"> </w:t>
+      </w:r>
+      <w:proofErr w:type="spellStart"/>
+      <w:r>
+        <w:t>the</w:t>
+      </w:r>
+      <w:proofErr w:type="spellEnd"/>
+      <w:r>
+        <w:t xml:space="preserve"> </w:t>
+      </w:r>
+      <w:proofErr w:type="spellStart"/>
+      <w:r>
+        <w:t>development</w:t>
+      </w:r>
+      <w:proofErr w:type="spellEnd"/>
+      <w:r>
+        <w:t xml:space="preserve"> </w:t>
+      </w:r>
+      <w:proofErr w:type="spellStart"/>
+      <w:r>
+        <w:t>of</w:t>
+      </w:r>
+      <w:proofErr w:type="spellEnd"/>
+      <w:r>
+        <w:t xml:space="preserve"> </w:t>
+      </w:r>
+      <w:proofErr w:type="spellStart"/>
+      <w:r>
+        <w:t>the</w:t>
+      </w:r>
+      <w:proofErr w:type="spellEnd"/>
+      <w:r>
+        <w:t xml:space="preserve"> </w:t>
+      </w:r>
+      <w:proofErr w:type="spellStart"/>
+      <w:r>
+        <w:t>Softinsa</w:t>
+      </w:r>
+      <w:proofErr w:type="spellEnd"/>
+      <w:r>
+        <w:t xml:space="preserve"> Badges </w:t>
+      </w:r>
+      <w:proofErr w:type="spellStart"/>
+      <w:r>
+        <w:t>Platform</w:t>
+      </w:r>
+      <w:proofErr w:type="spellEnd"/>
+      <w:r>
+        <w:t xml:space="preserve">, a digital </w:t>
+      </w:r>
+      <w:proofErr w:type="spellStart"/>
+      <w:r>
+        <w:t>solution</w:t>
+      </w:r>
+      <w:proofErr w:type="spellEnd"/>
+      <w:r>
+        <w:t xml:space="preserve"> </w:t>
+      </w:r>
+      <w:proofErr w:type="spellStart"/>
+      <w:r>
+        <w:t>designed</w:t>
+      </w:r>
+      <w:proofErr w:type="spellEnd"/>
+      <w:r>
+        <w:t xml:space="preserve"> to </w:t>
+      </w:r>
+      <w:proofErr w:type="spellStart"/>
+      <w:r>
+        <w:t>manage</w:t>
+      </w:r>
+      <w:proofErr w:type="spellEnd"/>
+      <w:r>
+        <w:t xml:space="preserve">, </w:t>
+      </w:r>
+      <w:proofErr w:type="spellStart"/>
+      <w:r>
+        <w:t>validate</w:t>
+      </w:r>
+      <w:proofErr w:type="spellEnd"/>
+      <w:r>
+        <w:t xml:space="preserve"> </w:t>
+      </w:r>
+      <w:proofErr w:type="spellStart"/>
+      <w:r>
+        <w:t>and</w:t>
+      </w:r>
+      <w:proofErr w:type="spellEnd"/>
+      <w:r>
+        <w:t xml:space="preserve"> monitor </w:t>
+      </w:r>
+      <w:proofErr w:type="spellStart"/>
+      <w:r>
+        <w:t>professional</w:t>
+      </w:r>
+      <w:proofErr w:type="spellEnd"/>
+      <w:r>
+        <w:t xml:space="preserve"> </w:t>
+      </w:r>
+      <w:proofErr w:type="spellStart"/>
+      <w:r>
+        <w:t>skills</w:t>
+      </w:r>
+      <w:proofErr w:type="spellEnd"/>
+      <w:r>
+        <w:t xml:space="preserve"> </w:t>
+      </w:r>
+      <w:proofErr w:type="spellStart"/>
+      <w:r>
+        <w:t>through</w:t>
+      </w:r>
+      <w:proofErr w:type="spellEnd"/>
+      <w:r>
+        <w:t xml:space="preserve"> </w:t>
       </w:r>
       <w:proofErr w:type="gramStart"/>
       <w:r>
-        <w:rPr>
-          <w:lang w:val="en-US" w:eastAsia="pt-PT"/>
-        </w:rPr>
-        <w:t>sit</w:t>
+        <w:t>digital badges</w:t>
       </w:r>
       <w:proofErr w:type="gramEnd"/>
       <w:r>
-        <w:rPr>
-          <w:lang w:val="en-US" w:eastAsia="pt-PT"/>
-        </w:rPr>
+        <w:t xml:space="preserve">. </w:t>
+      </w:r>
+      <w:proofErr w:type="spellStart"/>
+      <w:r>
+        <w:t>The</w:t>
+      </w:r>
+      <w:proofErr w:type="spellEnd"/>
+      <w:r>
         <w:t xml:space="preserve"> </w:t>
       </w:r>
       <w:proofErr w:type="spellStart"/>
       <w:r>
-        <w:rPr>
-          <w:lang w:val="en-US" w:eastAsia="pt-PT"/>
-        </w:rPr>
-        <w:t>amet</w:t>
-      </w:r>
-      <w:proofErr w:type="spellEnd"/>
-      <w:r>
-        <w:rPr>
-          <w:lang w:val="en-US" w:eastAsia="pt-PT"/>
-        </w:rPr>
+        <w:t>project</w:t>
+      </w:r>
+      <w:proofErr w:type="spellEnd"/>
+      <w:r>
+        <w:t xml:space="preserve"> </w:t>
+      </w:r>
+      <w:proofErr w:type="spellStart"/>
+      <w:r>
+        <w:t>addresses</w:t>
+      </w:r>
+      <w:proofErr w:type="spellEnd"/>
+      <w:r>
+        <w:t xml:space="preserve"> </w:t>
+      </w:r>
+      <w:proofErr w:type="spellStart"/>
+      <w:r>
+        <w:t>the</w:t>
+      </w:r>
+      <w:proofErr w:type="spellEnd"/>
+      <w:r>
+        <w:t xml:space="preserve"> </w:t>
+      </w:r>
+      <w:proofErr w:type="spellStart"/>
+      <w:r>
+        <w:t>need</w:t>
+      </w:r>
+      <w:proofErr w:type="spellEnd"/>
+      <w:r>
+        <w:t xml:space="preserve"> to centralize </w:t>
+      </w:r>
+      <w:proofErr w:type="spellStart"/>
+      <w:r>
+        <w:t>consultants</w:t>
+      </w:r>
+      <w:proofErr w:type="spellEnd"/>
+      <w:r>
+        <w:t xml:space="preserve">' </w:t>
+      </w:r>
+      <w:proofErr w:type="spellStart"/>
+      <w:r>
+        <w:t>progress</w:t>
+      </w:r>
+      <w:proofErr w:type="spellEnd"/>
+      <w:r>
         <w:t xml:space="preserve">, </w:t>
       </w:r>
       <w:proofErr w:type="spellStart"/>
       <w:r>
-        <w:rPr>
-          <w:lang w:val="en-US" w:eastAsia="pt-PT"/>
-        </w:rPr>
-        <w:t>consectetur</w:t>
-      </w:r>
-      <w:proofErr w:type="spellEnd"/>
-      <w:r>
-        <w:rPr>
-          <w:lang w:val="en-US" w:eastAsia="pt-PT"/>
-        </w:rPr>
+        <w:t>reduce</w:t>
+      </w:r>
+      <w:proofErr w:type="spellEnd"/>
+      <w:r>
+        <w:t xml:space="preserve"> manual </w:t>
+      </w:r>
+      <w:proofErr w:type="spellStart"/>
+      <w:r>
+        <w:t>validation</w:t>
+      </w:r>
+      <w:proofErr w:type="spellEnd"/>
+      <w:r>
+        <w:t xml:space="preserve"> processes </w:t>
+      </w:r>
+      <w:proofErr w:type="spellStart"/>
+      <w:r>
+        <w:t>and</w:t>
+      </w:r>
+      <w:proofErr w:type="spellEnd"/>
+      <w:r>
         <w:t xml:space="preserve"> </w:t>
       </w:r>
       <w:proofErr w:type="spellStart"/>
       <w:r>
-        <w:rPr>
-          <w:lang w:val="en-US" w:eastAsia="pt-PT"/>
-        </w:rPr>
-        <w:t>adipiscing</w:t>
-      </w:r>
-      <w:proofErr w:type="spellEnd"/>
-      <w:r>
-        <w:rPr>
-          <w:lang w:val="en-US" w:eastAsia="pt-PT"/>
-        </w:rPr>
+        <w:t>encourage</w:t>
+      </w:r>
+      <w:proofErr w:type="spellEnd"/>
+      <w:r>
         <w:t xml:space="preserve"> </w:t>
       </w:r>
       <w:proofErr w:type="spellStart"/>
       <w:r>
-        <w:rPr>
-          <w:lang w:val="en-US" w:eastAsia="pt-PT"/>
-        </w:rPr>
-        <w:t>elit</w:t>
-      </w:r>
-      <w:proofErr w:type="spellEnd"/>
-      <w:r>
-        <w:rPr>
-          <w:lang w:val="en-US" w:eastAsia="pt-PT"/>
-        </w:rPr>
+        <w:t>continuous</w:t>
+      </w:r>
+      <w:proofErr w:type="spellEnd"/>
+      <w:r>
+        <w:t xml:space="preserve"> </w:t>
+      </w:r>
+      <w:proofErr w:type="spellStart"/>
+      <w:r>
+        <w:t>learning</w:t>
+      </w:r>
+      <w:proofErr w:type="spellEnd"/>
+      <w:r>
+        <w:t xml:space="preserve"> </w:t>
+      </w:r>
+      <w:proofErr w:type="spellStart"/>
+      <w:r>
+        <w:t>through</w:t>
+      </w:r>
+      <w:proofErr w:type="spellEnd"/>
+      <w:r>
+        <w:t xml:space="preserve"> </w:t>
+      </w:r>
+      <w:proofErr w:type="spellStart"/>
+      <w:r>
+        <w:t>gamification</w:t>
+      </w:r>
+      <w:proofErr w:type="spellEnd"/>
+      <w:r>
+        <w:t xml:space="preserve">, </w:t>
+      </w:r>
+      <w:proofErr w:type="spellStart"/>
+      <w:r>
+        <w:t>notifications</w:t>
+      </w:r>
+      <w:proofErr w:type="spellEnd"/>
+      <w:r>
+        <w:t xml:space="preserve"> </w:t>
+      </w:r>
+      <w:proofErr w:type="spellStart"/>
+      <w:r>
+        <w:t>and</w:t>
+      </w:r>
+      <w:proofErr w:type="spellEnd"/>
+      <w:r>
+        <w:t xml:space="preserve"> digital </w:t>
+      </w:r>
+      <w:proofErr w:type="spellStart"/>
+      <w:r>
+        <w:t>certificates</w:t>
+      </w:r>
+      <w:proofErr w:type="spellEnd"/>
+      <w:r>
+        <w:t>.</w:t>
+      </w:r>
+    </w:p>
+    <w:p>
+      <w:proofErr w:type="spellStart"/>
+      <w:r>
+        <w:t>The</w:t>
+      </w:r>
+      <w:proofErr w:type="spellEnd"/>
+      <w:r>
+        <w:t xml:space="preserve"> </w:t>
+      </w:r>
+      <w:proofErr w:type="spellStart"/>
+      <w:r>
+        <w:t>solution</w:t>
+      </w:r>
+      <w:proofErr w:type="spellEnd"/>
+      <w:r>
+        <w:t xml:space="preserve"> </w:t>
+      </w:r>
+      <w:proofErr w:type="spellStart"/>
+      <w:r>
+        <w:t>consists</w:t>
+      </w:r>
+      <w:proofErr w:type="spellEnd"/>
+      <w:r>
+        <w:t xml:space="preserve"> </w:t>
+      </w:r>
+      <w:proofErr w:type="spellStart"/>
+      <w:r>
+        <w:t>of</w:t>
+      </w:r>
+      <w:proofErr w:type="spellEnd"/>
+      <w:r>
+        <w:t xml:space="preserve"> a REST API </w:t>
+      </w:r>
+      <w:proofErr w:type="spellStart"/>
+      <w:r>
+        <w:t>built</w:t>
+      </w:r>
+      <w:proofErr w:type="spellEnd"/>
+      <w:r>
+        <w:t xml:space="preserve"> </w:t>
+      </w:r>
+      <w:proofErr w:type="spellStart"/>
+      <w:r>
+        <w:t>with</w:t>
+      </w:r>
+      <w:proofErr w:type="spellEnd"/>
+      <w:r>
+        <w:t xml:space="preserve"> Node.js </w:t>
+      </w:r>
+      <w:proofErr w:type="spellStart"/>
+      <w:r>
+        <w:t>and</w:t>
+      </w:r>
+      <w:proofErr w:type="spellEnd"/>
+      <w:r>
+        <w:t xml:space="preserve"> Express, a </w:t>
+      </w:r>
+      <w:proofErr w:type="spellStart"/>
+      <w:r>
+        <w:t>PostgreSQL</w:t>
+      </w:r>
+      <w:proofErr w:type="spellEnd"/>
+      <w:r>
+        <w:t xml:space="preserve"> </w:t>
+      </w:r>
+      <w:proofErr w:type="spellStart"/>
+      <w:r>
+        <w:t>database</w:t>
+      </w:r>
+      <w:proofErr w:type="spellEnd"/>
+      <w:r>
+        <w:t xml:space="preserve">, a </w:t>
+      </w:r>
+      <w:proofErr w:type="spellStart"/>
+      <w:r>
+        <w:t>React</w:t>
+      </w:r>
+      <w:proofErr w:type="spellEnd"/>
+      <w:r>
+        <w:t xml:space="preserve"> web </w:t>
+      </w:r>
+      <w:proofErr w:type="spellStart"/>
+      <w:r>
+        <w:t>application</w:t>
+      </w:r>
+      <w:proofErr w:type="spellEnd"/>
+      <w:r>
+        <w:t xml:space="preserve"> </w:t>
+      </w:r>
+      <w:proofErr w:type="spellStart"/>
+      <w:r>
+        <w:t>and</w:t>
+      </w:r>
+      <w:proofErr w:type="spellEnd"/>
+      <w:r>
+        <w:t xml:space="preserve"> a Flutter mobile </w:t>
+      </w:r>
+      <w:proofErr w:type="spellStart"/>
+      <w:r>
+        <w:t>application</w:t>
+      </w:r>
+      <w:proofErr w:type="spellEnd"/>
+      <w:r>
         <w:t xml:space="preserve">. </w:t>
       </w:r>
       <w:proofErr w:type="spellStart"/>
       <w:r>
-        <w:rPr>
-          <w:lang w:eastAsia="pt-PT"/>
-        </w:rPr>
-        <w:t>Aenean</w:t>
-      </w:r>
-      <w:proofErr w:type="spellEnd"/>
-      <w:r>
-        <w:rPr>
-          <w:lang w:eastAsia="pt-PT"/>
-        </w:rPr>
+        <w:t>The</w:t>
+      </w:r>
+      <w:proofErr w:type="spellEnd"/>
+      <w:r>
+        <w:t xml:space="preserve"> </w:t>
+      </w:r>
+      <w:proofErr w:type="spellStart"/>
+      <w:r>
+        <w:t>platform</w:t>
+      </w:r>
+      <w:proofErr w:type="spellEnd"/>
+      <w:r>
+        <w:t xml:space="preserve"> </w:t>
+      </w:r>
+      <w:proofErr w:type="spellStart"/>
+      <w:r>
+        <w:t>supports</w:t>
+      </w:r>
+      <w:proofErr w:type="spellEnd"/>
+      <w:r>
+        <w:t xml:space="preserve"> </w:t>
+      </w:r>
+      <w:proofErr w:type="spellStart"/>
+      <w:r>
+        <w:t>multiple</w:t>
+      </w:r>
+      <w:proofErr w:type="spellEnd"/>
+      <w:r>
+        <w:t xml:space="preserve"> </w:t>
+      </w:r>
+      <w:proofErr w:type="spellStart"/>
+      <w:r>
+        <w:t>user</w:t>
+      </w:r>
+      <w:proofErr w:type="spellEnd"/>
+      <w:r>
+        <w:t xml:space="preserve"> roles, </w:t>
+      </w:r>
+      <w:proofErr w:type="spellStart"/>
+      <w:r>
+        <w:t>including</w:t>
+      </w:r>
+      <w:proofErr w:type="spellEnd"/>
+      <w:r>
+        <w:t xml:space="preserve"> </w:t>
+      </w:r>
+      <w:proofErr w:type="spellStart"/>
+      <w:r>
+        <w:t>Consultant</w:t>
+      </w:r>
+      <w:proofErr w:type="spellEnd"/>
+      <w:r>
+        <w:t xml:space="preserve">, </w:t>
+      </w:r>
+      <w:proofErr w:type="spellStart"/>
+      <w:r>
+        <w:t>Talent</w:t>
+      </w:r>
+      <w:proofErr w:type="spellEnd"/>
+      <w:r>
+        <w:t xml:space="preserve"> Manager, </w:t>
+      </w:r>
+      <w:proofErr w:type="spellStart"/>
+      <w:r>
+        <w:t>Service</w:t>
+      </w:r>
+      <w:proofErr w:type="spellEnd"/>
+      <w:r>
+        <w:t xml:space="preserve"> </w:t>
+      </w:r>
+      <w:proofErr w:type="spellStart"/>
+      <w:r>
+        <w:t>Line</w:t>
+      </w:r>
+      <w:proofErr w:type="spellEnd"/>
+      <w:r>
+        <w:t xml:space="preserve"> Leader </w:t>
+      </w:r>
+      <w:proofErr w:type="spellStart"/>
+      <w:r>
+        <w:t>and</w:t>
+      </w:r>
+      <w:proofErr w:type="spellEnd"/>
+      <w:r>
+        <w:t xml:space="preserve"> </w:t>
+      </w:r>
+      <w:proofErr w:type="spellStart"/>
+      <w:r>
+        <w:t>Administrator</w:t>
+      </w:r>
+      <w:proofErr w:type="spellEnd"/>
+      <w:r>
+        <w:t xml:space="preserve">, </w:t>
+      </w:r>
+      <w:proofErr w:type="spellStart"/>
+      <w:r>
+        <w:t>each</w:t>
+      </w:r>
+      <w:proofErr w:type="spellEnd"/>
+      <w:r>
+        <w:t xml:space="preserve"> </w:t>
+      </w:r>
+      <w:proofErr w:type="spellStart"/>
+      <w:r>
+        <w:t>with</w:t>
+      </w:r>
+      <w:proofErr w:type="spellEnd"/>
+      <w:r>
+        <w:t xml:space="preserve"> </w:t>
+      </w:r>
+      <w:proofErr w:type="spellStart"/>
+      <w:r>
+        <w:t>specific</w:t>
+      </w:r>
+      <w:proofErr w:type="spellEnd"/>
+      <w:r>
+        <w:t xml:space="preserve"> </w:t>
+      </w:r>
+      <w:proofErr w:type="spellStart"/>
+      <w:r>
+        <w:t>permissions</w:t>
+      </w:r>
+      <w:proofErr w:type="spellEnd"/>
+      <w:r>
+        <w:t xml:space="preserve"> </w:t>
+      </w:r>
+      <w:proofErr w:type="spellStart"/>
+      <w:r>
+        <w:t>and</w:t>
+      </w:r>
+      <w:proofErr w:type="spellEnd"/>
+      <w:r>
+        <w:t xml:space="preserve"> </w:t>
+      </w:r>
+      <w:proofErr w:type="spellStart"/>
+      <w:r>
+        <w:t>workflows</w:t>
+      </w:r>
+      <w:proofErr w:type="spellEnd"/>
+      <w:r>
+        <w:t xml:space="preserve">. </w:t>
+      </w:r>
+      <w:proofErr w:type="spellStart"/>
+      <w:r>
+        <w:t>The</w:t>
+      </w:r>
+      <w:proofErr w:type="spellEnd"/>
+      <w:r>
+        <w:t xml:space="preserve"> </w:t>
+      </w:r>
+      <w:proofErr w:type="spellStart"/>
+      <w:r>
+        <w:t>main</w:t>
+      </w:r>
+      <w:proofErr w:type="spellEnd"/>
+      <w:r>
+        <w:t xml:space="preserve"> </w:t>
+      </w:r>
+      <w:proofErr w:type="spellStart"/>
+      <w:r>
+        <w:t>features</w:t>
+      </w:r>
+      <w:proofErr w:type="spellEnd"/>
+      <w:r>
+        <w:t xml:space="preserve"> </w:t>
+      </w:r>
+      <w:proofErr w:type="spellStart"/>
+      <w:r>
+        <w:t>include</w:t>
+      </w:r>
+      <w:proofErr w:type="spellEnd"/>
+      <w:r>
+        <w:t xml:space="preserve"> a badge </w:t>
+      </w:r>
+      <w:proofErr w:type="spellStart"/>
+      <w:r>
+        <w:t>catalog</w:t>
+      </w:r>
+      <w:proofErr w:type="spellEnd"/>
+      <w:r>
+        <w:t xml:space="preserve">, </w:t>
+      </w:r>
+      <w:proofErr w:type="spellStart"/>
+      <w:r>
+        <w:t>evidence</w:t>
+      </w:r>
+      <w:proofErr w:type="spellEnd"/>
+      <w:r>
+        <w:t xml:space="preserve"> </w:t>
+      </w:r>
+      <w:proofErr w:type="spellStart"/>
+      <w:r>
+        <w:t>submission</w:t>
+      </w:r>
+      <w:proofErr w:type="spellEnd"/>
+      <w:r>
+        <w:t xml:space="preserve">, a </w:t>
+      </w:r>
+      <w:proofErr w:type="spellStart"/>
+      <w:r>
+        <w:t>two</w:t>
+      </w:r>
+      <w:proofErr w:type="spellEnd"/>
+      <w:r>
+        <w:t xml:space="preserve">-step </w:t>
+      </w:r>
+      <w:proofErr w:type="spellStart"/>
+      <w:r>
+        <w:t>validation</w:t>
+      </w:r>
+      <w:proofErr w:type="spellEnd"/>
+      <w:r>
+        <w:t xml:space="preserve"> </w:t>
+      </w:r>
+      <w:proofErr w:type="spellStart"/>
+      <w:r>
+        <w:t>workflow</w:t>
+      </w:r>
+      <w:proofErr w:type="spellEnd"/>
+      <w:r>
+        <w:t xml:space="preserve">, </w:t>
+      </w:r>
+      <w:proofErr w:type="spellStart"/>
+      <w:r>
+        <w:t>notifications</w:t>
+      </w:r>
+      <w:proofErr w:type="spellEnd"/>
+      <w:r>
+        <w:t xml:space="preserve">, </w:t>
+      </w:r>
+      <w:proofErr w:type="spellStart"/>
+      <w:r>
+        <w:t>dashboards</w:t>
+      </w:r>
+      <w:proofErr w:type="spellEnd"/>
+      <w:r>
+        <w:t xml:space="preserve">, </w:t>
+      </w:r>
+      <w:proofErr w:type="spellStart"/>
+      <w:r>
+        <w:t>reporting</w:t>
+      </w:r>
+      <w:proofErr w:type="spellEnd"/>
+      <w:r>
+        <w:t xml:space="preserve"> </w:t>
+      </w:r>
+      <w:proofErr w:type="spellStart"/>
+      <w:r>
+        <w:t>exports</w:t>
+      </w:r>
+      <w:proofErr w:type="spellEnd"/>
+      <w:r>
+        <w:t xml:space="preserve">, SLA management, </w:t>
+      </w:r>
+      <w:proofErr w:type="spellStart"/>
+      <w:r>
+        <w:t>verifiable</w:t>
+      </w:r>
+      <w:proofErr w:type="spellEnd"/>
+      <w:r>
+        <w:t xml:space="preserve"> PDF </w:t>
+      </w:r>
+      <w:proofErr w:type="spellStart"/>
+      <w:r>
+        <w:t>certificates</w:t>
+      </w:r>
+      <w:proofErr w:type="spellEnd"/>
+      <w:r>
+        <w:t xml:space="preserve">, a </w:t>
+      </w:r>
+      <w:proofErr w:type="spellStart"/>
+      <w:r>
+        <w:t>public</w:t>
+      </w:r>
+      <w:proofErr w:type="spellEnd"/>
+      <w:r>
+        <w:t xml:space="preserve"> </w:t>
+      </w:r>
+      <w:proofErr w:type="spellStart"/>
+      <w:r>
+        <w:t>gallery</w:t>
+      </w:r>
+      <w:proofErr w:type="spellEnd"/>
+      <w:r>
+        <w:t xml:space="preserve"> </w:t>
+      </w:r>
+      <w:proofErr w:type="spellStart"/>
+      <w:r>
+        <w:t>and</w:t>
+      </w:r>
+      <w:proofErr w:type="spellEnd"/>
+      <w:r>
+        <w:t xml:space="preserve"> mobile </w:t>
+      </w:r>
+      <w:proofErr w:type="spellStart"/>
+      <w:r>
+        <w:t>features</w:t>
+      </w:r>
+      <w:proofErr w:type="spellEnd"/>
+      <w:r>
+        <w:t xml:space="preserve"> </w:t>
+      </w:r>
+      <w:proofErr w:type="spellStart"/>
+      <w:r>
+        <w:t>with</w:t>
+      </w:r>
+      <w:proofErr w:type="spellEnd"/>
+      <w:r>
+        <w:t xml:space="preserve"> local </w:t>
+      </w:r>
+      <w:proofErr w:type="spellStart"/>
+      <w:r>
+        <w:t>caching</w:t>
+      </w:r>
+      <w:proofErr w:type="spellEnd"/>
+      <w:r>
+        <w:t>.</w:t>
+      </w:r>
+    </w:p>
+    <w:p>
+      <w:proofErr w:type="spellStart"/>
+      <w:r>
+        <w:t>The</w:t>
+      </w:r>
+      <w:proofErr w:type="spellEnd"/>
+      <w:r>
+        <w:t xml:space="preserve"> </w:t>
+      </w:r>
+      <w:proofErr w:type="spellStart"/>
+      <w:r>
+        <w:t>development</w:t>
+      </w:r>
+      <w:proofErr w:type="spellEnd"/>
+      <w:r>
+        <w:t xml:space="preserve"> </w:t>
+      </w:r>
+      <w:proofErr w:type="spellStart"/>
+      <w:r>
+        <w:t>followed</w:t>
+      </w:r>
+      <w:proofErr w:type="spellEnd"/>
+      <w:r>
+        <w:t xml:space="preserve"> </w:t>
+      </w:r>
+      <w:proofErr w:type="spellStart"/>
+      <w:r>
+        <w:t>an</w:t>
+      </w:r>
+      <w:proofErr w:type="spellEnd"/>
+      <w:r>
+        <w:t xml:space="preserve"> </w:t>
+      </w:r>
+      <w:proofErr w:type="spellStart"/>
+      <w:r>
+        <w:t>iterative</w:t>
+      </w:r>
+      <w:proofErr w:type="spellEnd"/>
+      <w:r>
+        <w:t xml:space="preserve"> </w:t>
+      </w:r>
+      <w:proofErr w:type="spellStart"/>
+      <w:r>
+        <w:t>approach</w:t>
+      </w:r>
+      <w:proofErr w:type="spellEnd"/>
+      <w:r>
+        <w:t xml:space="preserve">, </w:t>
+      </w:r>
+      <w:proofErr w:type="spellStart"/>
+      <w:r>
+        <w:t>with</w:t>
+      </w:r>
+      <w:proofErr w:type="spellEnd"/>
+      <w:r>
+        <w:t xml:space="preserve"> </w:t>
+      </w:r>
+      <w:proofErr w:type="spellStart"/>
+      <w:r>
+        <w:t>progressive</w:t>
+      </w:r>
+      <w:proofErr w:type="spellEnd"/>
+      <w:r>
+        <w:t xml:space="preserve"> </w:t>
+      </w:r>
+      <w:proofErr w:type="spellStart"/>
+      <w:r>
+        <w:t>validation</w:t>
+      </w:r>
+      <w:proofErr w:type="spellEnd"/>
+      <w:r>
+        <w:t xml:space="preserve"> </w:t>
+      </w:r>
+      <w:proofErr w:type="spellStart"/>
+      <w:r>
+        <w:t>of</w:t>
+      </w:r>
+      <w:proofErr w:type="spellEnd"/>
+      <w:r>
+        <w:t xml:space="preserve"> </w:t>
+      </w:r>
+      <w:proofErr w:type="spellStart"/>
+      <w:r>
+        <w:t>requirements</w:t>
+      </w:r>
+      <w:proofErr w:type="spellEnd"/>
+      <w:r>
+        <w:t xml:space="preserve"> </w:t>
+      </w:r>
+      <w:proofErr w:type="spellStart"/>
+      <w:r>
+        <w:t>and</w:t>
+      </w:r>
+      <w:proofErr w:type="spellEnd"/>
+      <w:r>
+        <w:t xml:space="preserve"> </w:t>
+      </w:r>
+      <w:proofErr w:type="spellStart"/>
+      <w:r>
+        <w:t>integration</w:t>
+      </w:r>
+      <w:proofErr w:type="spellEnd"/>
+      <w:r>
+        <w:t xml:space="preserve"> </w:t>
+      </w:r>
+      <w:proofErr w:type="spellStart"/>
+      <w:r>
+        <w:t>with</w:t>
+      </w:r>
+      <w:proofErr w:type="spellEnd"/>
+      <w:r>
+        <w:t xml:space="preserve"> </w:t>
+      </w:r>
+      <w:proofErr w:type="spellStart"/>
+      <w:r>
+        <w:t>external</w:t>
+      </w:r>
+      <w:proofErr w:type="spellEnd"/>
+      <w:r>
+        <w:t xml:space="preserve"> </w:t>
+      </w:r>
+      <w:proofErr w:type="spellStart"/>
+      <w:r>
+        <w:t>services</w:t>
+      </w:r>
+      <w:proofErr w:type="spellEnd"/>
+      <w:r>
+        <w:t xml:space="preserve"> </w:t>
+      </w:r>
+      <w:proofErr w:type="spellStart"/>
+      <w:r>
+        <w:t>such</w:t>
+      </w:r>
+      <w:proofErr w:type="spellEnd"/>
+      <w:r>
+        <w:t xml:space="preserve"> as </w:t>
+      </w:r>
+      <w:proofErr w:type="spellStart"/>
+      <w:r>
+        <w:t>Firebase</w:t>
+      </w:r>
+      <w:proofErr w:type="spellEnd"/>
+      <w:r>
+        <w:t xml:space="preserve"> </w:t>
+      </w:r>
+      <w:proofErr w:type="spellStart"/>
+      <w:r>
+        <w:t>Cloud</w:t>
+      </w:r>
+      <w:proofErr w:type="spellEnd"/>
+      <w:r>
+        <w:t xml:space="preserve"> </w:t>
+      </w:r>
+      <w:proofErr w:type="spellStart"/>
+      <w:r>
+        <w:t>Messaging</w:t>
+      </w:r>
+      <w:proofErr w:type="spellEnd"/>
+      <w:r>
+        <w:t xml:space="preserve">, </w:t>
+      </w:r>
+      <w:proofErr w:type="spellStart"/>
+      <w:r>
+        <w:t>Cloudinary</w:t>
+      </w:r>
+      <w:proofErr w:type="spellEnd"/>
+      <w:r>
+        <w:t xml:space="preserve"> </w:t>
+      </w:r>
+      <w:proofErr w:type="spellStart"/>
+      <w:r>
+        <w:t>and</w:t>
+      </w:r>
+      <w:proofErr w:type="spellEnd"/>
+      <w:r>
+        <w:t xml:space="preserve"> SMTP. </w:t>
+      </w:r>
+      <w:proofErr w:type="spellStart"/>
+      <w:r>
+        <w:t>The</w:t>
+      </w:r>
+      <w:proofErr w:type="spellEnd"/>
+      <w:r>
+        <w:t xml:space="preserve"> final </w:t>
+      </w:r>
+      <w:proofErr w:type="spellStart"/>
+      <w:r>
+        <w:t>result</w:t>
+      </w:r>
+      <w:proofErr w:type="spellEnd"/>
+      <w:r>
+        <w:t xml:space="preserve"> </w:t>
+      </w:r>
+      <w:proofErr w:type="spellStart"/>
+      <w:r>
+        <w:t>is</w:t>
+      </w:r>
+      <w:proofErr w:type="spellEnd"/>
+      <w:r>
         <w:t xml:space="preserve"> a </w:t>
       </w:r>
       <w:proofErr w:type="spellStart"/>
       <w:r>
-        <w:rPr>
-          <w:lang w:eastAsia="pt-PT"/>
-        </w:rPr>
-        <w:t>arcu</w:t>
-      </w:r>
-      <w:proofErr w:type="spellEnd"/>
-      <w:r>
-        <w:rPr>
-          <w:lang w:eastAsia="pt-PT"/>
-        </w:rPr>
+        <w:t>functional</w:t>
+      </w:r>
+      <w:proofErr w:type="spellEnd"/>
+      <w:r>
+        <w:t xml:space="preserve">, modular </w:t>
+      </w:r>
+      <w:proofErr w:type="spellStart"/>
+      <w:r>
+        <w:t>and</w:t>
+      </w:r>
+      <w:proofErr w:type="spellEnd"/>
+      <w:r>
         <w:t xml:space="preserve"> </w:t>
       </w:r>
       <w:proofErr w:type="spellStart"/>
       <w:r>
-        <w:rPr>
-          <w:lang w:eastAsia="pt-PT"/>
-        </w:rPr>
-        <w:t>erat</w:t>
-      </w:r>
-      <w:proofErr w:type="spellEnd"/>
-      <w:r>
-        <w:rPr>
-          <w:lang w:eastAsia="pt-PT"/>
-        </w:rPr>
-        <w:t xml:space="preserve">. </w:t>
-      </w:r>
-      <w:proofErr w:type="spellStart"/>
-      <w:r>
-        <w:rPr>
-          <w:lang w:eastAsia="pt-PT"/>
-        </w:rPr>
-        <w:t>Duis</w:t>
-      </w:r>
-      <w:proofErr w:type="spellEnd"/>
-      <w:r>
-        <w:rPr>
-          <w:lang w:eastAsia="pt-PT"/>
-        </w:rPr>
+        <w:t>extensible</w:t>
+      </w:r>
+      <w:proofErr w:type="spellEnd"/>
+      <w:r>
         <w:t xml:space="preserve"> </w:t>
       </w:r>
       <w:proofErr w:type="spellStart"/>
       <w:r>
-        <w:rPr>
-          <w:lang w:eastAsia="pt-PT"/>
-        </w:rPr>
-        <w:t>accumsan</w:t>
-      </w:r>
-      <w:proofErr w:type="spellEnd"/>
-      <w:r>
-        <w:rPr>
-          <w:lang w:eastAsia="pt-PT"/>
-        </w:rPr>
+        <w:t>platform</w:t>
+      </w:r>
+      <w:proofErr w:type="spellEnd"/>
+      <w:r>
         <w:t xml:space="preserve"> </w:t>
       </w:r>
       <w:proofErr w:type="spellStart"/>
       <w:r>
-        <w:rPr>
-          <w:lang w:eastAsia="pt-PT"/>
-        </w:rPr>
-        <w:t>nibh</w:t>
-      </w:r>
-      <w:proofErr w:type="spellEnd"/>
-      <w:r>
-        <w:rPr>
-          <w:lang w:eastAsia="pt-PT"/>
-        </w:rPr>
+        <w:t>aligned</w:t>
+      </w:r>
+      <w:proofErr w:type="spellEnd"/>
+      <w:r>
         <w:t xml:space="preserve"> </w:t>
       </w:r>
-      <w:proofErr w:type="gramStart"/>
-      <w:r>
-        <w:rPr>
-          <w:lang w:eastAsia="pt-PT"/>
-        </w:rPr>
-        <w:t>ante, eu</w:t>
-      </w:r>
-      <w:proofErr w:type="gramEnd"/>
-      <w:r>
-        <w:rPr>
-          <w:lang w:eastAsia="pt-PT"/>
-        </w:rPr>
+      <w:proofErr w:type="spellStart"/>
+      <w:r>
+        <w:t>with</w:t>
+      </w:r>
+      <w:proofErr w:type="spellEnd"/>
+      <w:r>
         <w:t xml:space="preserve"> </w:t>
       </w:r>
       <w:proofErr w:type="spellStart"/>
       <w:r>
-        <w:rPr>
-          <w:lang w:eastAsia="pt-PT"/>
-        </w:rPr>
-        <w:t>faucibus</w:t>
-      </w:r>
-      <w:proofErr w:type="spellEnd"/>
-      <w:r>
-        <w:rPr>
-          <w:lang w:eastAsia="pt-PT"/>
-        </w:rPr>
+        <w:t>the</w:t>
+      </w:r>
+      <w:proofErr w:type="spellEnd"/>
+      <w:r>
         <w:t xml:space="preserve"> </w:t>
       </w:r>
       <w:proofErr w:type="spellStart"/>
       <w:r>
-        <w:rPr>
-          <w:lang w:eastAsia="pt-PT"/>
-        </w:rPr>
-        <w:t>nibh</w:t>
-      </w:r>
-      <w:proofErr w:type="spellEnd"/>
-      <w:r>
-        <w:rPr>
-          <w:lang w:eastAsia="pt-PT"/>
-        </w:rPr>
-        <w:t xml:space="preserve"> porta vitae. </w:t>
-      </w:r>
-      <w:r>
-        <w:rPr>
-          <w:lang w:val="en-US" w:eastAsia="pt-PT"/>
-        </w:rPr>
-        <w:t xml:space="preserve">Ut </w:t>
-      </w:r>
-      <w:proofErr w:type="spellStart"/>
-      <w:r>
-        <w:rPr>
-          <w:lang w:val="en-US" w:eastAsia="pt-PT"/>
-        </w:rPr>
-        <w:t>viverra</w:t>
-      </w:r>
-      <w:proofErr w:type="spellEnd"/>
-      <w:r>
-        <w:rPr>
-          <w:lang w:val="en-US" w:eastAsia="pt-PT"/>
-        </w:rPr>
+        <w:t>objectives</w:t>
+      </w:r>
+      <w:proofErr w:type="spellEnd"/>
+      <w:r>
         <w:t xml:space="preserve"> </w:t>
       </w:r>
       <w:proofErr w:type="spellStart"/>
       <w:r>
-        <w:rPr>
-          <w:lang w:val="en-US" w:eastAsia="pt-PT"/>
-        </w:rPr>
-        <w:t>tempor</w:t>
-      </w:r>
-      <w:proofErr w:type="spellEnd"/>
-      <w:r>
-        <w:rPr>
-          <w:lang w:val="en-US" w:eastAsia="pt-PT"/>
-        </w:rPr>
+        <w:t>of</w:t>
+      </w:r>
+      <w:proofErr w:type="spellEnd"/>
+      <w:r>
         <w:t xml:space="preserve"> </w:t>
       </w:r>
       <w:proofErr w:type="spellStart"/>
       <w:r>
-        <w:rPr>
-          <w:lang w:val="en-US" w:eastAsia="pt-PT"/>
-        </w:rPr>
-        <w:t>tellus</w:t>
-      </w:r>
-      <w:proofErr w:type="spellEnd"/>
-      <w:r>
-        <w:rPr>
-          <w:lang w:val="en-US" w:eastAsia="pt-PT"/>
-        </w:rPr>
-        <w:t xml:space="preserve">, in </w:t>
-      </w:r>
-      <w:proofErr w:type="spellStart"/>
-      <w:r>
-        <w:rPr>
-          <w:lang w:val="en-US" w:eastAsia="pt-PT"/>
-        </w:rPr>
-        <w:t>suscipit</w:t>
-      </w:r>
-      <w:proofErr w:type="spellEnd"/>
-      <w:r>
-        <w:rPr>
-          <w:lang w:val="en-US" w:eastAsia="pt-PT"/>
-        </w:rPr>
-        <w:t>.</w:t>
+        <w:t>the</w:t>
+      </w:r>
+      <w:proofErr w:type="spellEnd"/>
+      <w:r>
+        <w:t xml:space="preserve"> </w:t>
+      </w:r>
+      <w:proofErr w:type="spellStart"/>
+      <w:r>
+        <w:t>Integrated</w:t>
+      </w:r>
+      <w:proofErr w:type="spellEnd"/>
+      <w:r>
+        <w:t xml:space="preserve"> Project.</w:t>
       </w:r>
     </w:p>
     <w:p>
@@ -1729,11 +2657,6 @@
       </w:pPr>
     </w:p>
     <w:p>
-      <w:pPr>
-        <w:rPr>
-          <w:lang w:val="en-US"/>
-        </w:rPr>
-      </w:pPr>
       <w:r>
         <w:rPr>
           <w:rStyle w:val="TtuloCarter"/>
@@ -1745,8 +2668,58 @@
         <w:rPr>
           <w:lang w:val="en-US"/>
         </w:rPr>
-        <w:t xml:space="preserve"> Computer Science, Storytelling.</w:t>
-      </w:r>
+        <w:t xml:space="preserve"> </w:t>
+      </w:r>
+      <w:r>
+        <w:t xml:space="preserve">badges, </w:t>
+      </w:r>
+      <w:proofErr w:type="spellStart"/>
+      <w:r>
+        <w:t>skills</w:t>
+      </w:r>
+      <w:proofErr w:type="spellEnd"/>
+      <w:r>
+        <w:t xml:space="preserve">, </w:t>
+      </w:r>
+      <w:proofErr w:type="spellStart"/>
+      <w:r>
+        <w:t>gamification</w:t>
+      </w:r>
+      <w:proofErr w:type="spellEnd"/>
+      <w:r>
+        <w:t xml:space="preserve">, </w:t>
+      </w:r>
+      <w:proofErr w:type="spellStart"/>
+      <w:r>
+        <w:t>React</w:t>
+      </w:r>
+      <w:proofErr w:type="spellEnd"/>
+      <w:r>
+        <w:t xml:space="preserve">, Flutter, Node.js, </w:t>
+      </w:r>
+      <w:proofErr w:type="spellStart"/>
+      <w:r>
+        <w:t>PostgreSQL</w:t>
+      </w:r>
+      <w:proofErr w:type="spellEnd"/>
+      <w:r>
+        <w:t xml:space="preserve">, </w:t>
+      </w:r>
+      <w:proofErr w:type="spellStart"/>
+      <w:r>
+        <w:t>Softinsa</w:t>
+      </w:r>
+      <w:proofErr w:type="spellEnd"/>
+      <w:r>
+        <w:t>.</w:t>
+      </w:r>
+    </w:p>
+    <w:p>
+      <w:pPr>
+        <w:rPr>
+          <w:lang w:val="en-US"/>
+        </w:rPr>
+      </w:pPr>
     </w:p>
     <w:p>
       <w:pPr>
@@ -8228,14 +9201,7 @@
           <w:b/>
           <w:bCs/>
         </w:rPr>
-        <w:t>)</w:t>
-      </w:r>
-      <w:r>
-        <w:rPr>
-          <w:b/>
-          <w:bCs/>
-        </w:rPr>
-        <w:t>:</w:t>
+        <w:t>):</w:t>
       </w:r>
       <w:r>
         <w:t xml:space="preserve"> Padrão de autenticação baseado em </w:t>
@@ -8471,10 +9437,7 @@
       </w:r>
       <w:proofErr w:type="spellEnd"/>
       <w:r>
-        <w:t xml:space="preserve">) para Node.js que permite </w:t>
-      </w:r>
-      <w:r>
-        <w:t xml:space="preserve">interagir </w:t>
+        <w:t xml:space="preserve">) para Node.js que permite interagir </w:t>
       </w:r>
       <w:r>
         <w:t>com</w:t>
@@ -8521,14 +9484,7 @@
           <w:b/>
           <w:bCs/>
         </w:rPr>
-        <w:t>)</w:t>
-      </w:r>
-      <w:r>
-        <w:rPr>
-          <w:b/>
-          <w:bCs/>
-        </w:rPr>
-        <w:t>:</w:t>
+        <w:t>):</w:t>
       </w:r>
       <w:r>
         <w:t xml:space="preserve"> Perfil de utilizador responsável pela aprovação final de badges submetidos pelos consultores da sua linha de serviço, após validação prévia do </w:t>
@@ -8777,43 +9733,7 @@
         <w:t xml:space="preserve">Neste contexto, surgiu a necessidade de desenvolver a </w:t>
       </w:r>
       <w:r>
-        <w:rPr>
-          <w:b/>
-          <w:bCs/>
-        </w:rPr>
-        <w:t xml:space="preserve">**Plataforma de Badges da </w:t>
-      </w:r>
-      <w:proofErr w:type="spellStart"/>
-      <w:r>
-        <w:rPr>
-          <w:b/>
-          <w:bCs/>
-        </w:rPr>
-        <w:t>Softinsa</w:t>
-      </w:r>
-      <w:proofErr w:type="spellEnd"/>
-      <w:r>
-        <w:rPr>
-          <w:b/>
-          <w:bCs/>
-        </w:rPr>
-        <w:t xml:space="preserve"> (</w:t>
-      </w:r>
-      <w:proofErr w:type="spellStart"/>
-      <w:r>
-        <w:rPr>
-          <w:b/>
-          <w:bCs/>
-        </w:rPr>
-        <w:t>BadgesPINT</w:t>
-      </w:r>
-      <w:proofErr w:type="spellEnd"/>
-      <w:r>
-        <w:rPr>
-          <w:b/>
-          <w:bCs/>
-        </w:rPr>
-        <w:t>)**</w:t>
+        <w:t>Plataforma de Badges</w:t>
       </w:r>
       <w:r>
         <w:t xml:space="preserve"> — um sistema digital que permite:</w:t>
@@ -8852,40 +9772,7 @@
         </w:numPr>
       </w:pPr>
       <w:r>
-        <w:t>Gerir um fluxo de validação hierárquico (</w:t>
-      </w:r>
-      <w:proofErr w:type="spellStart"/>
-      <w:r>
-        <w:t>Talent</w:t>
-      </w:r>
-      <w:proofErr w:type="spellEnd"/>
-      <w:r>
-        <w:t xml:space="preserve"> Manager </w:t>
-      </w:r>
-      <w:r>
-        <w:rPr>
-          <w:rFonts w:ascii="Times New Roman" w:hAnsi="Times New Roman" w:cs="Times New Roman"/>
-        </w:rPr>
-        <w:t>→</w:t>
-      </w:r>
-      <w:r>
-        <w:t xml:space="preserve"> </w:t>
-      </w:r>
-      <w:proofErr w:type="spellStart"/>
-      <w:r>
-        <w:t>Service</w:t>
-      </w:r>
-      <w:proofErr w:type="spellEnd"/>
-      <w:r>
-        <w:t xml:space="preserve"> </w:t>
-      </w:r>
-      <w:proofErr w:type="spellStart"/>
-      <w:r>
-        <w:t>Line</w:t>
-      </w:r>
-      <w:proofErr w:type="spellEnd"/>
-      <w:r>
-        <w:t xml:space="preserve"> Leader);</w:t>
+        <w:t>Gerir um fluxo de validação hierárquico;</w:t>
       </w:r>
     </w:p>
     <w:p>
@@ -8933,36 +9820,21 @@
       </w:r>
     </w:p>
     <w:p/>
-    <w:p>
+    <w:p/>
+    <w:p>
+      <w:pPr>
+        <w:pStyle w:val="Ttulo2"/>
+      </w:pPr>
+      <w:bookmarkStart w:id="13" w:name="_Toc232937427"/>
       <w:r>
         <w:lastRenderedPageBreak/>
-        <w:t xml:space="preserve">Este projeto foi desenvolvido no âmbito da unidade curricular de </w:t>
-      </w:r>
-      <w:r>
-        <w:rPr>
-          <w:b/>
-          <w:bCs/>
-        </w:rPr>
-        <w:t>**Projeto Integrado de Novas Tecnologias (PINT)**</w:t>
-      </w:r>
-      <w:r>
-        <w:t>, do 2.º ano do curso de Engenharia Informática do Instituto Politécnico de Viseu.</w:t>
-      </w:r>
-    </w:p>
-    <w:p/>
-    <w:p>
-      <w:pPr>
-        <w:pStyle w:val="Ttulo2"/>
-      </w:pPr>
-      <w:bookmarkStart w:id="13" w:name="_Toc232937427"/>
-      <w:r>
         <w:t>Objetivos</w:t>
       </w:r>
       <w:bookmarkEnd w:id="13"/>
     </w:p>
     <w:p>
       <w:r>
-        <w:t>Os principais objetivos definidos para o projeto foram:</w:t>
+        <w:t>Os principais objetivos do projeto foram:</w:t>
       </w:r>
     </w:p>
     <w:p>
@@ -8970,18 +9842,23 @@
         <w:pStyle w:val="PargrafodaLista"/>
         <w:numPr>
           <w:ilvl w:val="0"/>
-          <w:numId w:val="19"/>
+          <w:numId w:val="25"/>
         </w:numPr>
       </w:pPr>
       <w:r>
-        <w:rPr>
-          <w:b/>
-          <w:bCs/>
-        </w:rPr>
-        <w:t>Desenvolver uma plataforma web completa</w:t>
-      </w:r>
-      <w:r>
-        <w:t xml:space="preserve"> com autenticação, autorização baseada em perfis e gestão de utilizadores;</w:t>
+        <w:t xml:space="preserve">Desenvolver uma plataforma web responsiva com </w:t>
+      </w:r>
+      <w:r>
+        <w:t>autenticação</w:t>
+      </w:r>
+      <w:r>
+        <w:t xml:space="preserve"> e </w:t>
+      </w:r>
+      <w:r>
+        <w:t>autorização</w:t>
+      </w:r>
+      <w:r>
+        <w:t xml:space="preserve"> por perfis.</w:t>
       </w:r>
     </w:p>
     <w:p>
@@ -8989,16 +9866,684 @@
         <w:pStyle w:val="PargrafodaLista"/>
         <w:numPr>
           <w:ilvl w:val="0"/>
-          <w:numId w:val="19"/>
+          <w:numId w:val="25"/>
         </w:numPr>
       </w:pPr>
       <w:r>
+        <w:t xml:space="preserve">Implementar uma API REST capaz de suportar os fluxos de </w:t>
+      </w:r>
+      <w:r>
+        <w:t>negócio</w:t>
+      </w:r>
+      <w:r>
+        <w:t xml:space="preserve"> da plataforma.</w:t>
+      </w:r>
+    </w:p>
+    <w:p>
+      <w:pPr>
+        <w:pStyle w:val="PargrafodaLista"/>
+        <w:numPr>
+          <w:ilvl w:val="0"/>
+          <w:numId w:val="25"/>
+        </w:numPr>
+      </w:pPr>
+      <w:r>
+        <w:t xml:space="preserve">Criar uma </w:t>
+      </w:r>
+      <w:r>
+        <w:t>aplicação</w:t>
+      </w:r>
+      <w:r>
+        <w:t xml:space="preserve"> m</w:t>
+      </w:r>
+      <w:r>
+        <w:t>ó</w:t>
+      </w:r>
+      <w:r>
+        <w:t xml:space="preserve">vel para consultores, com acesso a </w:t>
+      </w:r>
+      <w:r>
+        <w:t>catálogo</w:t>
+      </w:r>
+      <w:r>
+        <w:t xml:space="preserve">, perfil, </w:t>
+      </w:r>
+      <w:r>
+        <w:t>notificações</w:t>
+      </w:r>
+      <w:r>
+        <w:t xml:space="preserve">, </w:t>
+      </w:r>
+      <w:r>
+        <w:t>histórico</w:t>
+      </w:r>
+      <w:r>
+        <w:t xml:space="preserve"> e </w:t>
+      </w:r>
+      <w:r>
+        <w:t>submissão</w:t>
+      </w:r>
+      <w:r>
+        <w:t xml:space="preserve"> de evidencias.</w:t>
+      </w:r>
+    </w:p>
+    <w:p>
+      <w:pPr>
+        <w:pStyle w:val="PargrafodaLista"/>
+        <w:numPr>
+          <w:ilvl w:val="0"/>
+          <w:numId w:val="25"/>
+        </w:numPr>
+      </w:pPr>
+      <w:r>
+        <w:t xml:space="preserve">Implementar um fluxo de </w:t>
+      </w:r>
+      <w:r>
+        <w:t>validação</w:t>
+      </w:r>
+      <w:r>
+        <w:t xml:space="preserve"> em dois </w:t>
+      </w:r>
+      <w:r>
+        <w:t>níveis</w:t>
+      </w:r>
+      <w:r>
+        <w:t xml:space="preserve">: </w:t>
+      </w:r>
+      <w:proofErr w:type="spellStart"/>
+      <w:r>
+        <w:t>Talent</w:t>
+      </w:r>
+      <w:proofErr w:type="spellEnd"/>
+      <w:r>
+        <w:t xml:space="preserve"> Manager e </w:t>
+      </w:r>
+      <w:proofErr w:type="spellStart"/>
+      <w:r>
+        <w:t>Service</w:t>
+      </w:r>
+      <w:proofErr w:type="spellEnd"/>
+      <w:r>
+        <w:t xml:space="preserve"> </w:t>
+      </w:r>
+      <w:proofErr w:type="spellStart"/>
+      <w:r>
+        <w:t>Line</w:t>
+      </w:r>
+      <w:proofErr w:type="spellEnd"/>
+      <w:r>
+        <w:t xml:space="preserve"> Leader.</w:t>
+      </w:r>
+    </w:p>
+    <w:p>
+      <w:pPr>
+        <w:pStyle w:val="PargrafodaLista"/>
+        <w:numPr>
+          <w:ilvl w:val="0"/>
+          <w:numId w:val="25"/>
+        </w:numPr>
+      </w:pPr>
+      <w:r>
+        <w:t xml:space="preserve">Permitir a </w:t>
+      </w:r>
+      <w:r>
+        <w:t>administração</w:t>
+      </w:r>
+      <w:r>
+        <w:t xml:space="preserve"> de utilizadores, badges, requisitos, </w:t>
+      </w:r>
+      <w:r>
+        <w:t>áreas</w:t>
+      </w:r>
+      <w:r>
+        <w:t xml:space="preserve">, </w:t>
+      </w:r>
+      <w:proofErr w:type="spellStart"/>
+      <w:r>
+        <w:t>service</w:t>
+      </w:r>
+      <w:proofErr w:type="spellEnd"/>
+      <w:r>
+        <w:t xml:space="preserve"> </w:t>
+      </w:r>
+      <w:proofErr w:type="spellStart"/>
+      <w:r>
+        <w:t>lines</w:t>
+      </w:r>
+      <w:proofErr w:type="spellEnd"/>
+      <w:r>
+        <w:t xml:space="preserve">, </w:t>
+      </w:r>
+      <w:proofErr w:type="spellStart"/>
+      <w:r>
+        <w:t>learning</w:t>
+      </w:r>
+      <w:proofErr w:type="spellEnd"/>
+      <w:r>
+        <w:t xml:space="preserve"> </w:t>
+      </w:r>
+      <w:proofErr w:type="spellStart"/>
+      <w:r>
+        <w:t>paths</w:t>
+      </w:r>
+      <w:proofErr w:type="spellEnd"/>
+      <w:r>
+        <w:t xml:space="preserve"> e </w:t>
+      </w:r>
+      <w:proofErr w:type="spellStart"/>
+      <w:r>
+        <w:t>SLAs</w:t>
+      </w:r>
+      <w:proofErr w:type="spellEnd"/>
+      <w:r>
+        <w:t>.</w:t>
+      </w:r>
+    </w:p>
+    <w:p>
+      <w:pPr>
+        <w:pStyle w:val="PargrafodaLista"/>
+        <w:numPr>
+          <w:ilvl w:val="0"/>
+          <w:numId w:val="25"/>
+        </w:numPr>
+      </w:pPr>
+      <w:r>
+        <w:t xml:space="preserve">Integrar </w:t>
+      </w:r>
+      <w:r>
+        <w:t>notificações</w:t>
+      </w:r>
+      <w:r>
+        <w:t>, emails e certificados digitais.</w:t>
+      </w:r>
+    </w:p>
+    <w:p>
+      <w:pPr>
+        <w:pStyle w:val="PargrafodaLista"/>
+        <w:numPr>
+          <w:ilvl w:val="0"/>
+          <w:numId w:val="25"/>
+        </w:numPr>
+      </w:pPr>
+      <w:r>
+        <w:t xml:space="preserve">Disponibilizar </w:t>
+      </w:r>
+      <w:proofErr w:type="spellStart"/>
+      <w:r>
+        <w:t>dashboards</w:t>
+      </w:r>
+      <w:proofErr w:type="spellEnd"/>
+      <w:r>
+        <w:t xml:space="preserve">, </w:t>
+      </w:r>
+      <w:r>
+        <w:t>relatórios</w:t>
+      </w:r>
+      <w:r>
+        <w:t xml:space="preserve"> e </w:t>
+      </w:r>
+      <w:r>
+        <w:t>exportações</w:t>
+      </w:r>
+      <w:r>
+        <w:t xml:space="preserve"> para acompanhamento operacional.</w:t>
+      </w:r>
+    </w:p>
+    <w:p>
+      <w:pPr>
+        <w:pStyle w:val="PargrafodaLista"/>
+        <w:numPr>
+          <w:ilvl w:val="0"/>
+          <w:numId w:val="25"/>
+        </w:numPr>
+      </w:pPr>
+      <w:r>
+        <w:t xml:space="preserve">Garantir </w:t>
+      </w:r>
+      <w:r>
+        <w:t>princípios</w:t>
+      </w:r>
+      <w:r>
+        <w:t xml:space="preserve"> de </w:t>
+      </w:r>
+      <w:r>
+        <w:t>segurança</w:t>
+      </w:r>
+      <w:r>
+        <w:t>, controlo de acessos e conformidade com o RGPD.</w:t>
+      </w:r>
+    </w:p>
+    <w:p/>
+    <w:p>
+      <w:pPr>
+        <w:pStyle w:val="Ttulo2"/>
+      </w:pPr>
+      <w:bookmarkStart w:id="14" w:name="_Toc232937428"/>
+      <w:r>
+        <w:t>Estrutura do Relatório</w:t>
+      </w:r>
+      <w:bookmarkEnd w:id="14"/>
+    </w:p>
+    <w:p>
+      <w:r>
+        <w:t xml:space="preserve">O </w:t>
+      </w:r>
+      <w:r>
+        <w:t>relatório</w:t>
+      </w:r>
+      <w:r>
+        <w:t xml:space="preserve"> encontra-se organizado em cinco </w:t>
+      </w:r>
+      <w:r>
+        <w:t>capítulos</w:t>
+      </w:r>
+      <w:r>
+        <w:t xml:space="preserve"> principais. O primeiro apresenta o contexto, </w:t>
+      </w:r>
+      <w:r>
+        <w:t>motivação</w:t>
+      </w:r>
+      <w:r>
+        <w:t xml:space="preserve"> e objetivos. O segundo descreve a metodologia e as tecnologias utilizadas. O terceiro detalha as atividades desenvolvidas, incluindo arquitetura, modelo de dados, </w:t>
+      </w:r>
+      <w:proofErr w:type="spellStart"/>
+      <w:r>
+        <w:t>backend</w:t>
+      </w:r>
+      <w:proofErr w:type="spellEnd"/>
+      <w:r>
+        <w:t xml:space="preserve">, </w:t>
+      </w:r>
+      <w:proofErr w:type="spellStart"/>
+      <w:r>
+        <w:t>frontend</w:t>
+      </w:r>
+      <w:proofErr w:type="spellEnd"/>
+      <w:r>
+        <w:t xml:space="preserve"> web, </w:t>
+      </w:r>
+      <w:r>
+        <w:t>aplicação</w:t>
+      </w:r>
+      <w:r>
+        <w:t xml:space="preserve"> movel e </w:t>
+      </w:r>
+      <w:r>
+        <w:t>segurança</w:t>
+      </w:r>
+      <w:r>
+        <w:t xml:space="preserve">. O quarto apresenta os resultados obtidos e as funcionalidades implementadas. Por fim, o quinto </w:t>
+      </w:r>
+      <w:r>
+        <w:t>capítulo</w:t>
+      </w:r>
+      <w:r>
+        <w:t xml:space="preserve"> sintetiza o trabalho realizado, dificuldades encontradas e propostas de trabalho futuro.</w:t>
+      </w:r>
+    </w:p>
+    <w:p>
+      <w:pPr>
+        <w:autoSpaceDE/>
+        <w:autoSpaceDN/>
+        <w:adjustRightInd/>
+        <w:spacing w:after="0" w:line="240" w:lineRule="auto"/>
+        <w:jc w:val="left"/>
+      </w:pPr>
+      <w:r>
+        <w:br w:type="page"/>
+      </w:r>
+    </w:p>
+    <w:p>
+      <w:pPr>
+        <w:pStyle w:val="Ttulo1"/>
+        <w:jc w:val="left"/>
+      </w:pPr>
+      <w:bookmarkStart w:id="15" w:name="_Toc188276115"/>
+      <w:bookmarkStart w:id="16" w:name="_Toc189475986"/>
+      <w:bookmarkStart w:id="17" w:name="_Toc232937429"/>
+      <w:r>
+        <w:lastRenderedPageBreak/>
+        <w:t>Metodologias, Tecnologias e Ferramentas Utilizadas</w:t>
+      </w:r>
+      <w:bookmarkEnd w:id="15"/>
+      <w:bookmarkEnd w:id="16"/>
+      <w:bookmarkEnd w:id="17"/>
+    </w:p>
+    <w:p/>
+    <w:p>
+      <w:pPr>
+        <w:pStyle w:val="Ttulo2"/>
+      </w:pPr>
+      <w:bookmarkStart w:id="18" w:name="_Toc232937430"/>
+      <w:r>
+        <w:t>Metodologia de Desenvolvimento</w:t>
+      </w:r>
+      <w:bookmarkEnd w:id="18"/>
+    </w:p>
+    <w:p>
+      <w:r>
+        <w:t xml:space="preserve">O desenvolvimento seguiu uma abordagem </w:t>
+      </w:r>
+      <w:proofErr w:type="spellStart"/>
+      <w:r>
+        <w:t>agil</w:t>
+      </w:r>
+      <w:proofErr w:type="spellEnd"/>
+      <w:r>
+        <w:t xml:space="preserve"> e iterativa, com </w:t>
+      </w:r>
+      <w:proofErr w:type="spellStart"/>
+      <w:r>
+        <w:t>implementacao</w:t>
+      </w:r>
+      <w:proofErr w:type="spellEnd"/>
+      <w:r>
+        <w:t xml:space="preserve"> incremental de funcionalidades. Esta </w:t>
+      </w:r>
+      <w:proofErr w:type="spellStart"/>
+      <w:r>
+        <w:t>estrategia</w:t>
+      </w:r>
+      <w:proofErr w:type="spellEnd"/>
+      <w:r>
+        <w:t xml:space="preserve"> permitiu construir primeiro os fluxos fundamentais, como </w:t>
+      </w:r>
+      <w:proofErr w:type="spellStart"/>
+      <w:r>
+        <w:t>autenticacao</w:t>
+      </w:r>
+      <w:proofErr w:type="spellEnd"/>
+      <w:r>
+        <w:t xml:space="preserve">, </w:t>
+      </w:r>
+      <w:proofErr w:type="gramStart"/>
+      <w:r>
+        <w:t>catalogo</w:t>
+      </w:r>
+      <w:proofErr w:type="gramEnd"/>
+      <w:r>
+        <w:t xml:space="preserve"> de badges e </w:t>
+      </w:r>
+      <w:proofErr w:type="spellStart"/>
+      <w:r>
+        <w:t>workflow</w:t>
+      </w:r>
+      <w:proofErr w:type="spellEnd"/>
+      <w:r>
+        <w:t xml:space="preserve"> de </w:t>
+      </w:r>
+      <w:proofErr w:type="spellStart"/>
+      <w:r>
+        <w:t>validacao</w:t>
+      </w:r>
+      <w:proofErr w:type="spellEnd"/>
+      <w:r>
+        <w:t xml:space="preserve">, e depois evoluir para funcionalidades complementares, como </w:t>
+      </w:r>
+      <w:proofErr w:type="spellStart"/>
+      <w:r>
+        <w:t>notificacoes</w:t>
+      </w:r>
+      <w:proofErr w:type="spellEnd"/>
+      <w:r>
+        <w:t xml:space="preserve">, </w:t>
+      </w:r>
+      <w:proofErr w:type="spellStart"/>
+      <w:r>
+        <w:t>relatorios</w:t>
+      </w:r>
+      <w:proofErr w:type="spellEnd"/>
+      <w:r>
+        <w:t xml:space="preserve">, certificados, </w:t>
+      </w:r>
+      <w:proofErr w:type="spellStart"/>
+      <w:r>
+        <w:t>gamificacao</w:t>
+      </w:r>
+      <w:proofErr w:type="spellEnd"/>
+      <w:r>
+        <w:t xml:space="preserve"> e </w:t>
+      </w:r>
+      <w:proofErr w:type="spellStart"/>
+      <w:r>
+        <w:t>aplicacao</w:t>
+      </w:r>
+      <w:proofErr w:type="spellEnd"/>
+      <w:r>
+        <w:t xml:space="preserve"> movel.</w:t>
+      </w:r>
+    </w:p>
+    <w:p>
+      <w:r>
+        <w:t xml:space="preserve">Durante o desenvolvimento, foi privilegiada a </w:t>
+      </w:r>
+      <w:proofErr w:type="spellStart"/>
+      <w:r>
+        <w:t>separacao</w:t>
+      </w:r>
+      <w:proofErr w:type="spellEnd"/>
+      <w:r>
+        <w:t xml:space="preserve"> de responsabilidades entre </w:t>
+      </w:r>
+      <w:proofErr w:type="spellStart"/>
+      <w:r>
+        <w:t>backend</w:t>
+      </w:r>
+      <w:proofErr w:type="spellEnd"/>
+      <w:r>
+        <w:t xml:space="preserve">, </w:t>
+      </w:r>
+      <w:proofErr w:type="spellStart"/>
+      <w:r>
+        <w:t>frontend</w:t>
+      </w:r>
+      <w:proofErr w:type="spellEnd"/>
+      <w:r>
+        <w:t xml:space="preserve"> web, mobile e base de dados. A </w:t>
+      </w:r>
+      <w:proofErr w:type="spellStart"/>
+      <w:r>
+        <w:t>comunicacao</w:t>
+      </w:r>
+      <w:proofErr w:type="spellEnd"/>
+      <w:r>
+        <w:t xml:space="preserve"> entre </w:t>
+      </w:r>
+      <w:proofErr w:type="spellStart"/>
+      <w:r>
+        <w:t>aplicacoes</w:t>
+      </w:r>
+      <w:proofErr w:type="spellEnd"/>
+      <w:r>
+        <w:t xml:space="preserve"> e servidor e feita </w:t>
+      </w:r>
+      <w:proofErr w:type="spellStart"/>
+      <w:r>
+        <w:t>atraves</w:t>
+      </w:r>
+      <w:proofErr w:type="spellEnd"/>
+      <w:r>
+        <w:t xml:space="preserve"> de uma API REST, evitando acoplamento direto entre interface e </w:t>
+      </w:r>
+      <w:proofErr w:type="spellStart"/>
+      <w:r>
+        <w:t>persistencia</w:t>
+      </w:r>
+      <w:proofErr w:type="spellEnd"/>
+      <w:r>
+        <w:t xml:space="preserve"> de dados.</w:t>
+      </w:r>
+    </w:p>
+    <w:p>
+      <w:r>
+        <w:t xml:space="preserve">Foram utilizadas praticas de controlo de </w:t>
+      </w:r>
+      <w:proofErr w:type="spellStart"/>
+      <w:r>
+        <w:t>versoes</w:t>
+      </w:r>
+      <w:proofErr w:type="spellEnd"/>
+      <w:r>
+        <w:t xml:space="preserve"> com </w:t>
+      </w:r>
+      <w:proofErr w:type="spellStart"/>
+      <w:r>
+        <w:t>Git</w:t>
+      </w:r>
+      <w:proofErr w:type="spellEnd"/>
+      <w:r>
+        <w:t xml:space="preserve">, scripts de </w:t>
+      </w:r>
+      <w:proofErr w:type="spellStart"/>
+      <w:r>
+        <w:t>seed</w:t>
+      </w:r>
+      <w:proofErr w:type="spellEnd"/>
+      <w:r>
+        <w:t xml:space="preserve"> para </w:t>
+      </w:r>
+      <w:proofErr w:type="spellStart"/>
+      <w:r>
+        <w:t>populacao</w:t>
+      </w:r>
+      <w:proofErr w:type="spellEnd"/>
+      <w:r>
+        <w:t xml:space="preserve"> da base de dados, testes </w:t>
+      </w:r>
+      <w:proofErr w:type="spellStart"/>
+      <w:r>
+        <w:t>unitarios</w:t>
+      </w:r>
+      <w:proofErr w:type="spellEnd"/>
+      <w:r>
+        <w:t xml:space="preserve"> pontuais no </w:t>
+      </w:r>
+      <w:proofErr w:type="spellStart"/>
+      <w:r>
+        <w:t>backend</w:t>
+      </w:r>
+      <w:proofErr w:type="spellEnd"/>
+      <w:r>
+        <w:t xml:space="preserve"> e </w:t>
+      </w:r>
+      <w:proofErr w:type="spellStart"/>
+      <w:r>
+        <w:t>validacao</w:t>
+      </w:r>
+      <w:proofErr w:type="spellEnd"/>
+      <w:r>
+        <w:t xml:space="preserve"> manual dos principais fluxos funcionais.</w:t>
+      </w:r>
+    </w:p>
+    <w:p>
+      <w:pPr>
+        <w:pStyle w:val="Ttulo2"/>
+      </w:pPr>
+      <w:bookmarkStart w:id="19" w:name="_Toc232937431"/>
+      <w:r>
+        <w:t xml:space="preserve">Tecnologias </w:t>
+      </w:r>
+      <w:proofErr w:type="spellStart"/>
+      <w:r>
+        <w:t>Backend</w:t>
+      </w:r>
+      <w:bookmarkEnd w:id="19"/>
+      <w:proofErr w:type="spellEnd"/>
+    </w:p>
+    <w:p>
+      <w:r>
+        <w:t xml:space="preserve">A infraestrutura tecnológica do </w:t>
+      </w:r>
+      <w:proofErr w:type="spellStart"/>
+      <w:r>
         <w:rPr>
-          <w:b/>
-          <w:bCs/>
+          <w:i/>
+          <w:iCs/>
         </w:rPr>
-        <w:t>Implementar o fluxo de validação de badges</w:t>
-      </w:r>
+        <w:t>backend</w:t>
+      </w:r>
+      <w:proofErr w:type="spellEnd"/>
+      <w:r>
+        <w:t xml:space="preserve"> é sustentada pelo Node.js (versão 18+) como ambiente de execução JavaScript no lado do servidor, utilizando o </w:t>
+      </w:r>
+      <w:proofErr w:type="spellStart"/>
+      <w:r>
+        <w:rPr>
+          <w:i/>
+          <w:iCs/>
+        </w:rPr>
+        <w:t>framework</w:t>
+      </w:r>
+      <w:proofErr w:type="spellEnd"/>
+      <w:r>
+        <w:t xml:space="preserve"> Express.js (versão 5.1.0) para a construção e estruturação da API REST. A persistência de dados é assegurada pelo </w:t>
+      </w:r>
+      <w:proofErr w:type="spellStart"/>
+      <w:r>
+        <w:t>PostgreSQL</w:t>
+      </w:r>
+      <w:proofErr w:type="spellEnd"/>
+      <w:r>
+        <w:t xml:space="preserve"> (versão 12+), um sistema de gestão de base </w:t>
+      </w:r>
+      <w:r>
+        <w:lastRenderedPageBreak/>
+        <w:t xml:space="preserve">de dados relacional cuja comunicação e manipulação são intermediadas pelo ORM </w:t>
+      </w:r>
+      <w:proofErr w:type="spellStart"/>
+      <w:r>
+        <w:t>Sequelize</w:t>
+      </w:r>
+      <w:proofErr w:type="spellEnd"/>
+      <w:r>
+        <w:t xml:space="preserve"> (versão 6.37.7).</w:t>
+      </w:r>
+    </w:p>
+    <w:p>
+      <w:r>
+        <w:t xml:space="preserve">A segurança e o controlo de acessos baseiam-se na biblioteca </w:t>
+      </w:r>
+      <w:proofErr w:type="spellStart"/>
+      <w:r>
+        <w:t>jsonwebtoken</w:t>
+      </w:r>
+      <w:proofErr w:type="spellEnd"/>
+      <w:r>
+        <w:t xml:space="preserve"> (versão 9.0.2) para autenticação via JWT, trabalhando em conjunto com o </w:t>
+      </w:r>
+      <w:proofErr w:type="spellStart"/>
+      <w:r>
+        <w:t>bcryptjs</w:t>
+      </w:r>
+      <w:proofErr w:type="spellEnd"/>
+      <w:r>
+        <w:t xml:space="preserve"> (versão 3.0.3) para garantir o </w:t>
+      </w:r>
+      <w:proofErr w:type="spellStart"/>
+      <w:r>
+        <w:rPr>
+          <w:i/>
+          <w:iCs/>
+        </w:rPr>
+        <w:t>hash</w:t>
+      </w:r>
+      <w:proofErr w:type="spellEnd"/>
+      <w:r>
+        <w:t xml:space="preserve"> seguro de palavras-passe. Para a gestão de ficheiros e carregamentos, recorre-se ao </w:t>
+      </w:r>
+      <w:proofErr w:type="spellStart"/>
+      <w:r>
+        <w:t>multer</w:t>
+      </w:r>
+      <w:proofErr w:type="spellEnd"/>
+      <w:r>
+        <w:t xml:space="preserve">, enquanto o armazenamento de imagens na nuvem é delegado ao </w:t>
+      </w:r>
+      <w:proofErr w:type="spellStart"/>
+      <w:r>
+        <w:t>Cloudinary</w:t>
+      </w:r>
+      <w:proofErr w:type="spellEnd"/>
       <w:r>
         <w:rPr>
           <w:b/>
@@ -9007,52 +10552,36 @@
         <w:t xml:space="preserve"> </w:t>
       </w:r>
       <w:r>
-        <w:t>em dois níveis hierárquicos;</w:t>
-      </w:r>
-    </w:p>
-    <w:p>
-      <w:pPr>
-        <w:pStyle w:val="PargrafodaLista"/>
-        <w:numPr>
-          <w:ilvl w:val="0"/>
-          <w:numId w:val="19"/>
-        </w:numPr>
-      </w:pPr>
-      <w:r>
-        <w:rPr>
-          <w:b/>
-          <w:bCs/>
-        </w:rPr>
-        <w:t>Criar uma aplicação móvel</w:t>
-      </w:r>
-      <w:r>
-        <w:t xml:space="preserve"> para iOS e Android com paridade de funcionalidades face à versão web;</w:t>
-      </w:r>
-    </w:p>
-    <w:p>
-      <w:pPr>
-        <w:pStyle w:val="PargrafodaLista"/>
-        <w:numPr>
-          <w:ilvl w:val="0"/>
-          <w:numId w:val="19"/>
-        </w:numPr>
-      </w:pPr>
-      <w:r>
-        <w:rPr>
-          <w:b/>
-          <w:bCs/>
-        </w:rPr>
-        <w:t>Integrar serviços externos</w:t>
-      </w:r>
-      <w:r>
-        <w:t xml:space="preserve"> para notificações </w:t>
-      </w:r>
-      <w:r>
-        <w:rPr>
-          <w:i/>
-          <w:iCs/>
-        </w:rPr>
-        <w:t>*</w:t>
+        <w:t>SDK.</w:t>
+      </w:r>
+    </w:p>
+    <w:p>
+      <w:r>
+        <w:t xml:space="preserve">O sistema conta ainda com capacidades de comunicação e exportação de dados, integrando o </w:t>
+      </w:r>
+      <w:proofErr w:type="spellStart"/>
+      <w:r>
+        <w:t>Nodemailer</w:t>
+      </w:r>
+      <w:proofErr w:type="spellEnd"/>
+      <w:r>
+        <w:t xml:space="preserve"> (versão 8.0.10) para o envio de correio eletrónico, o </w:t>
+      </w:r>
+      <w:proofErr w:type="spellStart"/>
+      <w:r>
+        <w:t>Firebase</w:t>
+      </w:r>
+      <w:proofErr w:type="spellEnd"/>
+      <w:r>
+        <w:t xml:space="preserve"> </w:t>
+      </w:r>
+      <w:proofErr w:type="spellStart"/>
+      <w:r>
+        <w:t>Admin</w:t>
+      </w:r>
+      <w:proofErr w:type="spellEnd"/>
+      <w:r>
+        <w:t xml:space="preserve"> SDK para a gestão de notificações </w:t>
       </w:r>
       <w:proofErr w:type="spellStart"/>
       <w:r>
@@ -9064,190 +10593,616 @@
       </w:r>
       <w:proofErr w:type="spellEnd"/>
       <w:r>
+        <w:t xml:space="preserve"> através do FCM, o </w:t>
+      </w:r>
+      <w:proofErr w:type="spellStart"/>
+      <w:r>
+        <w:t>PDFKit</w:t>
+      </w:r>
+      <w:proofErr w:type="spellEnd"/>
+      <w:r>
+        <w:t xml:space="preserve"> (versão 0.13.0) para a geração dinâmica de documentos PDF e o </w:t>
+      </w:r>
+      <w:proofErr w:type="spellStart"/>
+      <w:r>
+        <w:t>ExcelJS</w:t>
+      </w:r>
+      <w:proofErr w:type="spellEnd"/>
+      <w:r>
+        <w:t xml:space="preserve"> (versão 4.4.0) para a exportação de dados em folhas de cálculo Excel. Por fim, a configuração e segurança do ambiente são geridas de forma centralizada através da biblioteca </w:t>
+      </w:r>
+      <w:proofErr w:type="spellStart"/>
+      <w:r>
+        <w:t>dotenv</w:t>
+      </w:r>
+      <w:proofErr w:type="spellEnd"/>
+      <w:r>
+        <w:t>.</w:t>
+      </w:r>
+    </w:p>
+    <w:p>
+      <w:r>
+        <w:t xml:space="preserve">O padrão arquitetural do </w:t>
+      </w:r>
+      <w:proofErr w:type="spellStart"/>
+      <w:r>
+        <w:t>backend</w:t>
+      </w:r>
+      <w:proofErr w:type="spellEnd"/>
+      <w:r>
+        <w:t xml:space="preserve"> baseia-se no modelo </w:t>
+      </w:r>
+      <w:r>
+        <w:t>MVC (</w:t>
+      </w:r>
+      <w:proofErr w:type="spellStart"/>
+      <w:r>
+        <w:t>Model-View-Controller</w:t>
+      </w:r>
+      <w:proofErr w:type="spellEnd"/>
+      <w:r>
+        <w:t>)</w:t>
+      </w:r>
+      <w:r>
+        <w:t xml:space="preserve"> adaptado para </w:t>
+      </w:r>
+      <w:proofErr w:type="spellStart"/>
+      <w:r>
+        <w:t>APIs</w:t>
+      </w:r>
+      <w:proofErr w:type="spellEnd"/>
+      <w:r>
+        <w:t xml:space="preserve"> REST. Nesta estrutura, os </w:t>
+      </w:r>
+      <w:proofErr w:type="spellStart"/>
+      <w:r>
+        <w:t>Models</w:t>
+      </w:r>
+      <w:proofErr w:type="spellEnd"/>
+      <w:r>
+        <w:t xml:space="preserve"> (desenvolvidos com </w:t>
+      </w:r>
+      <w:proofErr w:type="spellStart"/>
+      <w:r>
+        <w:t>Sequelize</w:t>
+      </w:r>
+      <w:proofErr w:type="spellEnd"/>
+      <w:r>
+        <w:t xml:space="preserve">) são responsáveis por definir a estrutura da base de dados, enquanto os </w:t>
+      </w:r>
+      <w:proofErr w:type="spellStart"/>
+      <w:r>
+        <w:t>Controllers</w:t>
+      </w:r>
+      <w:proofErr w:type="spellEnd"/>
+      <w:r>
+        <w:t xml:space="preserve"> concentram toda a lógica de negócio associada a cada recurso. Por fim, as </w:t>
+      </w:r>
+      <w:proofErr w:type="spellStart"/>
+      <w:r>
+        <w:t>Routes</w:t>
+      </w:r>
+      <w:proofErr w:type="spellEnd"/>
+      <w:r>
+        <w:t xml:space="preserve"> encarregam-se de definir os </w:t>
+      </w:r>
+      <w:proofErr w:type="spellStart"/>
+      <w:r>
+        <w:t>endpoints</w:t>
+      </w:r>
+      <w:proofErr w:type="spellEnd"/>
+      <w:r>
+        <w:t xml:space="preserve"> da API e de aplicar os respetivos </w:t>
+      </w:r>
+      <w:proofErr w:type="spellStart"/>
+      <w:r>
         <w:rPr>
           <w:i/>
           <w:iCs/>
         </w:rPr>
-        <w:t>*</w:t>
-      </w:r>
-      <w:r>
-        <w:t>, armazenamento de imagens e geração por IA;</w:t>
-      </w:r>
-    </w:p>
-    <w:p>
-      <w:pPr>
-        <w:pStyle w:val="PargrafodaLista"/>
-        <w:numPr>
-          <w:ilvl w:val="0"/>
-          <w:numId w:val="19"/>
-        </w:numPr>
-      </w:pPr>
+        <w:t>middlewares</w:t>
+      </w:r>
+      <w:proofErr w:type="spellEnd"/>
+      <w:r>
+        <w:t xml:space="preserve"> de autenticação e autorização.</w:t>
+      </w:r>
+    </w:p>
+    <w:p>
+      <w:pPr>
+        <w:pStyle w:val="Ttulo2"/>
+      </w:pPr>
+      <w:bookmarkStart w:id="20" w:name="_Toc232937432"/>
+      <w:r>
+        <w:t xml:space="preserve">Tecnologias </w:t>
+      </w:r>
+      <w:proofErr w:type="spellStart"/>
+      <w:r>
+        <w:t>Frontend</w:t>
+      </w:r>
+      <w:proofErr w:type="spellEnd"/>
+      <w:r>
+        <w:t xml:space="preserve"> Web</w:t>
+      </w:r>
+      <w:bookmarkEnd w:id="20"/>
+    </w:p>
+    <w:p>
+      <w:r>
+        <w:t xml:space="preserve">A aplicação web foi desenvolvida tendo como base o </w:t>
+      </w:r>
+      <w:proofErr w:type="spellStart"/>
+      <w:r>
+        <w:t>React</w:t>
+      </w:r>
+      <w:proofErr w:type="spellEnd"/>
+      <w:r>
+        <w:t xml:space="preserve"> (versão 18.2.0), uma biblioteca focada na construção de interfaces de utilizador dinâmicas, cujo ecossistema de desenvolvimento e compilação (</w:t>
+      </w:r>
+      <w:proofErr w:type="spellStart"/>
       <w:r>
         <w:rPr>
-          <w:b/>
-          <w:bCs/>
+          <w:i/>
+          <w:iCs/>
         </w:rPr>
-        <w:t xml:space="preserve">Implementar mecanismos de </w:t>
-      </w:r>
-      <w:proofErr w:type="spellStart"/>
+        <w:t>build</w:t>
+      </w:r>
+      <w:proofErr w:type="spellEnd"/>
+      <w:r>
+        <w:t xml:space="preserve">) é suportado pelo </w:t>
+      </w:r>
+      <w:proofErr w:type="spellStart"/>
+      <w:r>
+        <w:t>Vite</w:t>
+      </w:r>
+      <w:proofErr w:type="spellEnd"/>
+      <w:r>
+        <w:t xml:space="preserve"> (versão 5.0.0). A navegação na aplicação é gerida de forma fluida através do </w:t>
+      </w:r>
+      <w:proofErr w:type="spellStart"/>
+      <w:r>
+        <w:t>React</w:t>
+      </w:r>
+      <w:proofErr w:type="spellEnd"/>
+      <w:r>
+        <w:t xml:space="preserve"> Router DOM (versão 6.20.0), garantindo a arquitetura de uma </w:t>
+      </w:r>
       <w:r>
         <w:rPr>
-          <w:b/>
-          <w:bCs/>
+          <w:i/>
+          <w:iCs/>
         </w:rPr>
-        <w:t>gamificação</w:t>
-      </w:r>
-      <w:proofErr w:type="spellEnd"/>
-      <w:r>
-        <w:t xml:space="preserve"> para incentivar a participação e progressão dos consultores;</w:t>
-      </w:r>
-    </w:p>
-    <w:p>
-      <w:pPr>
-        <w:pStyle w:val="PargrafodaLista"/>
-        <w:numPr>
-          <w:ilvl w:val="0"/>
-          <w:numId w:val="19"/>
-        </w:numPr>
-      </w:pPr>
+        <w:t xml:space="preserve">Single </w:t>
+      </w:r>
+      <w:proofErr w:type="spellStart"/>
       <w:r>
         <w:rPr>
-          <w:b/>
-          <w:bCs/>
+          <w:i/>
+          <w:iCs/>
         </w:rPr>
-        <w:t xml:space="preserve">Garantir a segurança e </w:t>
-      </w:r>
-      <w:proofErr w:type="spellStart"/>
+        <w:t>Page</w:t>
+      </w:r>
+      <w:proofErr w:type="spellEnd"/>
       <w:r>
         <w:rPr>
-          <w:b/>
-          <w:bCs/>
-        </w:rPr>
-        <w:t>auditabilidade</w:t>
-      </w:r>
-      <w:proofErr w:type="spellEnd"/>
-      <w:r>
-        <w:t xml:space="preserve"> de todas as operações realizadas na plataforma;</w:t>
-      </w:r>
-    </w:p>
-    <w:p>
-      <w:pPr>
-        <w:pStyle w:val="PargrafodaLista"/>
-        <w:numPr>
-          <w:ilvl w:val="0"/>
-          <w:numId w:val="19"/>
-        </w:numPr>
-      </w:pPr>
-      <w:r>
-        <w:rPr>
-          <w:b/>
-          <w:bCs/>
-        </w:rPr>
-        <w:t>Cumprir os requisitos de conformidade</w:t>
-      </w:r>
-      <w:r>
-        <w:rPr>
-          <w:b/>
-          <w:bCs/>
+          <w:i/>
+          <w:iCs/>
         </w:rPr>
         <w:t xml:space="preserve"> </w:t>
       </w:r>
-      <w:r>
-        <w:t>com o RGPD.</w:t>
-      </w:r>
-    </w:p>
-    <w:p/>
-    <w:p/>
+      <w:proofErr w:type="spellStart"/>
+      <w:r>
+        <w:rPr>
+          <w:i/>
+          <w:iCs/>
+        </w:rPr>
+        <w:t>Application</w:t>
+      </w:r>
+      <w:proofErr w:type="spellEnd"/>
+      <w:r>
+        <w:t xml:space="preserve"> (SPA). Para a comunicação com o ecossistema do </w:t>
+      </w:r>
+      <w:proofErr w:type="spellStart"/>
+      <w:r>
+        <w:rPr>
+          <w:i/>
+          <w:iCs/>
+        </w:rPr>
+        <w:t>backend</w:t>
+      </w:r>
+      <w:proofErr w:type="spellEnd"/>
+      <w:r>
+        <w:t xml:space="preserve">, a aplicação recorre ao </w:t>
+      </w:r>
+      <w:proofErr w:type="spellStart"/>
+      <w:r>
+        <w:t>Axios</w:t>
+      </w:r>
+      <w:proofErr w:type="spellEnd"/>
+      <w:r>
+        <w:t xml:space="preserve"> </w:t>
+      </w:r>
+      <w:r>
+        <w:lastRenderedPageBreak/>
+        <w:t>(versão 1.13.2), utilizado como cliente HTTP e configurado com um intercetor JWT para a gestão segura de autenticação nas rotas.</w:t>
+      </w:r>
+    </w:p>
+    <w:p>
+      <w:r>
+        <w:t xml:space="preserve">A nível estético e de estilização, foi implementado o </w:t>
+      </w:r>
+      <w:proofErr w:type="spellStart"/>
+      <w:r>
+        <w:t>Tailwind</w:t>
+      </w:r>
+      <w:proofErr w:type="spellEnd"/>
+      <w:r>
+        <w:t xml:space="preserve"> CSS (versão 3.3.5), um </w:t>
+      </w:r>
+      <w:proofErr w:type="spellStart"/>
+      <w:r>
+        <w:t>framework</w:t>
+      </w:r>
+      <w:proofErr w:type="spellEnd"/>
+      <w:r>
+        <w:t xml:space="preserve"> de estilos utilitários que acelera o desenho da interface, complementado pela biblioteca </w:t>
+      </w:r>
+      <w:proofErr w:type="spellStart"/>
+      <w:r>
+        <w:t>Bootstrap</w:t>
+      </w:r>
+      <w:proofErr w:type="spellEnd"/>
+      <w:r>
+        <w:t xml:space="preserve"> </w:t>
+      </w:r>
+      <w:proofErr w:type="spellStart"/>
+      <w:r>
+        <w:t>Icons</w:t>
+      </w:r>
+      <w:proofErr w:type="spellEnd"/>
+      <w:r>
+        <w:t xml:space="preserve"> (versão 1.13.1) para a incorporação de elementos visuais e ícones. A componente de análise de dados e painéis visuais é assegurada pelo Chart.js (versão 4.5.1), integrado de forma nativa no ecossistema através da biblioteca react-chartjs-2. Finalmente, a qualidade, padronização e consistência do código fonte ao longo do desenvolvimento são garantidas através da ferramenta de análise estática </w:t>
+      </w:r>
+      <w:proofErr w:type="spellStart"/>
+      <w:r>
+        <w:t>ESLint</w:t>
+      </w:r>
+      <w:proofErr w:type="spellEnd"/>
+      <w:r>
+        <w:t>.</w:t>
+      </w:r>
+    </w:p>
+    <w:p>
+      <w:r>
+        <w:t xml:space="preserve">A aplicação web é uma </w:t>
+      </w:r>
+      <w:r>
+        <w:t xml:space="preserve">Single </w:t>
+      </w:r>
+      <w:proofErr w:type="spellStart"/>
+      <w:r>
+        <w:t>Page</w:t>
+      </w:r>
+      <w:proofErr w:type="spellEnd"/>
+      <w:r>
+        <w:t xml:space="preserve"> </w:t>
+      </w:r>
+      <w:proofErr w:type="spellStart"/>
+      <w:r>
+        <w:t>Application</w:t>
+      </w:r>
+      <w:proofErr w:type="spellEnd"/>
+      <w:r>
+        <w:t xml:space="preserve">, onde toda a navegação é gerida pelo </w:t>
+      </w:r>
+      <w:proofErr w:type="spellStart"/>
+      <w:r>
+        <w:t>React</w:t>
+      </w:r>
+      <w:proofErr w:type="spellEnd"/>
+      <w:r>
+        <w:t xml:space="preserve"> Router DOM sem recarregamento de página. A comunicação com o </w:t>
+      </w:r>
+      <w:proofErr w:type="spellStart"/>
+      <w:r>
+        <w:t>backend</w:t>
+      </w:r>
+      <w:proofErr w:type="spellEnd"/>
+      <w:r>
+        <w:t xml:space="preserve"> é feita exclusivamente via </w:t>
+      </w:r>
+      <w:proofErr w:type="spellStart"/>
+      <w:r>
+        <w:t>Axios</w:t>
+      </w:r>
+      <w:proofErr w:type="spellEnd"/>
+      <w:r>
+        <w:t xml:space="preserve">, com um </w:t>
+      </w:r>
+      <w:r>
+        <w:t>intercetor</w:t>
+      </w:r>
+      <w:r>
+        <w:t xml:space="preserve"> que injeta automaticamente o </w:t>
+      </w:r>
+      <w:proofErr w:type="spellStart"/>
+      <w:r>
+        <w:t>token</w:t>
+      </w:r>
+      <w:proofErr w:type="spellEnd"/>
+      <w:r>
+        <w:t xml:space="preserve"> JWT em todos os pedidos autenticados.</w:t>
+      </w:r>
+    </w:p>
     <w:p>
       <w:pPr>
         <w:pStyle w:val="Ttulo2"/>
       </w:pPr>
-      <w:bookmarkStart w:id="14" w:name="_Toc232937428"/>
-      <w:r>
-        <w:t>Estrutura do Relatório</w:t>
-      </w:r>
-      <w:bookmarkEnd w:id="14"/>
-    </w:p>
-    <w:p>
-      <w:r>
-        <w:t>O presente relatório encontra-se estruturado da seguinte forma:</w:t>
-      </w:r>
-    </w:p>
-    <w:p>
-      <w:pPr>
-        <w:pStyle w:val="PargrafodaLista"/>
-        <w:numPr>
-          <w:ilvl w:val="0"/>
-          <w:numId w:val="20"/>
-        </w:numPr>
-      </w:pPr>
-      <w:r>
-        <w:rPr>
-          <w:b/>
-          <w:bCs/>
-        </w:rPr>
-        <w:t>**Secção 2**</w:t>
-      </w:r>
-      <w:r>
-        <w:t xml:space="preserve"> apresenta as metodologias de desenvolvimento adotadas e as tecnologias utilizadas;</w:t>
-      </w:r>
-    </w:p>
-    <w:p>
-      <w:pPr>
-        <w:pStyle w:val="PargrafodaLista"/>
-        <w:numPr>
-          <w:ilvl w:val="0"/>
-          <w:numId w:val="20"/>
-        </w:numPr>
-      </w:pPr>
-      <w:r>
-        <w:rPr>
-          <w:b/>
-          <w:bCs/>
-        </w:rPr>
+      <w:bookmarkStart w:id="21" w:name="_Toc232937433"/>
+      <w:r>
+        <w:t>Tecnologias Mobile</w:t>
+      </w:r>
+      <w:bookmarkEnd w:id="21"/>
+    </w:p>
+    <w:p>
+      <w:r>
+        <w:t xml:space="preserve">A aplicação móvel foi desenvolvida utilizando o Flutter (versão 3.x) como </w:t>
+      </w:r>
+      <w:proofErr w:type="spellStart"/>
+      <w:r>
+        <w:t>framework</w:t>
+      </w:r>
+      <w:proofErr w:type="spellEnd"/>
+      <w:r>
+        <w:t xml:space="preserve"> multiplataforma, o que permite a partilha de código entre os sistemas iOS e Android, tendo como base a linguagem de programação </w:t>
+      </w:r>
+      <w:proofErr w:type="spellStart"/>
+      <w:r>
+        <w:t>Dart</w:t>
+      </w:r>
+      <w:proofErr w:type="spellEnd"/>
+      <w:r>
+        <w:t xml:space="preserve"> (versão 3.x). Para o estabelecimento de comunicação com a API REST do </w:t>
+      </w:r>
+      <w:proofErr w:type="spellStart"/>
+      <w:r>
+        <w:t>backend</w:t>
+      </w:r>
+      <w:proofErr w:type="spellEnd"/>
+      <w:r>
+        <w:t xml:space="preserve">, a aplicação recorre ao HTTP Package, responsável pelas requisições de dados. Por fim, a receção e gestão de notificações </w:t>
+      </w:r>
+      <w:proofErr w:type="spellStart"/>
+      <w:r>
+        <w:t>push</w:t>
+      </w:r>
+      <w:proofErr w:type="spellEnd"/>
+      <w:r>
+        <w:t xml:space="preserve"> em tempo real são asseguradas através da integração com o </w:t>
+      </w:r>
+      <w:proofErr w:type="spellStart"/>
+      <w:r>
+        <w:t>Firebase</w:t>
+      </w:r>
+      <w:proofErr w:type="spellEnd"/>
+      <w:r>
+        <w:t xml:space="preserve"> SDK, tirando partido do serviço </w:t>
+      </w:r>
+      <w:proofErr w:type="spellStart"/>
+      <w:r>
+        <w:t>Firebase</w:t>
+      </w:r>
+      <w:proofErr w:type="spellEnd"/>
+      <w:r>
+        <w:t xml:space="preserve"> </w:t>
+      </w:r>
+      <w:proofErr w:type="spellStart"/>
+      <w:r>
+        <w:t>Cloud</w:t>
+      </w:r>
+      <w:proofErr w:type="spellEnd"/>
+      <w:r>
+        <w:t xml:space="preserve"> </w:t>
+      </w:r>
+      <w:proofErr w:type="spellStart"/>
+      <w:r>
+        <w:t>Messaging</w:t>
+      </w:r>
+      <w:proofErr w:type="spellEnd"/>
+      <w:r>
+        <w:t xml:space="preserve"> (FCM).</w:t>
+      </w:r>
+    </w:p>
+    <w:p>
+      <w:r>
+        <w:t xml:space="preserve">A aplicação móvel segue a </w:t>
+      </w:r>
+      <w:r>
+        <w:t>arquitetura MVC</w:t>
+      </w:r>
+      <w:r>
+        <w:t xml:space="preserve"> com separação em </w:t>
+      </w:r>
+      <w:proofErr w:type="spellStart"/>
+      <w:r>
+        <w:t>Controllers</w:t>
+      </w:r>
+      <w:proofErr w:type="spellEnd"/>
+      <w:r>
+        <w:t xml:space="preserve">, </w:t>
+      </w:r>
+      <w:proofErr w:type="spellStart"/>
+      <w:r>
+        <w:t>Models</w:t>
+      </w:r>
+      <w:proofErr w:type="spellEnd"/>
+      <w:r>
+        <w:t xml:space="preserve"> e </w:t>
+      </w:r>
+      <w:proofErr w:type="spellStart"/>
+      <w:r>
+        <w:t>Repositories</w:t>
+      </w:r>
+      <w:proofErr w:type="spellEnd"/>
+      <w:r>
+        <w:t>, o que facilita a testabilidade e a manutenção do código. Oferece paridade de funcionalidades com a versão web para todos os perfis de utilizador.</w:t>
+      </w:r>
+    </w:p>
+    <w:p>
+      <w:pPr>
+        <w:pStyle w:val="Ttulo2"/>
+      </w:pPr>
+      <w:bookmarkStart w:id="22" w:name="_Toc232937434"/>
+      <w:r>
+        <w:t>Serviços Externos</w:t>
+      </w:r>
+      <w:bookmarkEnd w:id="22"/>
+    </w:p>
+    <w:p>
+      <w:r>
         <w:lastRenderedPageBreak/>
-        <w:t>**Secção 3**</w:t>
-      </w:r>
-      <w:r>
-        <w:t xml:space="preserve"> descreve em detalhe o desenvolvimento do sistema, incluindo a arquitetura, o modelo de dados, a API, as interfaces e as funcionalidades implementadas;</w:t>
-      </w:r>
-    </w:p>
-    <w:p>
-      <w:pPr>
-        <w:pStyle w:val="PargrafodaLista"/>
-        <w:numPr>
-          <w:ilvl w:val="0"/>
-          <w:numId w:val="20"/>
-        </w:numPr>
-      </w:pPr>
-      <w:r>
-        <w:rPr>
-          <w:b/>
-          <w:bCs/>
-        </w:rPr>
-        <w:t>**Secção 4**</w:t>
-      </w:r>
-      <w:r>
-        <w:t xml:space="preserve"> apresenta os resultados obtidos, as métricas do projeto e uma demonstração das interfaces;</w:t>
-      </w:r>
-    </w:p>
-    <w:p>
-      <w:pPr>
-        <w:pStyle w:val="PargrafodaLista"/>
-        <w:numPr>
-          <w:ilvl w:val="0"/>
-          <w:numId w:val="20"/>
-        </w:numPr>
-      </w:pPr>
-      <w:r>
-        <w:rPr>
-          <w:b/>
-          <w:bCs/>
-        </w:rPr>
-        <w:t>**Secção 5**</w:t>
-      </w:r>
-      <w:r>
-        <w:t xml:space="preserve"> conclui o relatório, sintetizando o trabalho realizado, as dificuldades encontradas e perspetivas de trabalho futuro.</w:t>
+        <w:t xml:space="preserve">A plataforma integra diversos serviços externos para expandir as suas funcionalidades e enriquecer a experiência do utilizador. O envio de notificações </w:t>
+      </w:r>
+      <w:proofErr w:type="spellStart"/>
+      <w:r>
+        <w:t>push</w:t>
+      </w:r>
+      <w:proofErr w:type="spellEnd"/>
+      <w:r>
+        <w:t xml:space="preserve"> direcionadas para os dispositivos móveis é gerido através do </w:t>
+      </w:r>
+      <w:proofErr w:type="spellStart"/>
+      <w:r>
+        <w:t>Firebase</w:t>
+      </w:r>
+      <w:proofErr w:type="spellEnd"/>
+      <w:r>
+        <w:t xml:space="preserve"> </w:t>
+      </w:r>
+      <w:proofErr w:type="spellStart"/>
+      <w:r>
+        <w:t>Cloud</w:t>
+      </w:r>
+      <w:proofErr w:type="spellEnd"/>
+      <w:r>
+        <w:t xml:space="preserve"> </w:t>
+      </w:r>
+      <w:proofErr w:type="spellStart"/>
+      <w:r>
+        <w:t>Messaging</w:t>
+      </w:r>
+      <w:proofErr w:type="spellEnd"/>
+      <w:r>
+        <w:t xml:space="preserve">. No que toca à gestão de ficheiros multimédia, a plataforma recorre ao </w:t>
+      </w:r>
+      <w:proofErr w:type="spellStart"/>
+      <w:r>
+        <w:t>Cloudinary</w:t>
+      </w:r>
+      <w:proofErr w:type="spellEnd"/>
+      <w:r>
+        <w:t xml:space="preserve">, que assegura o armazenamento e a otimização de imagens, tais como badges e avatares dos utilizadores. Adicionalmente, foi integrada a API do </w:t>
+      </w:r>
+      <w:proofErr w:type="spellStart"/>
+      <w:r>
+        <w:t>Hugging</w:t>
+      </w:r>
+      <w:proofErr w:type="spellEnd"/>
+      <w:r>
+        <w:t xml:space="preserve"> Face (utilizando o modelo </w:t>
+      </w:r>
+      <w:proofErr w:type="spellStart"/>
+      <w:r>
+        <w:t>Stable</w:t>
+      </w:r>
+      <w:proofErr w:type="spellEnd"/>
+      <w:r>
+        <w:t xml:space="preserve"> </w:t>
+      </w:r>
+      <w:proofErr w:type="spellStart"/>
+      <w:r>
+        <w:t>Diffusion</w:t>
+      </w:r>
+      <w:proofErr w:type="spellEnd"/>
+      <w:r>
+        <w:t xml:space="preserve"> XL) para permitir a geração automática e inteligente de imagens para os novos badges através de inteligência artificial. Finalmente, a comunicação direta com o utilizador é complementada por um servidor de email SMTP, responsável pelo envio seguro de notificações gerais e de mensagens para a recuperação de palavras-passe.</w:t>
+      </w:r>
+    </w:p>
+    <w:p>
+      <w:pPr>
+        <w:pStyle w:val="Ttulo2"/>
+      </w:pPr>
+      <w:bookmarkStart w:id="23" w:name="_Toc232937435"/>
+      <w:r>
+        <w:t>Controlo de Versões</w:t>
+      </w:r>
+      <w:bookmarkEnd w:id="23"/>
+    </w:p>
+    <w:p>
+      <w:r>
+        <w:t xml:space="preserve">O projeto utilizou o </w:t>
+      </w:r>
+      <w:proofErr w:type="spellStart"/>
+      <w:r>
+        <w:t>Git</w:t>
+      </w:r>
+      <w:proofErr w:type="spellEnd"/>
+      <w:r>
+        <w:t xml:space="preserve"> como sistema de controlo de versões, mantendo o repositório alojado localmente. A evolução incremental do sistema encontra-se rigorosamente documentada num historial que ultrapassa os 30 </w:t>
+      </w:r>
+      <w:proofErr w:type="spellStart"/>
+      <w:r>
+        <w:t>commits</w:t>
+      </w:r>
+      <w:proofErr w:type="spellEnd"/>
+      <w:r>
+        <w:t xml:space="preserve">, cujas mensagens descritivas seguiram a convenção </w:t>
+      </w:r>
+      <w:proofErr w:type="spellStart"/>
+      <w:r>
+        <w:t>Conventional</w:t>
+      </w:r>
+      <w:proofErr w:type="spellEnd"/>
+      <w:r>
+        <w:t xml:space="preserve"> </w:t>
+      </w:r>
+      <w:proofErr w:type="spellStart"/>
+      <w:r>
+        <w:t>Commits</w:t>
+      </w:r>
+      <w:proofErr w:type="spellEnd"/>
+      <w:r>
+        <w:t xml:space="preserve"> (recorrendo a prefixos padronizados como </w:t>
+      </w:r>
+      <w:proofErr w:type="spellStart"/>
+      <w:r>
+        <w:t>feat</w:t>
+      </w:r>
+      <w:proofErr w:type="spellEnd"/>
+      <w:r>
+        <w:t xml:space="preserve">, </w:t>
+      </w:r>
+      <w:proofErr w:type="spellStart"/>
+      <w:r>
+        <w:t>fix</w:t>
+      </w:r>
+      <w:proofErr w:type="spellEnd"/>
+      <w:r>
+        <w:t xml:space="preserve">, </w:t>
+      </w:r>
+      <w:proofErr w:type="spellStart"/>
+      <w:r>
+        <w:t>docs</w:t>
+      </w:r>
+      <w:proofErr w:type="spellEnd"/>
+      <w:r>
+        <w:t xml:space="preserve"> e </w:t>
+      </w:r>
+      <w:proofErr w:type="spellStart"/>
+      <w:r>
+        <w:t>refactor</w:t>
+      </w:r>
+      <w:proofErr w:type="spellEnd"/>
+      <w:r>
+        <w:t>). Esta abordagem garantiu uma total rastreabilidade do código e uma organização clara das várias etapas de desenvolvimento.</w:t>
       </w:r>
     </w:p>
     <w:p>
@@ -9265,887 +11220,6 @@
     <w:p>
       <w:pPr>
         <w:pStyle w:val="Ttulo1"/>
-        <w:jc w:val="left"/>
-      </w:pPr>
-      <w:bookmarkStart w:id="15" w:name="_Toc188276115"/>
-      <w:bookmarkStart w:id="16" w:name="_Toc189475986"/>
-      <w:bookmarkStart w:id="17" w:name="_Toc232937429"/>
-      <w:r>
-        <w:lastRenderedPageBreak/>
-        <w:t>Metodologias, Tecnologias e Ferramentas Utilizadas</w:t>
-      </w:r>
-      <w:bookmarkEnd w:id="15"/>
-      <w:bookmarkEnd w:id="16"/>
-      <w:bookmarkEnd w:id="17"/>
-    </w:p>
-    <w:p/>
-    <w:p>
-      <w:pPr>
-        <w:pStyle w:val="Ttulo2"/>
-      </w:pPr>
-      <w:bookmarkStart w:id="18" w:name="_Toc232937430"/>
-      <w:r>
-        <w:t>Metodologia de Desenvolvimento</w:t>
-      </w:r>
-      <w:bookmarkEnd w:id="18"/>
-    </w:p>
-    <w:p>
-      <w:r>
-        <w:t xml:space="preserve">O desenvolvimento do projeto seguiu uma abordagem </w:t>
-      </w:r>
-      <w:r>
-        <w:rPr>
-          <w:b/>
-          <w:bCs/>
-        </w:rPr>
-        <w:t>**ágil e iterativa**</w:t>
-      </w:r>
-      <w:r>
-        <w:t>, com entregas incrementais de funcionalidades organizadas em ciclos curtos. Esta metodologia permitiu adaptar o desenvolvimento às necessidades que foram surgindo ao longo do projeto, mantendo sempre o foco nos requisitos prioritários.</w:t>
-      </w:r>
-    </w:p>
-    <w:p>
-      <w:r>
-        <w:t xml:space="preserve">As principais práticas adotadas incluíram o controlo de versões com </w:t>
-      </w:r>
-      <w:proofErr w:type="spellStart"/>
-      <w:r>
-        <w:t>Git</w:t>
-      </w:r>
-      <w:proofErr w:type="spellEnd"/>
-      <w:r>
-        <w:t xml:space="preserve">, através do qual todas as alterações ao código foram registadas em </w:t>
-      </w:r>
-      <w:proofErr w:type="spellStart"/>
-      <w:r>
-        <w:rPr>
-          <w:i/>
-          <w:iCs/>
-        </w:rPr>
-        <w:t>commits</w:t>
-      </w:r>
-      <w:proofErr w:type="spellEnd"/>
-      <w:r>
-        <w:t xml:space="preserve"> com mensagens descritivas, permitindo rastrear detalhadamente a evolução do projeto. Adicionalmente, apostou-se num desenvolvimento modular, onde cada funcionalidade foi concebida como um módulo independente (dividido em controlador, modelo, rota e componente) para facilitar a manutenção e a futura extensão do sistema. Esta abordagem assegurou uma clara separação de responsabilidades, estabelecendo uma distinção evidente entre o </w:t>
-      </w:r>
-      <w:proofErr w:type="spellStart"/>
-      <w:r>
-        <w:t>frontend</w:t>
-      </w:r>
-      <w:proofErr w:type="spellEnd"/>
-      <w:r>
-        <w:t xml:space="preserve">, o </w:t>
-      </w:r>
-      <w:proofErr w:type="spellStart"/>
-      <w:r>
-        <w:t>backend</w:t>
-      </w:r>
-      <w:proofErr w:type="spellEnd"/>
-      <w:r>
-        <w:t xml:space="preserve"> e a base de dados, cuja comunicação se realizou exclusivamente através de uma API REST. O processo de garantia de qualidade assentou em testes manuais incrementais, validando-se minuciosamente cada funcionalidade antes de se avançar para a seguinte. Por fim, promoveu-se uma documentação contínua, complementada pela criação de </w:t>
-      </w:r>
-      <w:r>
-        <w:rPr>
-          <w:i/>
-          <w:iCs/>
-        </w:rPr>
-        <w:t>scripts</w:t>
-      </w:r>
-      <w:r>
-        <w:t xml:space="preserve"> de </w:t>
-      </w:r>
-      <w:proofErr w:type="spellStart"/>
-      <w:r>
-        <w:rPr>
-          <w:i/>
-          <w:iCs/>
-        </w:rPr>
-        <w:t>seed</w:t>
-      </w:r>
-      <w:proofErr w:type="spellEnd"/>
-      <w:r>
-        <w:t xml:space="preserve"> destinados a popular a base de dados em ambiente de desenvolvimento, o que facilitou significativamente a realização dos testes.</w:t>
-      </w:r>
-    </w:p>
-    <w:p>
-      <w:pPr>
-        <w:pStyle w:val="Ttulo2"/>
-      </w:pPr>
-      <w:bookmarkStart w:id="19" w:name="_Toc232937431"/>
-      <w:r>
-        <w:lastRenderedPageBreak/>
-        <w:t xml:space="preserve">Tecnologias </w:t>
-      </w:r>
-      <w:proofErr w:type="spellStart"/>
-      <w:r>
-        <w:t>Backend</w:t>
-      </w:r>
-      <w:bookmarkEnd w:id="19"/>
-      <w:proofErr w:type="spellEnd"/>
-    </w:p>
-    <w:p>
-      <w:r>
-        <w:t xml:space="preserve">A infraestrutura tecnológica do </w:t>
-      </w:r>
-      <w:proofErr w:type="spellStart"/>
-      <w:r>
-        <w:rPr>
-          <w:i/>
-          <w:iCs/>
-        </w:rPr>
-        <w:t>backend</w:t>
-      </w:r>
-      <w:proofErr w:type="spellEnd"/>
-      <w:r>
-        <w:t xml:space="preserve"> é sustentada pelo Node.js (versão 18+) como ambiente de execução JavaScript no lado do servidor, utilizando o </w:t>
-      </w:r>
-      <w:proofErr w:type="spellStart"/>
-      <w:r>
-        <w:rPr>
-          <w:i/>
-          <w:iCs/>
-        </w:rPr>
-        <w:t>framework</w:t>
-      </w:r>
-      <w:proofErr w:type="spellEnd"/>
-      <w:r>
-        <w:t xml:space="preserve"> Express.js (versão 5.1.0) para a construção e estruturação da API REST. A persistência de dados é assegurada pelo </w:t>
-      </w:r>
-      <w:proofErr w:type="spellStart"/>
-      <w:r>
-        <w:t>PostgreSQL</w:t>
-      </w:r>
-      <w:proofErr w:type="spellEnd"/>
-      <w:r>
-        <w:t xml:space="preserve"> (versão 12+), um sistema de gestão de base de dados relacional cuja comunicação e manipulação são intermediadas pelo ORM </w:t>
-      </w:r>
-      <w:proofErr w:type="spellStart"/>
-      <w:r>
-        <w:t>Sequelize</w:t>
-      </w:r>
-      <w:proofErr w:type="spellEnd"/>
-      <w:r>
-        <w:t xml:space="preserve"> (versão 6.37.7).</w:t>
-      </w:r>
-    </w:p>
-    <w:p>
-      <w:r>
-        <w:t xml:space="preserve">A segurança e o controlo de acessos baseiam-se na biblioteca </w:t>
-      </w:r>
-      <w:proofErr w:type="spellStart"/>
-      <w:r>
-        <w:t>jsonwebtoken</w:t>
-      </w:r>
-      <w:proofErr w:type="spellEnd"/>
-      <w:r>
-        <w:t xml:space="preserve"> (versão 9.0.2) para autenticação via JWT, trabalhando em conjunto com o </w:t>
-      </w:r>
-      <w:proofErr w:type="spellStart"/>
-      <w:r>
-        <w:t>bcryptjs</w:t>
-      </w:r>
-      <w:proofErr w:type="spellEnd"/>
-      <w:r>
-        <w:t xml:space="preserve"> (versão 3.0.3) para garantir o </w:t>
-      </w:r>
-      <w:proofErr w:type="spellStart"/>
-      <w:r>
-        <w:rPr>
-          <w:i/>
-          <w:iCs/>
-        </w:rPr>
-        <w:t>hash</w:t>
-      </w:r>
-      <w:proofErr w:type="spellEnd"/>
-      <w:r>
-        <w:t xml:space="preserve"> seguro de palavras-passe. Para a gestão de ficheiros e carregamentos, recorre-se ao </w:t>
-      </w:r>
-      <w:proofErr w:type="spellStart"/>
-      <w:r>
-        <w:t>multer</w:t>
-      </w:r>
-      <w:proofErr w:type="spellEnd"/>
-      <w:r>
-        <w:t xml:space="preserve">, enquanto o armazenamento de imagens na nuvem é delegado ao </w:t>
-      </w:r>
-      <w:proofErr w:type="spellStart"/>
-      <w:r>
-        <w:t>Cloudinary</w:t>
-      </w:r>
-      <w:proofErr w:type="spellEnd"/>
-      <w:r>
-        <w:rPr>
-          <w:b/>
-          <w:bCs/>
-        </w:rPr>
-        <w:t xml:space="preserve"> </w:t>
-      </w:r>
-      <w:r>
-        <w:t>SDK.</w:t>
-      </w:r>
-    </w:p>
-    <w:p>
-      <w:r>
-        <w:t xml:space="preserve">O sistema conta ainda com capacidades de comunicação e exportação de dados, integrando o </w:t>
-      </w:r>
-      <w:proofErr w:type="spellStart"/>
-      <w:r>
-        <w:t>Nodemailer</w:t>
-      </w:r>
-      <w:proofErr w:type="spellEnd"/>
-      <w:r>
-        <w:t xml:space="preserve"> (versão 8.0.10) para o envio de correio eletrónico, o </w:t>
-      </w:r>
-      <w:proofErr w:type="spellStart"/>
-      <w:r>
-        <w:t>Firebase</w:t>
-      </w:r>
-      <w:proofErr w:type="spellEnd"/>
-      <w:r>
-        <w:t xml:space="preserve"> </w:t>
-      </w:r>
-      <w:proofErr w:type="spellStart"/>
-      <w:r>
-        <w:t>Admin</w:t>
-      </w:r>
-      <w:proofErr w:type="spellEnd"/>
-      <w:r>
-        <w:t xml:space="preserve"> SDK para a gestão de notificações </w:t>
-      </w:r>
-      <w:proofErr w:type="spellStart"/>
-      <w:r>
-        <w:rPr>
-          <w:i/>
-          <w:iCs/>
-        </w:rPr>
-        <w:t>push</w:t>
-      </w:r>
-      <w:proofErr w:type="spellEnd"/>
-      <w:r>
-        <w:t xml:space="preserve"> através do FCM, o </w:t>
-      </w:r>
-      <w:proofErr w:type="spellStart"/>
-      <w:r>
-        <w:t>PDFKit</w:t>
-      </w:r>
-      <w:proofErr w:type="spellEnd"/>
-      <w:r>
-        <w:t xml:space="preserve"> (versão 0.13.0) para a geração dinâmica de documentos PDF e o </w:t>
-      </w:r>
-      <w:proofErr w:type="spellStart"/>
-      <w:r>
-        <w:t>ExcelJS</w:t>
-      </w:r>
-      <w:proofErr w:type="spellEnd"/>
-      <w:r>
-        <w:t xml:space="preserve"> (versão 4.4.0) para a exportação de dados em folhas de cálculo Excel. Por fim, a configuração e segurança do ambiente são geridas de forma centralizada através da biblioteca </w:t>
-      </w:r>
-      <w:proofErr w:type="spellStart"/>
-      <w:r>
-        <w:t>dotenv</w:t>
-      </w:r>
-      <w:proofErr w:type="spellEnd"/>
-      <w:r>
-        <w:t>.</w:t>
-      </w:r>
-    </w:p>
-    <w:p>
-      <w:r>
-        <w:t xml:space="preserve">O padrão arquitetural do </w:t>
-      </w:r>
-      <w:proofErr w:type="spellStart"/>
-      <w:r>
-        <w:t>backend</w:t>
-      </w:r>
-      <w:proofErr w:type="spellEnd"/>
-      <w:r>
-        <w:t xml:space="preserve"> baseia-se no modelo </w:t>
-      </w:r>
-      <w:r>
-        <w:t>MVC (</w:t>
-      </w:r>
-      <w:proofErr w:type="spellStart"/>
-      <w:r>
-        <w:t>Model-View-Controller</w:t>
-      </w:r>
-      <w:proofErr w:type="spellEnd"/>
-      <w:r>
-        <w:t>)</w:t>
-      </w:r>
-      <w:r>
-        <w:t xml:space="preserve"> adaptado para </w:t>
-      </w:r>
-      <w:proofErr w:type="spellStart"/>
-      <w:r>
-        <w:t>APIs</w:t>
-      </w:r>
-      <w:proofErr w:type="spellEnd"/>
-      <w:r>
-        <w:t xml:space="preserve"> REST. Nesta estrutura, os </w:t>
-      </w:r>
-      <w:proofErr w:type="spellStart"/>
-      <w:r>
-        <w:t>Models</w:t>
-      </w:r>
-      <w:proofErr w:type="spellEnd"/>
-      <w:r>
-        <w:t xml:space="preserve"> (desenvolvidos com </w:t>
-      </w:r>
-      <w:proofErr w:type="spellStart"/>
-      <w:r>
-        <w:t>Sequelize</w:t>
-      </w:r>
-      <w:proofErr w:type="spellEnd"/>
-      <w:r>
-        <w:t xml:space="preserve">) são responsáveis por definir a estrutura da base de dados, enquanto os </w:t>
-      </w:r>
-      <w:proofErr w:type="spellStart"/>
-      <w:r>
-        <w:t>Controllers</w:t>
-      </w:r>
-      <w:proofErr w:type="spellEnd"/>
-      <w:r>
-        <w:t xml:space="preserve"> concentram toda a lógica de negócio associada a cada recurso. Por fim, as </w:t>
-      </w:r>
-      <w:proofErr w:type="spellStart"/>
-      <w:r>
-        <w:t>Routes</w:t>
-      </w:r>
-      <w:proofErr w:type="spellEnd"/>
-      <w:r>
-        <w:t xml:space="preserve"> encarregam-se de definir os </w:t>
-      </w:r>
-      <w:proofErr w:type="spellStart"/>
-      <w:r>
-        <w:t>endpoints</w:t>
-      </w:r>
-      <w:proofErr w:type="spellEnd"/>
-      <w:r>
-        <w:t xml:space="preserve"> da API e de aplicar os respetivos </w:t>
-      </w:r>
-      <w:proofErr w:type="spellStart"/>
-      <w:r>
-        <w:rPr>
-          <w:i/>
-          <w:iCs/>
-        </w:rPr>
-        <w:t>middlewares</w:t>
-      </w:r>
-      <w:proofErr w:type="spellEnd"/>
-      <w:r>
-        <w:t xml:space="preserve"> de autenticação e autorização.</w:t>
-      </w:r>
-    </w:p>
-    <w:p>
-      <w:pPr>
-        <w:pStyle w:val="Ttulo2"/>
-      </w:pPr>
-      <w:bookmarkStart w:id="20" w:name="_Toc232937432"/>
-      <w:r>
-        <w:t xml:space="preserve">Tecnologias </w:t>
-      </w:r>
-      <w:proofErr w:type="spellStart"/>
-      <w:r>
-        <w:t>Frontend</w:t>
-      </w:r>
-      <w:proofErr w:type="spellEnd"/>
-      <w:r>
-        <w:t xml:space="preserve"> Web</w:t>
-      </w:r>
-      <w:bookmarkEnd w:id="20"/>
-    </w:p>
-    <w:p>
-      <w:r>
-        <w:lastRenderedPageBreak/>
-        <w:t xml:space="preserve">A aplicação web foi desenvolvida tendo como base o </w:t>
-      </w:r>
-      <w:proofErr w:type="spellStart"/>
-      <w:r>
-        <w:t>React</w:t>
-      </w:r>
-      <w:proofErr w:type="spellEnd"/>
-      <w:r>
-        <w:t xml:space="preserve"> (versão 18.2.0), uma biblioteca focada na construção de interfaces de utilizador dinâmicas, cujo ecossistema de desenvolvimento e compilação (</w:t>
-      </w:r>
-      <w:proofErr w:type="spellStart"/>
-      <w:r>
-        <w:rPr>
-          <w:i/>
-          <w:iCs/>
-        </w:rPr>
-        <w:t>build</w:t>
-      </w:r>
-      <w:proofErr w:type="spellEnd"/>
-      <w:r>
-        <w:t xml:space="preserve">) é suportado pelo </w:t>
-      </w:r>
-      <w:proofErr w:type="spellStart"/>
-      <w:r>
-        <w:t>Vite</w:t>
-      </w:r>
-      <w:proofErr w:type="spellEnd"/>
-      <w:r>
-        <w:t xml:space="preserve"> (versão 5.0.0). A navegação na aplicação é gerida de forma fluida através do </w:t>
-      </w:r>
-      <w:proofErr w:type="spellStart"/>
-      <w:r>
-        <w:t>React</w:t>
-      </w:r>
-      <w:proofErr w:type="spellEnd"/>
-      <w:r>
-        <w:t xml:space="preserve"> Router DOM (versão 6.20.0), garantindo a arquitetura de uma </w:t>
-      </w:r>
-      <w:r>
-        <w:rPr>
-          <w:i/>
-          <w:iCs/>
-        </w:rPr>
-        <w:t xml:space="preserve">Single </w:t>
-      </w:r>
-      <w:proofErr w:type="spellStart"/>
-      <w:r>
-        <w:rPr>
-          <w:i/>
-          <w:iCs/>
-        </w:rPr>
-        <w:t>Page</w:t>
-      </w:r>
-      <w:proofErr w:type="spellEnd"/>
-      <w:r>
-        <w:rPr>
-          <w:i/>
-          <w:iCs/>
-        </w:rPr>
-        <w:t xml:space="preserve"> </w:t>
-      </w:r>
-      <w:proofErr w:type="spellStart"/>
-      <w:r>
-        <w:rPr>
-          <w:i/>
-          <w:iCs/>
-        </w:rPr>
-        <w:t>Application</w:t>
-      </w:r>
-      <w:proofErr w:type="spellEnd"/>
-      <w:r>
-        <w:t xml:space="preserve"> (SPA). Para a comunicação com o ecossistema do </w:t>
-      </w:r>
-      <w:proofErr w:type="spellStart"/>
-      <w:r>
-        <w:rPr>
-          <w:i/>
-          <w:iCs/>
-        </w:rPr>
-        <w:t>backend</w:t>
-      </w:r>
-      <w:proofErr w:type="spellEnd"/>
-      <w:r>
-        <w:t xml:space="preserve">, a aplicação recorre ao </w:t>
-      </w:r>
-      <w:proofErr w:type="spellStart"/>
-      <w:r>
-        <w:t>Axios</w:t>
-      </w:r>
-      <w:proofErr w:type="spellEnd"/>
-      <w:r>
-        <w:t xml:space="preserve"> (versão 1.13.2), utilizado como cliente HTTP e configurado com um intercetor JWT para a gestão segura de autenticação nas rotas.</w:t>
-      </w:r>
-    </w:p>
-    <w:p>
-      <w:r>
-        <w:t xml:space="preserve">A nível estético e de estilização, foi implementado o </w:t>
-      </w:r>
-      <w:proofErr w:type="spellStart"/>
-      <w:r>
-        <w:t>Tailwind</w:t>
-      </w:r>
-      <w:proofErr w:type="spellEnd"/>
-      <w:r>
-        <w:t xml:space="preserve"> CSS (versão 3.3.5), um </w:t>
-      </w:r>
-      <w:proofErr w:type="spellStart"/>
-      <w:r>
-        <w:t>framework</w:t>
-      </w:r>
-      <w:proofErr w:type="spellEnd"/>
-      <w:r>
-        <w:t xml:space="preserve"> de estilos utilitários que acelera o desenho da interface, complementado pela biblioteca </w:t>
-      </w:r>
-      <w:proofErr w:type="spellStart"/>
-      <w:r>
-        <w:t>Bootstrap</w:t>
-      </w:r>
-      <w:proofErr w:type="spellEnd"/>
-      <w:r>
-        <w:t xml:space="preserve"> </w:t>
-      </w:r>
-      <w:proofErr w:type="spellStart"/>
-      <w:r>
-        <w:t>Icons</w:t>
-      </w:r>
-      <w:proofErr w:type="spellEnd"/>
-      <w:r>
-        <w:t xml:space="preserve"> (versão 1.13.1) para a incorporação de elementos visuais e ícones. A componente de análise de dados e painéis visuais é assegurada pelo Chart.js (versão 4.5.1), integrado de forma nativa no ecossistema através da biblioteca react-chartjs-2. Finalmente, a qualidade, padronização e consistência do código fonte ao longo do desenvolvimento são garantidas através da ferramenta de análise estática </w:t>
-      </w:r>
-      <w:proofErr w:type="spellStart"/>
-      <w:r>
-        <w:t>ESLint</w:t>
-      </w:r>
-      <w:proofErr w:type="spellEnd"/>
-      <w:r>
-        <w:t>.</w:t>
-      </w:r>
-    </w:p>
-    <w:p>
-      <w:r>
-        <w:t xml:space="preserve">A aplicação web é uma </w:t>
-      </w:r>
-      <w:r>
-        <w:t xml:space="preserve">Single </w:t>
-      </w:r>
-      <w:proofErr w:type="spellStart"/>
-      <w:r>
-        <w:t>Page</w:t>
-      </w:r>
-      <w:proofErr w:type="spellEnd"/>
-      <w:r>
-        <w:t xml:space="preserve"> </w:t>
-      </w:r>
-      <w:proofErr w:type="spellStart"/>
-      <w:r>
-        <w:t>Application</w:t>
-      </w:r>
-      <w:proofErr w:type="spellEnd"/>
-      <w:r>
-        <w:t xml:space="preserve">, onde toda a navegação é gerida pelo </w:t>
-      </w:r>
-      <w:proofErr w:type="spellStart"/>
-      <w:r>
-        <w:t>React</w:t>
-      </w:r>
-      <w:proofErr w:type="spellEnd"/>
-      <w:r>
-        <w:t xml:space="preserve"> Router DOM sem recarregamento de página. A comunicação com o </w:t>
-      </w:r>
-      <w:proofErr w:type="spellStart"/>
-      <w:r>
-        <w:t>backend</w:t>
-      </w:r>
-      <w:proofErr w:type="spellEnd"/>
-      <w:r>
-        <w:t xml:space="preserve"> é feita exclusivamente via </w:t>
-      </w:r>
-      <w:proofErr w:type="spellStart"/>
-      <w:r>
-        <w:t>Axios</w:t>
-      </w:r>
-      <w:proofErr w:type="spellEnd"/>
-      <w:r>
-        <w:t xml:space="preserve">, com um </w:t>
-      </w:r>
-      <w:r>
-        <w:t>intercetor</w:t>
-      </w:r>
-      <w:r>
-        <w:t xml:space="preserve"> que injeta automaticamente o </w:t>
-      </w:r>
-      <w:proofErr w:type="spellStart"/>
-      <w:r>
-        <w:t>token</w:t>
-      </w:r>
-      <w:proofErr w:type="spellEnd"/>
-      <w:r>
-        <w:t xml:space="preserve"> JWT em todos os pedidos autenticados.</w:t>
-      </w:r>
-    </w:p>
-    <w:p>
-      <w:pPr>
-        <w:pStyle w:val="Ttulo2"/>
-      </w:pPr>
-      <w:bookmarkStart w:id="21" w:name="_Toc232937433"/>
-      <w:r>
-        <w:t>Tecnologias Mobile</w:t>
-      </w:r>
-      <w:bookmarkEnd w:id="21"/>
-    </w:p>
-    <w:p>
-      <w:r>
-        <w:t xml:space="preserve">A aplicação móvel foi desenvolvida utilizando o Flutter (versão 3.x) como </w:t>
-      </w:r>
-      <w:proofErr w:type="spellStart"/>
-      <w:r>
-        <w:t>framework</w:t>
-      </w:r>
-      <w:proofErr w:type="spellEnd"/>
-      <w:r>
-        <w:t xml:space="preserve"> multiplataforma, o que permite a partilha de código entre os sistemas iOS e Android, tendo como base a linguagem de programação </w:t>
-      </w:r>
-      <w:proofErr w:type="spellStart"/>
-      <w:r>
-        <w:t>Dart</w:t>
-      </w:r>
-      <w:proofErr w:type="spellEnd"/>
-      <w:r>
-        <w:t xml:space="preserve"> (versão 3.x). Para o estabelecimento de comunicação com a API REST do </w:t>
-      </w:r>
-      <w:proofErr w:type="spellStart"/>
-      <w:r>
-        <w:t>backend</w:t>
-      </w:r>
-      <w:proofErr w:type="spellEnd"/>
-      <w:r>
-        <w:t xml:space="preserve">, a aplicação recorre ao HTTP Package, responsável pelas requisições de dados. Por fim, a receção e gestão de notificações </w:t>
-      </w:r>
-      <w:proofErr w:type="spellStart"/>
-      <w:r>
-        <w:t>push</w:t>
-      </w:r>
-      <w:proofErr w:type="spellEnd"/>
-      <w:r>
-        <w:t xml:space="preserve"> em tempo real são asseguradas através da integração com o </w:t>
-      </w:r>
-      <w:proofErr w:type="spellStart"/>
-      <w:r>
-        <w:t>Firebase</w:t>
-      </w:r>
-      <w:proofErr w:type="spellEnd"/>
-      <w:r>
-        <w:t xml:space="preserve"> SDK, tirando partido do serviço </w:t>
-      </w:r>
-      <w:proofErr w:type="spellStart"/>
-      <w:r>
-        <w:t>Firebase</w:t>
-      </w:r>
-      <w:proofErr w:type="spellEnd"/>
-      <w:r>
-        <w:t xml:space="preserve"> </w:t>
-      </w:r>
-      <w:proofErr w:type="spellStart"/>
-      <w:r>
-        <w:t>Cloud</w:t>
-      </w:r>
-      <w:proofErr w:type="spellEnd"/>
-      <w:r>
-        <w:t xml:space="preserve"> </w:t>
-      </w:r>
-      <w:proofErr w:type="spellStart"/>
-      <w:r>
-        <w:t>Messaging</w:t>
-      </w:r>
-      <w:proofErr w:type="spellEnd"/>
-      <w:r>
-        <w:t xml:space="preserve"> (FCM).</w:t>
-      </w:r>
-    </w:p>
-    <w:p>
-      <w:r>
-        <w:lastRenderedPageBreak/>
-        <w:t xml:space="preserve">A aplicação móvel segue a </w:t>
-      </w:r>
-      <w:r>
-        <w:t>arquitetura MVC</w:t>
-      </w:r>
-      <w:r>
-        <w:t xml:space="preserve"> com separação em </w:t>
-      </w:r>
-      <w:proofErr w:type="spellStart"/>
-      <w:r>
-        <w:t>Controllers</w:t>
-      </w:r>
-      <w:proofErr w:type="spellEnd"/>
-      <w:r>
-        <w:t xml:space="preserve">, </w:t>
-      </w:r>
-      <w:proofErr w:type="spellStart"/>
-      <w:r>
-        <w:t>Models</w:t>
-      </w:r>
-      <w:proofErr w:type="spellEnd"/>
-      <w:r>
-        <w:t xml:space="preserve"> e </w:t>
-      </w:r>
-      <w:proofErr w:type="spellStart"/>
-      <w:r>
-        <w:t>Repositories</w:t>
-      </w:r>
-      <w:proofErr w:type="spellEnd"/>
-      <w:r>
-        <w:t>, o que facilita a testabilidade e a manutenção do código. Oferece paridade de funcionalidades com a versão web para todos os perfis de utilizador.</w:t>
-      </w:r>
-    </w:p>
-    <w:p>
-      <w:pPr>
-        <w:pStyle w:val="Ttulo2"/>
-      </w:pPr>
-      <w:bookmarkStart w:id="22" w:name="_Toc232937434"/>
-      <w:r>
-        <w:t>Serviços Externos</w:t>
-      </w:r>
-      <w:bookmarkEnd w:id="22"/>
-    </w:p>
-    <w:p>
-      <w:r>
-        <w:t xml:space="preserve">A plataforma integra diversos serviços externos para expandir as suas funcionalidades e enriquecer a experiência do utilizador. O envio de notificações </w:t>
-      </w:r>
-      <w:proofErr w:type="spellStart"/>
-      <w:r>
-        <w:t>push</w:t>
-      </w:r>
-      <w:proofErr w:type="spellEnd"/>
-      <w:r>
-        <w:t xml:space="preserve"> direcionadas para os dispositivos móveis é gerido através do </w:t>
-      </w:r>
-      <w:proofErr w:type="spellStart"/>
-      <w:r>
-        <w:t>Firebase</w:t>
-      </w:r>
-      <w:proofErr w:type="spellEnd"/>
-      <w:r>
-        <w:t xml:space="preserve"> </w:t>
-      </w:r>
-      <w:proofErr w:type="spellStart"/>
-      <w:r>
-        <w:t>Cloud</w:t>
-      </w:r>
-      <w:proofErr w:type="spellEnd"/>
-      <w:r>
-        <w:t xml:space="preserve"> </w:t>
-      </w:r>
-      <w:proofErr w:type="spellStart"/>
-      <w:r>
-        <w:t>Messaging</w:t>
-      </w:r>
-      <w:proofErr w:type="spellEnd"/>
-      <w:r>
-        <w:t xml:space="preserve">. No que toca à gestão de ficheiros multimédia, a plataforma recorre ao </w:t>
-      </w:r>
-      <w:proofErr w:type="spellStart"/>
-      <w:r>
-        <w:t>Cloudinary</w:t>
-      </w:r>
-      <w:proofErr w:type="spellEnd"/>
-      <w:r>
-        <w:t xml:space="preserve">, que assegura o armazenamento e a otimização de imagens, tais como badges e avatares dos utilizadores. Adicionalmente, foi integrada a API do </w:t>
-      </w:r>
-      <w:proofErr w:type="spellStart"/>
-      <w:r>
-        <w:t>Hugging</w:t>
-      </w:r>
-      <w:proofErr w:type="spellEnd"/>
-      <w:r>
-        <w:t xml:space="preserve"> Face (utilizando o modelo </w:t>
-      </w:r>
-      <w:proofErr w:type="spellStart"/>
-      <w:r>
-        <w:t>Stable</w:t>
-      </w:r>
-      <w:proofErr w:type="spellEnd"/>
-      <w:r>
-        <w:t xml:space="preserve"> </w:t>
-      </w:r>
-      <w:proofErr w:type="spellStart"/>
-      <w:r>
-        <w:t>Diffusion</w:t>
-      </w:r>
-      <w:proofErr w:type="spellEnd"/>
-      <w:r>
-        <w:t xml:space="preserve"> XL) para permitir a geração automática e inteligente de imagens para os novos badges através de inteligência artificial. Finalmente, a comunicação direta com o utilizador é complementada por um servidor de email SMTP, responsável pelo envio seguro de notificações gerais e de mensagens para a recuperação de palavras-passe.</w:t>
-      </w:r>
-    </w:p>
-    <w:p>
-      <w:pPr>
-        <w:pStyle w:val="Ttulo2"/>
-      </w:pPr>
-      <w:bookmarkStart w:id="23" w:name="_Toc232937435"/>
-      <w:r>
-        <w:t>Controlo de Versões</w:t>
-      </w:r>
-      <w:bookmarkEnd w:id="23"/>
-    </w:p>
-    <w:p>
-      <w:r>
-        <w:t xml:space="preserve">O projeto utilizou o </w:t>
-      </w:r>
-      <w:proofErr w:type="spellStart"/>
-      <w:r>
-        <w:t>Git</w:t>
-      </w:r>
-      <w:proofErr w:type="spellEnd"/>
-      <w:r>
-        <w:t xml:space="preserve"> como sistema de controlo de versões, mantendo o repositório alojado localmente. A evolução incremental do sistema encontra-se rigorosamente documentada num historial que ultrapassa os 30 </w:t>
-      </w:r>
-      <w:proofErr w:type="spellStart"/>
-      <w:r>
-        <w:t>commits</w:t>
-      </w:r>
-      <w:proofErr w:type="spellEnd"/>
-      <w:r>
-        <w:t xml:space="preserve">, cujas mensagens descritivas seguiram a convenção </w:t>
-      </w:r>
-      <w:proofErr w:type="spellStart"/>
-      <w:r>
-        <w:t>Conventional</w:t>
-      </w:r>
-      <w:proofErr w:type="spellEnd"/>
-      <w:r>
-        <w:t xml:space="preserve"> </w:t>
-      </w:r>
-      <w:proofErr w:type="spellStart"/>
-      <w:r>
-        <w:t>Commits</w:t>
-      </w:r>
-      <w:proofErr w:type="spellEnd"/>
-      <w:r>
-        <w:t xml:space="preserve"> (recorrendo a prefixos padronizados como </w:t>
-      </w:r>
-      <w:proofErr w:type="spellStart"/>
-      <w:r>
-        <w:t>feat</w:t>
-      </w:r>
-      <w:proofErr w:type="spellEnd"/>
-      <w:r>
-        <w:t xml:space="preserve">, </w:t>
-      </w:r>
-      <w:proofErr w:type="spellStart"/>
-      <w:r>
-        <w:t>fix</w:t>
-      </w:r>
-      <w:proofErr w:type="spellEnd"/>
-      <w:r>
-        <w:t xml:space="preserve">, </w:t>
-      </w:r>
-      <w:proofErr w:type="spellStart"/>
-      <w:r>
-        <w:t>docs</w:t>
-      </w:r>
-      <w:proofErr w:type="spellEnd"/>
-      <w:r>
-        <w:t xml:space="preserve"> e </w:t>
-      </w:r>
-      <w:proofErr w:type="spellStart"/>
-      <w:r>
-        <w:t>refactor</w:t>
-      </w:r>
-      <w:proofErr w:type="spellEnd"/>
-      <w:r>
-        <w:t>). Esta abordagem garantiu uma total rastreabilidade do código e uma organização clara das várias etapas de desenvolvimento.</w:t>
-      </w:r>
-    </w:p>
-    <w:p>
-      <w:pPr>
-        <w:autoSpaceDE/>
-        <w:autoSpaceDN/>
-        <w:adjustRightInd/>
-        <w:spacing w:after="0" w:line="240" w:lineRule="auto"/>
-        <w:jc w:val="left"/>
-      </w:pPr>
-      <w:r>
-        <w:br w:type="page"/>
-      </w:r>
-    </w:p>
-    <w:p>
-      <w:pPr>
-        <w:pStyle w:val="Ttulo1"/>
       </w:pPr>
       <w:bookmarkStart w:id="24" w:name="_Toc232937436"/>
       <w:r>
@@ -10164,6 +11238,73 @@
       </w:r>
       <w:bookmarkEnd w:id="25"/>
     </w:p>
+    <w:p>
+      <w:r>
+        <w:t xml:space="preserve">A plataforma foi desenvolvida segundo uma arquitetura cliente-servidor. O </w:t>
+      </w:r>
+      <w:proofErr w:type="spellStart"/>
+      <w:r>
+        <w:t>backend</w:t>
+      </w:r>
+      <w:proofErr w:type="spellEnd"/>
+      <w:r>
+        <w:t xml:space="preserve"> centraliza as regras de </w:t>
+      </w:r>
+      <w:r>
+        <w:t>negócio</w:t>
+      </w:r>
+      <w:r>
+        <w:t xml:space="preserve">, </w:t>
+      </w:r>
+      <w:r>
+        <w:t>persistência</w:t>
+      </w:r>
+      <w:r>
+        <w:t xml:space="preserve">, </w:t>
+      </w:r>
+      <w:r>
+        <w:t>autenticação</w:t>
+      </w:r>
+      <w:r>
+        <w:t xml:space="preserve">, </w:t>
+      </w:r>
+      <w:r>
+        <w:t>autorização</w:t>
+      </w:r>
+      <w:r>
+        <w:t xml:space="preserve">, </w:t>
+      </w:r>
+      <w:r>
+        <w:t>notificações</w:t>
+      </w:r>
+      <w:r>
+        <w:t xml:space="preserve">, </w:t>
+      </w:r>
+      <w:r>
+        <w:t>exportações</w:t>
+      </w:r>
+      <w:r>
+        <w:t xml:space="preserve"> e </w:t>
+      </w:r>
+      <w:r>
+        <w:t>integrações</w:t>
+      </w:r>
+      <w:r>
+        <w:t xml:space="preserve"> externas. A </w:t>
+      </w:r>
+      <w:r>
+        <w:t>aplicação</w:t>
+      </w:r>
+      <w:r>
+        <w:t xml:space="preserve"> web e a </w:t>
+      </w:r>
+      <w:r>
+        <w:t>aplicação</w:t>
+      </w:r>
+      <w:r>
+        <w:t xml:space="preserve"> movel consomem a API REST e apresentam interfaces adaptadas aos diferentes perfis.</w:t>
+      </w:r>
+    </w:p>
     <w:p/>
     <w:p>
       <w:pPr>
@@ -10351,6 +11492,7 @@
       </w:r>
       <w:proofErr w:type="spellStart"/>
       <w:r>
+        <w:lastRenderedPageBreak/>
         <w:t>is_featured</w:t>
       </w:r>
       <w:proofErr w:type="spellEnd"/>
@@ -10472,243 +11614,240 @@
     </w:p>
     <w:p>
       <w:r>
+        <w:t xml:space="preserve">A conexão e o progresso dos utilizadores face a estas certificações são geridos pela </w:t>
+      </w:r>
+      <w:proofErr w:type="spellStart"/>
+      <w:r>
+        <w:t>ConsultorBadge</w:t>
+      </w:r>
+      <w:proofErr w:type="spellEnd"/>
+      <w:r>
+        <w:t xml:space="preserve">, uma tabela central que regista a associação direta entre um consultor e um badge. Esta entidade é fundamental para o controlo do fluxo de trabalho, monitorizando o estado do processo através dos campos status (obtido, pendente ou rejeitado) e </w:t>
+      </w:r>
+      <w:proofErr w:type="spellStart"/>
+      <w:r>
+        <w:t>workflow_status</w:t>
+      </w:r>
+      <w:proofErr w:type="spellEnd"/>
+      <w:r>
+        <w:t>. Guarda ainda a marca temporal da submissão (</w:t>
+      </w:r>
+      <w:proofErr w:type="spellStart"/>
+      <w:r>
+        <w:t>submitted_at</w:t>
+      </w:r>
+      <w:proofErr w:type="spellEnd"/>
+      <w:r>
+        <w:t>), o código único do certificado (</w:t>
+      </w:r>
+      <w:proofErr w:type="spellStart"/>
+      <w:r>
+        <w:t>certificate_code</w:t>
+      </w:r>
+      <w:proofErr w:type="spellEnd"/>
+      <w:r>
+        <w:t>), a data de atribuição (</w:t>
+      </w:r>
+      <w:proofErr w:type="spellStart"/>
+      <w:r>
+        <w:t>data_atribuicao</w:t>
+      </w:r>
+      <w:proofErr w:type="spellEnd"/>
+      <w:r>
+        <w:t xml:space="preserve">) e todo o histórico de auditoria e validação por parte dos responsáveis, incluindo os identificadores, comentários e datas de aprovação tanto do </w:t>
+      </w:r>
+      <w:proofErr w:type="spellStart"/>
+      <w:r>
+        <w:t>talent</w:t>
+      </w:r>
+      <w:proofErr w:type="spellEnd"/>
+      <w:r>
+        <w:t xml:space="preserve"> manager (</w:t>
+      </w:r>
+      <w:proofErr w:type="spellStart"/>
+      <w:r>
+        <w:t>tm_validator_id</w:t>
+      </w:r>
+      <w:proofErr w:type="spellEnd"/>
+      <w:r>
+        <w:t xml:space="preserve">, </w:t>
+      </w:r>
+      <w:proofErr w:type="spellStart"/>
+      <w:r>
+        <w:t>tm_comment</w:t>
+      </w:r>
+      <w:proofErr w:type="spellEnd"/>
+      <w:r>
+        <w:t xml:space="preserve">, </w:t>
+      </w:r>
+      <w:proofErr w:type="spellStart"/>
+      <w:r>
+        <w:t>tm_validated_at</w:t>
+      </w:r>
+      <w:proofErr w:type="spellEnd"/>
+      <w:r>
+        <w:t xml:space="preserve">) como do </w:t>
+      </w:r>
+      <w:proofErr w:type="spellStart"/>
+      <w:r>
+        <w:t>service</w:t>
+      </w:r>
+      <w:proofErr w:type="spellEnd"/>
+      <w:r>
+        <w:t xml:space="preserve"> </w:t>
+      </w:r>
+      <w:proofErr w:type="spellStart"/>
+      <w:r>
+        <w:t>line</w:t>
+      </w:r>
+      <w:proofErr w:type="spellEnd"/>
+      <w:r>
+        <w:t xml:space="preserve"> leader (</w:t>
+      </w:r>
+      <w:proofErr w:type="spellStart"/>
+      <w:r>
+        <w:t>sl_validator_id</w:t>
+      </w:r>
+      <w:proofErr w:type="spellEnd"/>
+      <w:r>
+        <w:t xml:space="preserve">, </w:t>
+      </w:r>
+      <w:proofErr w:type="spellStart"/>
+      <w:r>
+        <w:t>sl_comment</w:t>
+      </w:r>
+      <w:proofErr w:type="spellEnd"/>
+      <w:r>
+        <w:t xml:space="preserve">, </w:t>
+      </w:r>
+      <w:proofErr w:type="spellStart"/>
+      <w:r>
+        <w:t>sl_validated_at</w:t>
+      </w:r>
+      <w:proofErr w:type="spellEnd"/>
+      <w:r>
+        <w:t>).</w:t>
+      </w:r>
+    </w:p>
+    <w:p>
+      <w:r>
+        <w:t xml:space="preserve">Finalmente, a estrutura de avaliação é decomposta através das entidades </w:t>
+      </w:r>
+      <w:proofErr w:type="spellStart"/>
+      <w:r>
+        <w:t>Requirement</w:t>
+      </w:r>
+      <w:proofErr w:type="spellEnd"/>
+      <w:r>
+        <w:t xml:space="preserve"> (Requisito) e </w:t>
+      </w:r>
+      <w:proofErr w:type="spellStart"/>
+      <w:r>
+        <w:t>RequirementEvidence</w:t>
+      </w:r>
+      <w:proofErr w:type="spellEnd"/>
+      <w:r>
+        <w:t xml:space="preserve"> (Evidência). A primeira define as condições obrigatórias que o consultor deve cumprir para alcançar determinado badge, especificando campos como id, </w:t>
+      </w:r>
+      <w:proofErr w:type="spellStart"/>
+      <w:r>
+        <w:t>badge_id</w:t>
+      </w:r>
+      <w:proofErr w:type="spellEnd"/>
+      <w:r>
+        <w:t xml:space="preserve">, </w:t>
+      </w:r>
+      <w:proofErr w:type="spellStart"/>
+      <w:r>
+        <w:t>title</w:t>
+      </w:r>
+      <w:proofErr w:type="spellEnd"/>
+      <w:r>
+        <w:t xml:space="preserve">, </w:t>
+      </w:r>
+      <w:proofErr w:type="spellStart"/>
+      <w:r>
+        <w:t>code</w:t>
+      </w:r>
+      <w:proofErr w:type="spellEnd"/>
+      <w:r>
+        <w:t xml:space="preserve">, </w:t>
+      </w:r>
+      <w:proofErr w:type="spellStart"/>
+      <w:r>
+        <w:t>description</w:t>
+      </w:r>
+      <w:proofErr w:type="spellEnd"/>
+      <w:r>
+        <w:t xml:space="preserve"> e </w:t>
+      </w:r>
+      <w:proofErr w:type="spellStart"/>
+      <w:r>
+        <w:t>image_url</w:t>
+      </w:r>
+      <w:proofErr w:type="spellEnd"/>
+      <w:r>
+        <w:t xml:space="preserve">. A segunda atua como o registo físico da prova submetida pelo consultor para cada um desses requisitos, vinculando-o através de </w:t>
+      </w:r>
+      <w:proofErr w:type="spellStart"/>
+      <w:r>
+        <w:t>consultor_id</w:t>
+      </w:r>
+      <w:proofErr w:type="spellEnd"/>
+      <w:r>
+        <w:t xml:space="preserve">, </w:t>
+      </w:r>
+      <w:proofErr w:type="spellStart"/>
+      <w:r>
+        <w:t>requirement_id</w:t>
+      </w:r>
+      <w:proofErr w:type="spellEnd"/>
+      <w:r>
+        <w:t xml:space="preserve"> e </w:t>
+      </w:r>
+      <w:proofErr w:type="spellStart"/>
+      <w:r>
+        <w:t>badge_id</w:t>
+      </w:r>
+      <w:proofErr w:type="spellEnd"/>
+      <w:r>
+        <w:t>, enquanto acompanha o estado de avaliação da evidência (status entre pendente, aprovado ou rejeitado), o URL do documento ou ficheiro comprovativo (</w:t>
+      </w:r>
+      <w:proofErr w:type="spellStart"/>
+      <w:r>
+        <w:t>evidence_url</w:t>
+      </w:r>
+      <w:proofErr w:type="spellEnd"/>
+      <w:r>
+        <w:t>) e as notas associadas (notes).</w:t>
+      </w:r>
+    </w:p>
+    <w:p/>
+    <w:p>
+      <w:pPr>
+        <w:pStyle w:val="Ttulo3"/>
+      </w:pPr>
+      <w:bookmarkStart w:id="27" w:name="_Toc232937439"/>
+      <w:r>
+        <w:t>Hierarquia</w:t>
+      </w:r>
+      <w:bookmarkEnd w:id="27"/>
+    </w:p>
+    <w:p>
+      <w:r>
+        <w:t xml:space="preserve">A estrutura de organização e progressão de conhecimento na plataforma segue uma arquitetura estritamente hierárquica, desenhada para granular as competências desde o nível </w:t>
+      </w:r>
+      <w:proofErr w:type="spellStart"/>
+      <w:r>
+        <w:t>macroorganizacional</w:t>
+      </w:r>
+      <w:proofErr w:type="spellEnd"/>
+      <w:r>
+        <w:t xml:space="preserve"> até ao progresso individual do utilizador. No topo </w:t>
+      </w:r>
+      <w:r>
         <w:lastRenderedPageBreak/>
-        <w:t xml:space="preserve">A conexão e o progresso dos utilizadores face a estas certificações são geridos pela </w:t>
-      </w:r>
-      <w:proofErr w:type="spellStart"/>
-      <w:r>
-        <w:t>ConsultorBadge</w:t>
-      </w:r>
-      <w:proofErr w:type="spellEnd"/>
-      <w:r>
-        <w:t xml:space="preserve">, uma tabela central que regista a associação direta entre um consultor e um badge. Esta entidade é fundamental para o controlo do fluxo de trabalho, monitorizando o estado do processo através dos campos status (obtido, pendente ou rejeitado) e </w:t>
-      </w:r>
-      <w:proofErr w:type="spellStart"/>
-      <w:r>
-        <w:t>workflow_status</w:t>
-      </w:r>
-      <w:proofErr w:type="spellEnd"/>
-      <w:r>
-        <w:t>. Guarda ainda a marca temporal da submissão (</w:t>
-      </w:r>
-      <w:proofErr w:type="spellStart"/>
-      <w:r>
-        <w:t>submitted_at</w:t>
-      </w:r>
-      <w:proofErr w:type="spellEnd"/>
-      <w:r>
-        <w:t>), o código único do certificado (</w:t>
-      </w:r>
-      <w:proofErr w:type="spellStart"/>
-      <w:r>
-        <w:t>certificate_code</w:t>
-      </w:r>
-      <w:proofErr w:type="spellEnd"/>
-      <w:r>
-        <w:t>), a data de atribuição (</w:t>
-      </w:r>
-      <w:proofErr w:type="spellStart"/>
-      <w:r>
-        <w:t>data_atribuicao</w:t>
-      </w:r>
-      <w:proofErr w:type="spellEnd"/>
-      <w:r>
-        <w:t xml:space="preserve">) e todo o histórico de auditoria e validação por parte dos responsáveis, incluindo os identificadores, comentários e datas de aprovação tanto do </w:t>
-      </w:r>
-      <w:proofErr w:type="spellStart"/>
-      <w:r>
-        <w:t>talent</w:t>
-      </w:r>
-      <w:proofErr w:type="spellEnd"/>
-      <w:r>
-        <w:t xml:space="preserve"> manager (</w:t>
-      </w:r>
-      <w:proofErr w:type="spellStart"/>
-      <w:r>
-        <w:t>tm_validator_id</w:t>
-      </w:r>
-      <w:proofErr w:type="spellEnd"/>
-      <w:r>
-        <w:t xml:space="preserve">, </w:t>
-      </w:r>
-      <w:proofErr w:type="spellStart"/>
-      <w:r>
-        <w:t>tm_comment</w:t>
-      </w:r>
-      <w:proofErr w:type="spellEnd"/>
-      <w:r>
-        <w:t xml:space="preserve">, </w:t>
-      </w:r>
-      <w:proofErr w:type="spellStart"/>
-      <w:r>
-        <w:t>tm_validated_at</w:t>
-      </w:r>
-      <w:proofErr w:type="spellEnd"/>
-      <w:r>
-        <w:t xml:space="preserve">) como do </w:t>
-      </w:r>
-      <w:proofErr w:type="spellStart"/>
-      <w:r>
-        <w:t>service</w:t>
-      </w:r>
-      <w:proofErr w:type="spellEnd"/>
-      <w:r>
-        <w:t xml:space="preserve"> </w:t>
-      </w:r>
-      <w:proofErr w:type="spellStart"/>
-      <w:r>
-        <w:t>line</w:t>
-      </w:r>
-      <w:proofErr w:type="spellEnd"/>
-      <w:r>
-        <w:t xml:space="preserve"> leader (</w:t>
-      </w:r>
-      <w:proofErr w:type="spellStart"/>
-      <w:r>
-        <w:t>sl_validator_id</w:t>
-      </w:r>
-      <w:proofErr w:type="spellEnd"/>
-      <w:r>
-        <w:t xml:space="preserve">, </w:t>
-      </w:r>
-      <w:proofErr w:type="spellStart"/>
-      <w:r>
-        <w:t>sl_comment</w:t>
-      </w:r>
-      <w:proofErr w:type="spellEnd"/>
-      <w:r>
-        <w:t xml:space="preserve">, </w:t>
-      </w:r>
-      <w:proofErr w:type="spellStart"/>
-      <w:r>
-        <w:t>sl_validated_at</w:t>
-      </w:r>
-      <w:proofErr w:type="spellEnd"/>
-      <w:r>
-        <w:t>).</w:t>
-      </w:r>
-    </w:p>
-    <w:p>
-      <w:r>
-        <w:t xml:space="preserve">Finalmente, a estrutura de avaliação é decomposta através das entidades </w:t>
-      </w:r>
-      <w:proofErr w:type="spellStart"/>
-      <w:r>
-        <w:t>Requirement</w:t>
-      </w:r>
-      <w:proofErr w:type="spellEnd"/>
-      <w:r>
-        <w:t xml:space="preserve"> (Requisito) e </w:t>
-      </w:r>
-      <w:proofErr w:type="spellStart"/>
-      <w:r>
-        <w:t>RequirementEvidence</w:t>
-      </w:r>
-      <w:proofErr w:type="spellEnd"/>
-      <w:r>
-        <w:t xml:space="preserve"> (Evidência). A primeira define as condições obrigatórias que o consultor deve cumprir para alcançar determinado badge, especificando campos como id, </w:t>
-      </w:r>
-      <w:proofErr w:type="spellStart"/>
-      <w:r>
-        <w:t>badge_id</w:t>
-      </w:r>
-      <w:proofErr w:type="spellEnd"/>
-      <w:r>
-        <w:t xml:space="preserve">, </w:t>
-      </w:r>
-      <w:proofErr w:type="spellStart"/>
-      <w:r>
-        <w:t>title</w:t>
-      </w:r>
-      <w:proofErr w:type="spellEnd"/>
-      <w:r>
-        <w:t xml:space="preserve">, </w:t>
-      </w:r>
-      <w:proofErr w:type="spellStart"/>
-      <w:r>
-        <w:t>code</w:t>
-      </w:r>
-      <w:proofErr w:type="spellEnd"/>
-      <w:r>
-        <w:t xml:space="preserve">, </w:t>
-      </w:r>
-      <w:proofErr w:type="spellStart"/>
-      <w:r>
-        <w:t>description</w:t>
-      </w:r>
-      <w:proofErr w:type="spellEnd"/>
-      <w:r>
-        <w:t xml:space="preserve"> e </w:t>
-      </w:r>
-      <w:proofErr w:type="spellStart"/>
-      <w:r>
-        <w:t>image_url</w:t>
-      </w:r>
-      <w:proofErr w:type="spellEnd"/>
-      <w:r>
-        <w:t xml:space="preserve">. A segunda atua como o registo físico da prova submetida pelo consultor para cada um desses requisitos, vinculando-o através de </w:t>
-      </w:r>
-      <w:proofErr w:type="spellStart"/>
-      <w:r>
-        <w:t>consultor_id</w:t>
-      </w:r>
-      <w:proofErr w:type="spellEnd"/>
-      <w:r>
-        <w:t xml:space="preserve">, </w:t>
-      </w:r>
-      <w:proofErr w:type="spellStart"/>
-      <w:r>
-        <w:t>requirement_id</w:t>
-      </w:r>
-      <w:proofErr w:type="spellEnd"/>
-      <w:r>
-        <w:t xml:space="preserve"> e </w:t>
-      </w:r>
-      <w:proofErr w:type="spellStart"/>
-      <w:r>
-        <w:t>badge_id</w:t>
-      </w:r>
-      <w:proofErr w:type="spellEnd"/>
-      <w:r>
-        <w:t xml:space="preserve">, </w:t>
-      </w:r>
-      <w:r>
-        <w:t>enquanto</w:t>
-      </w:r>
-      <w:r>
-        <w:t xml:space="preserve"> acompanha o estado de avaliação da evidência (status entre pendente, aprovado ou rejeitado), o URL do documento ou ficheiro comprovativo (</w:t>
-      </w:r>
-      <w:proofErr w:type="spellStart"/>
-      <w:r>
-        <w:t>evidence_url</w:t>
-      </w:r>
-      <w:proofErr w:type="spellEnd"/>
-      <w:r>
-        <w:t>) e as notas associadas (notes).</w:t>
-      </w:r>
-    </w:p>
-    <w:p/>
-    <w:p>
-      <w:pPr>
-        <w:pStyle w:val="Ttulo3"/>
-      </w:pPr>
-      <w:bookmarkStart w:id="27" w:name="_Toc232937439"/>
-      <w:r>
-        <w:t>Hierarquia</w:t>
-      </w:r>
-      <w:bookmarkEnd w:id="27"/>
-    </w:p>
-    <w:p>
-      <w:r>
-        <w:t xml:space="preserve">A estrutura de organização e progressão de conhecimento na plataforma segue uma arquitetura estritamente hierárquica, desenhada para granular as competências desde o nível </w:t>
-      </w:r>
-      <w:proofErr w:type="spellStart"/>
-      <w:r>
-        <w:t>macroorganizacional</w:t>
-      </w:r>
-      <w:proofErr w:type="spellEnd"/>
-      <w:r>
-        <w:t xml:space="preserve"> até ao progresso individual do utilizador. No topo desta hierarquia encontra-se o </w:t>
+        <w:t xml:space="preserve">desta hierarquia encontra-se o </w:t>
       </w:r>
       <w:proofErr w:type="spellStart"/>
       <w:r>
@@ -10728,7 +11867,6 @@
       </w:r>
       <w:proofErr w:type="spellStart"/>
       <w:r>
-        <w:lastRenderedPageBreak/>
         <w:t>Areas</w:t>
       </w:r>
       <w:proofErr w:type="spellEnd"/>
@@ -10845,7 +11983,11 @@
       </w:r>
       <w:proofErr w:type="spellEnd"/>
       <w:r>
-        <w:t xml:space="preserve">, que gere o envio de notificações internas para os utilizadores. Por sua vez, a integridade e a segurança do sistema são salvaguardadas pela tabela </w:t>
+        <w:t xml:space="preserve">, que gere o envio de notificações internas para os utilizadores. Por sua vez, a integridade e a segurança do sistema são </w:t>
+      </w:r>
+      <w:r>
+        <w:lastRenderedPageBreak/>
+        <w:t xml:space="preserve">salvaguardadas pela tabela </w:t>
       </w:r>
       <w:proofErr w:type="spellStart"/>
       <w:r>
@@ -11033,6 +12175,7 @@
     </w:p>
     <w:p>
       <w:r>
+        <w:lastRenderedPageBreak/>
         <w:t xml:space="preserve">No lado do cliente, o </w:t>
       </w:r>
       <w:proofErr w:type="spellStart"/>
@@ -11065,27 +12208,215 @@
       </w:r>
       <w:proofErr w:type="spellEnd"/>
       <w:r>
-        <w:t xml:space="preserve"> do navegador. A partir deste momento, estabelece-se um modelo de comunicação assíncrona em que cada pedido </w:t>
-      </w:r>
+        <w:t xml:space="preserve"> do navegador. A partir deste momento, estabelece-se um modelo de comunicação assíncrona em que cada pedido HTTP subsequente efetuado à API REST inclui obrigatoriamente o cabeçalho </w:t>
+      </w:r>
+      <w:proofErr w:type="spellStart"/>
+      <w:r>
+        <w:t>Authorization</w:t>
+      </w:r>
+      <w:proofErr w:type="spellEnd"/>
+      <w:r>
+        <w:t xml:space="preserve">: </w:t>
+      </w:r>
+      <w:proofErr w:type="spellStart"/>
+      <w:r>
+        <w:t>Bearer</w:t>
+      </w:r>
+      <w:proofErr w:type="spellEnd"/>
+      <w:r>
+        <w:t xml:space="preserve"> &lt;</w:t>
+      </w:r>
+      <w:proofErr w:type="spellStart"/>
+      <w:r>
+        <w:t>token</w:t>
+      </w:r>
+      <w:proofErr w:type="spellEnd"/>
+      <w:r>
+        <w:t>&gt;.</w:t>
+      </w:r>
+    </w:p>
+    <w:p>
+      <w:r>
+        <w:t xml:space="preserve">No servidor, a proteção das rotas é realizada em duas etapas sequenciais através de </w:t>
+      </w:r>
+      <w:proofErr w:type="spellStart"/>
+      <w:r>
+        <w:t>middlewares</w:t>
+      </w:r>
+      <w:proofErr w:type="spellEnd"/>
+      <w:r>
+        <w:t xml:space="preserve">. Em primeiro lugar, o </w:t>
+      </w:r>
+      <w:proofErr w:type="spellStart"/>
+      <w:r>
+        <w:t>authMiddleware</w:t>
+      </w:r>
+      <w:proofErr w:type="spellEnd"/>
+      <w:r>
+        <w:t xml:space="preserve"> </w:t>
+      </w:r>
+      <w:proofErr w:type="spellStart"/>
+      <w:r>
+        <w:t>intercebe</w:t>
+      </w:r>
+      <w:proofErr w:type="spellEnd"/>
+      <w:r>
+        <w:t xml:space="preserve"> o pedido para validar a assinatura e a expiração do JWT, extraindo os dados do utilizador diretamente do </w:t>
+      </w:r>
+      <w:proofErr w:type="spellStart"/>
+      <w:r>
+        <w:t>payload</w:t>
+      </w:r>
+      <w:proofErr w:type="spellEnd"/>
+      <w:r>
+        <w:t xml:space="preserve"> do </w:t>
+      </w:r>
+      <w:proofErr w:type="spellStart"/>
+      <w:r>
+        <w:t>token</w:t>
+      </w:r>
+      <w:proofErr w:type="spellEnd"/>
+      <w:r>
+        <w:t xml:space="preserve">. Logo de seguida, entra em ação o </w:t>
+      </w:r>
+      <w:proofErr w:type="spellStart"/>
+      <w:r>
+        <w:t>middleware</w:t>
+      </w:r>
+      <w:proofErr w:type="spellEnd"/>
+      <w:r>
+        <w:t xml:space="preserve"> </w:t>
+      </w:r>
+      <w:proofErr w:type="spellStart"/>
+      <w:r>
+        <w:t>protect</w:t>
+      </w:r>
+      <w:proofErr w:type="spellEnd"/>
+      <w:r>
+        <w:t>(roles), que atua ao nível do controlo de acessos baseado em perfis (RBAC), verificando se o papel (role) do utilizador autenticado possui os privilégios necessários para aceder ou manipular o recurso solicitado.</w:t>
+      </w:r>
+    </w:p>
+    <w:p>
+      <w:pPr>
+        <w:pStyle w:val="Ttulo3"/>
+      </w:pPr>
+      <w:bookmarkStart w:id="32" w:name="_Toc232937444"/>
+      <w:r>
+        <w:t>Hierarquia de Perfis</w:t>
+      </w:r>
+      <w:bookmarkEnd w:id="32"/>
+    </w:p>
+    <w:p>
+      <w:r>
+        <w:t>O controlo de acessos à plataforma baseia-se num modelo de Controlo de Acesso Baseado em Perfis (RBAC), distribuindo funções e privilégios específicos por quatro níveis hierárquicos bem definidos.</w:t>
+      </w:r>
+    </w:p>
+    <w:p>
+      <w:r>
+        <w:t>No topo da hierarquia encontra-se o perfil de Administrador (</w:t>
+      </w:r>
+      <w:proofErr w:type="spellStart"/>
+      <w:r>
+        <w:t>Admin</w:t>
+      </w:r>
+      <w:proofErr w:type="spellEnd"/>
+      <w:r>
+        <w:t>), que detém privilégios totais de superutilizador. Este perfil é responsável pela gestão global da plataforma, tendo competências exclusivas para a administração de utilizadores, criação e edição de badges, supervisão de todos os pedidos do sistema, execução de exportações avançadas de dados, além da consulta minuciosa de registos de auditoria (</w:t>
+      </w:r>
+      <w:proofErr w:type="spellStart"/>
+      <w:r>
+        <w:t>logs</w:t>
+      </w:r>
+      <w:proofErr w:type="spellEnd"/>
+      <w:r>
+        <w:t>) e configuração dos acordos de nível de serviço (</w:t>
+      </w:r>
+      <w:proofErr w:type="spellStart"/>
+      <w:r>
+        <w:t>SLAs</w:t>
+      </w:r>
+      <w:proofErr w:type="spellEnd"/>
+      <w:r>
+        <w:t>).</w:t>
+      </w:r>
+    </w:p>
+    <w:p>
+      <w:r>
+        <w:t xml:space="preserve">A vertente operacional e de acompanhamento próximo é assegurada pelo </w:t>
+      </w:r>
+      <w:proofErr w:type="spellStart"/>
+      <w:r>
+        <w:t>Talent</w:t>
+      </w:r>
+      <w:proofErr w:type="spellEnd"/>
+      <w:r>
+        <w:t xml:space="preserve"> Manager (TM). Este perfil atua diretamente na mentoria e suporte da sua equipa de consultores, competindo-lhe validar as evidências práticas submetidas pelos mesmos, bem como monitorizar o desempenho coletivo através de um </w:t>
+      </w:r>
+      <w:proofErr w:type="spellStart"/>
+      <w:r>
+        <w:t>dashboard</w:t>
+      </w:r>
+      <w:proofErr w:type="spellEnd"/>
+      <w:r>
+        <w:t xml:space="preserve"> dedicado e do histórico de progresso da equipa.</w:t>
+      </w:r>
+    </w:p>
+    <w:p>
       <w:r>
         <w:lastRenderedPageBreak/>
-        <w:t xml:space="preserve">HTTP subsequente efetuado à API REST inclui obrigatoriamente o cabeçalho </w:t>
-      </w:r>
-      <w:proofErr w:type="spellStart"/>
-      <w:r>
-        <w:t>Authorization</w:t>
-      </w:r>
-      <w:proofErr w:type="spellEnd"/>
-      <w:r>
-        <w:t xml:space="preserve">: </w:t>
-      </w:r>
-      <w:proofErr w:type="spellStart"/>
-      <w:r>
-        <w:t>Bearer</w:t>
-      </w:r>
-      <w:proofErr w:type="spellEnd"/>
-      <w:r>
-        <w:t xml:space="preserve"> &lt;</w:t>
+        <w:t xml:space="preserve">Subindo na escala de governação técnica, o </w:t>
+      </w:r>
+      <w:proofErr w:type="spellStart"/>
+      <w:r>
+        <w:t>Service</w:t>
+      </w:r>
+      <w:proofErr w:type="spellEnd"/>
+      <w:r>
+        <w:t xml:space="preserve"> </w:t>
+      </w:r>
+      <w:proofErr w:type="spellStart"/>
+      <w:r>
+        <w:t>Line</w:t>
+      </w:r>
+      <w:proofErr w:type="spellEnd"/>
+      <w:r>
+        <w:t xml:space="preserve"> Leader (SLL) detém a responsabilidade pela aprovação final e oficial dos badges, a qual só pode ser outorgada após a validação prévia realizada pelo respetivo </w:t>
+      </w:r>
+      <w:proofErr w:type="spellStart"/>
+      <w:r>
+        <w:t>Talent</w:t>
+      </w:r>
+      <w:proofErr w:type="spellEnd"/>
+      <w:r>
+        <w:t xml:space="preserve"> Manager. Adicionalmente, este perfil está encarregue da gestão estratégica da sua linha de serviço e da análise de relatórios consolidados de competências.</w:t>
+      </w:r>
+    </w:p>
+    <w:p>
+      <w:r>
+        <w:t xml:space="preserve">Por fim, na base do ecossistema localiza-se o Consultor, o utilizador que consome os percursos formativos. As suas permissões estão limitadas à esfera do seu progresso individual, permitindo-lhe visualizar o seu perfil de competências, acompanhar a evolução nas lições, submeter as evidências documentais exigidas para a obtenção de novos badges e, assim que estes sejam aprovados, efetuar o descarregamento dos certificados digitais e realizar a respetiva partilha na sua rede profissional do </w:t>
+      </w:r>
+      <w:proofErr w:type="spellStart"/>
+      <w:r>
+        <w:t>LinkedIn</w:t>
+      </w:r>
+      <w:proofErr w:type="spellEnd"/>
+      <w:r>
+        <w:t>.</w:t>
+      </w:r>
+    </w:p>
+    <w:p>
+      <w:pPr>
+        <w:pStyle w:val="Ttulo3"/>
+      </w:pPr>
+      <w:bookmarkStart w:id="33" w:name="_Toc232937445"/>
+      <w:r>
+        <w:t>Funcionalidades de Segurança na Autenticação</w:t>
+      </w:r>
+      <w:bookmarkEnd w:id="33"/>
+    </w:p>
+    <w:p>
+      <w:r>
+        <w:t xml:space="preserve">Para mitigar riscos de segurança e garantir a proteção das contas de utilizador, o sistema implementa três políticas de segurança obrigatórias ao nível da gestão de credenciais. Em primeiro lugar, no primeiro acesso à plataforma, o utilizador é estritamente obrigado a definir uma nova palavra-passe personalizada, invalidando a credencial provisória gerada na criação da conta. Em segundo lugar, o mecanismo de recuperação de palavra-passe baseia-se na emissão de um </w:t>
       </w:r>
       <w:proofErr w:type="spellStart"/>
       <w:r>
@@ -11093,24 +12424,59 @@
       </w:r>
       <w:proofErr w:type="spellEnd"/>
       <w:r>
-        <w:t>&gt;.</w:t>
-      </w:r>
-    </w:p>
-    <w:p>
-      <w:r>
-        <w:t xml:space="preserve">No servidor, a proteção das rotas é realizada em duas etapas sequenciais através de </w:t>
-      </w:r>
-      <w:proofErr w:type="spellStart"/>
-      <w:r>
-        <w:t>middlewares</w:t>
-      </w:r>
-      <w:proofErr w:type="spellEnd"/>
-      <w:r>
-        <w:t xml:space="preserve">. Em primeiro lugar, o </w:t>
-      </w:r>
-      <w:proofErr w:type="spellStart"/>
-      <w:r>
-        <w:t>authMiddleware</w:t>
+        <w:t xml:space="preserve"> de uso único, cuja validade expira no limite máximo de uma hora; por questões de segurança no armazenamento, este </w:t>
+      </w:r>
+      <w:proofErr w:type="spellStart"/>
+      <w:r>
+        <w:t>token</w:t>
+      </w:r>
+      <w:proofErr w:type="spellEnd"/>
+      <w:r>
+        <w:t xml:space="preserve"> é guardado na base de dados após sofrer uma cifragem com um </w:t>
+      </w:r>
+      <w:proofErr w:type="spellStart"/>
+      <w:r>
+        <w:t>hash</w:t>
+      </w:r>
+      <w:proofErr w:type="spellEnd"/>
+      <w:r>
+        <w:t xml:space="preserve"> SHA-256. Por último, o sistema contempla um processo automatizado de migração de palavras-passe, garantindo o suporte e a transição transparente de </w:t>
+      </w:r>
+      <w:proofErr w:type="spellStart"/>
+      <w:r>
+        <w:t>hashes</w:t>
+      </w:r>
+      <w:proofErr w:type="spellEnd"/>
+      <w:r>
+        <w:t xml:space="preserve"> legados e antigos para o algoritmo mais seguro </w:t>
+      </w:r>
+      <w:proofErr w:type="spellStart"/>
+      <w:r>
+        <w:t>bcryptjs</w:t>
+      </w:r>
+      <w:proofErr w:type="spellEnd"/>
+      <w:r>
+        <w:t xml:space="preserve"> à medida que os utilizadores efetuam a sua autenticação normal na plataforma.</w:t>
+      </w:r>
+    </w:p>
+    <w:p>
+      <w:pPr>
+        <w:pStyle w:val="Ttulo2"/>
+      </w:pPr>
+      <w:bookmarkStart w:id="34" w:name="_Toc232937446"/>
+      <w:r>
+        <w:t>Aplicação Web</w:t>
+      </w:r>
+      <w:bookmarkEnd w:id="34"/>
+    </w:p>
+    <w:p>
+      <w:r>
+        <w:lastRenderedPageBreak/>
+        <w:t xml:space="preserve">A aplicação web foi concebida sob a arquitetura de uma Single </w:t>
+      </w:r>
+      <w:proofErr w:type="spellStart"/>
+      <w:r>
+        <w:t>Page</w:t>
       </w:r>
       <w:proofErr w:type="spellEnd"/>
       <w:r>
@@ -11118,244 +12484,11 @@
       </w:r>
       <w:proofErr w:type="spellStart"/>
       <w:r>
-        <w:t>intercebe</w:t>
-      </w:r>
-      <w:proofErr w:type="spellEnd"/>
-      <w:r>
-        <w:t xml:space="preserve"> o pedido para validar a assinatura e a expiração do JWT, extraindo os dados do utilizador diretamente do </w:t>
-      </w:r>
-      <w:proofErr w:type="spellStart"/>
-      <w:r>
-        <w:t>payload</w:t>
-      </w:r>
-      <w:proofErr w:type="spellEnd"/>
-      <w:r>
-        <w:t xml:space="preserve"> do </w:t>
-      </w:r>
-      <w:proofErr w:type="spellStart"/>
-      <w:r>
-        <w:t>token</w:t>
-      </w:r>
-      <w:proofErr w:type="spellEnd"/>
-      <w:r>
-        <w:t xml:space="preserve">. Logo de seguida, entra em ação o </w:t>
-      </w:r>
-      <w:proofErr w:type="spellStart"/>
-      <w:r>
-        <w:t>middleware</w:t>
-      </w:r>
-      <w:proofErr w:type="spellEnd"/>
-      <w:r>
-        <w:t xml:space="preserve"> </w:t>
-      </w:r>
-      <w:proofErr w:type="spellStart"/>
-      <w:r>
-        <w:t>protect</w:t>
-      </w:r>
-      <w:proofErr w:type="spellEnd"/>
-      <w:r>
-        <w:t>(roles), que atua ao nível do controlo de acessos baseado em perfis (RBAC), verificando se o papel (role) do utilizador autenticado possui os privilégios necessários para aceder ou manipular o recurso solicitado.</w:t>
-      </w:r>
-    </w:p>
-    <w:p>
-      <w:pPr>
-        <w:pStyle w:val="Ttulo3"/>
-      </w:pPr>
-      <w:bookmarkStart w:id="32" w:name="_Toc232937444"/>
-      <w:r>
-        <w:t>Hierarquia de Perfis</w:t>
-      </w:r>
-      <w:bookmarkEnd w:id="32"/>
-    </w:p>
-    <w:p>
-      <w:r>
-        <w:t>O controlo de acessos à plataforma baseia-se num modelo de Controlo de Acesso Baseado em Perfis (RBAC), distribuindo funções e privilégios específicos por quatro níveis hierárquicos bem definidos.</w:t>
-      </w:r>
-    </w:p>
-    <w:p>
-      <w:r>
-        <w:t>No topo da hierarquia encontra-se o perfil de Administrador (</w:t>
-      </w:r>
-      <w:proofErr w:type="spellStart"/>
-      <w:r>
-        <w:t>Admin</w:t>
-      </w:r>
-      <w:proofErr w:type="spellEnd"/>
-      <w:r>
-        <w:t>), que detém privilégios totais de superutilizador. Este perfil é responsável pela gestão global da plataforma, tendo competências exclusivas para a administração de utilizadores, criação e edição de badges, supervisão de todos os pedidos do sistema, execução de exportações avançadas de dados, além da consulta minuciosa de registos de auditoria (</w:t>
-      </w:r>
-      <w:proofErr w:type="spellStart"/>
-      <w:r>
-        <w:t>logs</w:t>
-      </w:r>
-      <w:proofErr w:type="spellEnd"/>
-      <w:r>
-        <w:t>) e configuração dos acordos de nível de serviço (</w:t>
-      </w:r>
-      <w:proofErr w:type="spellStart"/>
-      <w:r>
-        <w:t>SLAs</w:t>
-      </w:r>
-      <w:proofErr w:type="spellEnd"/>
-      <w:r>
-        <w:t>).</w:t>
-      </w:r>
-    </w:p>
-    <w:p>
-      <w:r>
-        <w:t xml:space="preserve">A vertente operacional e de acompanhamento próximo é assegurada pelo </w:t>
-      </w:r>
-      <w:proofErr w:type="spellStart"/>
-      <w:r>
-        <w:t>Talent</w:t>
-      </w:r>
-      <w:proofErr w:type="spellEnd"/>
-      <w:r>
-        <w:t xml:space="preserve"> Manager (TM). Este perfil atua diretamente na mentoria e suporte da sua equipa de consultores, competindo-lhe validar as evidências práticas submetidas pelos mesmos, bem como monitorizar o desempenho coletivo através de um </w:t>
-      </w:r>
-      <w:proofErr w:type="spellStart"/>
-      <w:r>
-        <w:t>dashboard</w:t>
-      </w:r>
-      <w:proofErr w:type="spellEnd"/>
-      <w:r>
-        <w:t xml:space="preserve"> dedicado e do histórico de progresso da equipa.</w:t>
-      </w:r>
-    </w:p>
-    <w:p>
-      <w:r>
-        <w:t xml:space="preserve">Subindo na escala de governação técnica, o </w:t>
-      </w:r>
-      <w:proofErr w:type="spellStart"/>
-      <w:r>
-        <w:t>Service</w:t>
-      </w:r>
-      <w:proofErr w:type="spellEnd"/>
-      <w:r>
-        <w:t xml:space="preserve"> </w:t>
-      </w:r>
-      <w:proofErr w:type="spellStart"/>
-      <w:r>
-        <w:t>Line</w:t>
-      </w:r>
-      <w:proofErr w:type="spellEnd"/>
-      <w:r>
-        <w:t xml:space="preserve"> Leader (SLL) detém a responsabilidade pela aprovação final e oficial dos badges, a qual só pode ser outorgada após a validação prévia realizada pelo respetivo </w:t>
-      </w:r>
-      <w:proofErr w:type="spellStart"/>
-      <w:r>
-        <w:t>Talent</w:t>
-      </w:r>
-      <w:proofErr w:type="spellEnd"/>
-      <w:r>
-        <w:t xml:space="preserve"> Manager. </w:t>
-      </w:r>
-      <w:r>
-        <w:lastRenderedPageBreak/>
-        <w:t>Adicionalmente, este perfil está encarregue da gestão estratégica da sua linha de serviço e da análise de relatórios consolidados de competências.</w:t>
-      </w:r>
-    </w:p>
-    <w:p>
-      <w:r>
-        <w:t xml:space="preserve">Por fim, na base do ecossistema localiza-se o Consultor, o utilizador que consome os percursos formativos. As suas permissões estão limitadas à esfera do seu progresso individual, permitindo-lhe visualizar o seu perfil de competências, acompanhar a evolução nas lições, submeter as evidências documentais exigidas para a obtenção de novos badges e, assim que estes sejam aprovados, efetuar o descarregamento dos certificados digitais e realizar a respetiva partilha na sua rede profissional do </w:t>
-      </w:r>
-      <w:proofErr w:type="spellStart"/>
-      <w:r>
-        <w:t>LinkedIn</w:t>
-      </w:r>
-      <w:proofErr w:type="spellEnd"/>
-      <w:r>
-        <w:t>.</w:t>
-      </w:r>
-    </w:p>
-    <w:p>
-      <w:pPr>
-        <w:pStyle w:val="Ttulo3"/>
-      </w:pPr>
-      <w:bookmarkStart w:id="33" w:name="_Toc232937445"/>
-      <w:r>
-        <w:t>Funcionalidades de Segurança na Autenticação</w:t>
-      </w:r>
-      <w:bookmarkEnd w:id="33"/>
-    </w:p>
-    <w:p>
-      <w:r>
-        <w:t xml:space="preserve">Para mitigar riscos de segurança e garantir a proteção das contas de utilizador, o sistema implementa três políticas de segurança obrigatórias ao nível da gestão de credenciais. Em primeiro lugar, no primeiro acesso à plataforma, o utilizador é estritamente obrigado a definir uma nova palavra-passe personalizada, invalidando a credencial provisória gerada na criação da conta. Em segundo lugar, o mecanismo de recuperação de palavra-passe baseia-se na emissão de um </w:t>
-      </w:r>
-      <w:proofErr w:type="spellStart"/>
-      <w:r>
-        <w:t>token</w:t>
-      </w:r>
-      <w:proofErr w:type="spellEnd"/>
-      <w:r>
-        <w:t xml:space="preserve"> de uso único, cuja validade expira no limite máximo de uma hora; por questões de segurança no armazenamento, este </w:t>
-      </w:r>
-      <w:proofErr w:type="spellStart"/>
-      <w:r>
-        <w:t>token</w:t>
-      </w:r>
-      <w:proofErr w:type="spellEnd"/>
-      <w:r>
-        <w:t xml:space="preserve"> é guardado na base de dados após sofrer uma cifragem com um </w:t>
-      </w:r>
-      <w:proofErr w:type="spellStart"/>
-      <w:r>
-        <w:t>hash</w:t>
-      </w:r>
-      <w:proofErr w:type="spellEnd"/>
-      <w:r>
-        <w:t xml:space="preserve"> SHA-256. Por último, o sistema contempla um processo automatizado de migração de palavras-passe, garantindo o suporte e a transição transparente de </w:t>
-      </w:r>
-      <w:proofErr w:type="spellStart"/>
-      <w:r>
-        <w:t>hashes</w:t>
-      </w:r>
-      <w:proofErr w:type="spellEnd"/>
-      <w:r>
-        <w:t xml:space="preserve"> legados e antigos para o algoritmo mais seguro </w:t>
-      </w:r>
-      <w:proofErr w:type="spellStart"/>
-      <w:r>
-        <w:t>bcryptjs</w:t>
-      </w:r>
-      <w:proofErr w:type="spellEnd"/>
-      <w:r>
-        <w:t xml:space="preserve"> à medida que os utilizadores efetuam a sua autenticação normal na plataforma.</w:t>
-      </w:r>
-    </w:p>
-    <w:p>
-      <w:pPr>
-        <w:pStyle w:val="Ttulo2"/>
-      </w:pPr>
-      <w:bookmarkStart w:id="34" w:name="_Toc232937446"/>
-      <w:r>
-        <w:t>Aplicação Web</w:t>
-      </w:r>
-      <w:bookmarkEnd w:id="34"/>
-    </w:p>
-    <w:p>
-      <w:r>
-        <w:t xml:space="preserve">A aplicação web foi concebida sob a arquitetura de uma Single </w:t>
-      </w:r>
-      <w:proofErr w:type="spellStart"/>
-      <w:r>
-        <w:t>Page</w:t>
-      </w:r>
-      <w:proofErr w:type="spellEnd"/>
-      <w:r>
-        <w:t xml:space="preserve"> </w:t>
-      </w:r>
-      <w:proofErr w:type="spellStart"/>
-      <w:r>
         <w:t>Application</w:t>
       </w:r>
       <w:proofErr w:type="spellEnd"/>
       <w:r>
-        <w:t xml:space="preserve"> (SPA), sendo estruturada de forma modular e segmentada de acordo com o perfil do utilizador autenticado. O sistema assenta num mecanismo rigoroso de rotas protegidas que, através de avaliações condicionais no momento do carregamento, </w:t>
-      </w:r>
-      <w:r>
-        <w:lastRenderedPageBreak/>
-        <w:t>redireciona dinamicamente cada utilizador para os ecrãs e painéis adequados ao seu nível de acesso.</w:t>
+        <w:t xml:space="preserve"> (SPA), sendo estruturada de forma modular e segmentada de acordo com o perfil do utilizador autenticado. O sistema assenta num mecanismo rigoroso de rotas protegidas que, através de avaliações condicionais no momento do carregamento, redireciona dinamicamente cada utilizador para os ecrãs e painéis adequados ao seu nível de acesso.</w:t>
       </w:r>
     </w:p>
     <w:p/>
@@ -11490,7 +12623,11 @@
       </w:r>
       <w:proofErr w:type="spellEnd"/>
       <w:r>
-        <w:t>/evidencias). O perfil estende-se ainda à listagem de consultores associados (/</w:t>
+        <w:t xml:space="preserve">/evidencias). O perfil estende-se ainda à listagem </w:t>
+      </w:r>
+      <w:r>
+        <w:lastRenderedPageBreak/>
+        <w:t>de consultores associados (/</w:t>
       </w:r>
       <w:proofErr w:type="spellStart"/>
       <w:r>
@@ -11544,7 +12681,6 @@
         <w:ind w:left="360"/>
       </w:pPr>
       <w:r>
-        <w:lastRenderedPageBreak/>
         <w:t xml:space="preserve">Área do </w:t>
       </w:r>
       <w:proofErr w:type="spellStart"/>
@@ -11896,6 +13032,7 @@
           <w:p>
             <w:proofErr w:type="spellStart"/>
             <w:r>
+              <w:lastRenderedPageBreak/>
               <w:t>StatCard</w:t>
             </w:r>
             <w:proofErr w:type="spellEnd"/>
@@ -11981,7 +13118,6 @@
           <w:p>
             <w:proofErr w:type="spellStart"/>
             <w:r>
-              <w:lastRenderedPageBreak/>
               <w:t>EmptyState</w:t>
             </w:r>
             <w:proofErr w:type="spellEnd"/>
@@ -12246,10 +13382,7 @@
       </w:r>
       <w:proofErr w:type="spellEnd"/>
       <w:r>
-        <w:t xml:space="preserve"> API. O estado global da SPA </w:t>
-      </w:r>
-      <w:r>
-        <w:t xml:space="preserve">contem um segmento independente sendo ele, o </w:t>
+        <w:t xml:space="preserve"> API. O estado global da SPA contem um segmento independente sendo ele, o </w:t>
       </w:r>
       <w:proofErr w:type="spellStart"/>
       <w:r>
@@ -12257,10 +13390,7 @@
       </w:r>
       <w:proofErr w:type="spellEnd"/>
       <w:r>
-        <w:t>, que m</w:t>
-      </w:r>
-      <w:r>
-        <w:t>onitoriza o estado de alternância (aberto, fechado ou colapsado) da barra de navegação lateral, assegurando que o redimensionamento do contentor principal de visualização ocorre de forma sincronizada e responsiva.</w:t>
+        <w:t>, que monitoriza o estado de alternância (aberto, fechado ou colapsado) da barra de navegação lateral, assegurando que o redimensionamento do contentor principal de visualização ocorre de forma sincronizada e responsiva.</w:t>
       </w:r>
     </w:p>
     <w:p>
@@ -12269,6 +13399,7 @@
       </w:pPr>
       <w:bookmarkStart w:id="38" w:name="_Toc232937450"/>
       <w:r>
+        <w:lastRenderedPageBreak/>
         <w:t>Aplicação Móvel</w:t>
       </w:r>
       <w:bookmarkEnd w:id="38"/>
@@ -12292,115 +13423,170 @@
       </w:pPr>
       <w:bookmarkStart w:id="39" w:name="_Toc232937451"/>
       <w:r>
+        <w:t>Arquitetura de Ficheiros e Estrutura MVC</w:t>
+      </w:r>
+      <w:bookmarkEnd w:id="39"/>
+    </w:p>
+    <w:p>
+      <w:r>
+        <w:t>A organização do código na diretoria principal (</w:t>
+      </w:r>
+      <w:proofErr w:type="spellStart"/>
+      <w:r>
+        <w:t>lib</w:t>
+      </w:r>
+      <w:proofErr w:type="spellEnd"/>
+      <w:r>
+        <w:t>/) segue o padrão arquitetural MVC (</w:t>
+      </w:r>
+      <w:proofErr w:type="spellStart"/>
+      <w:r>
+        <w:t>Model-View-Controller</w:t>
+      </w:r>
+      <w:proofErr w:type="spellEnd"/>
+      <w:r>
+        <w:t xml:space="preserve">), estruturado por módulos funcionais e perfis de utilizador para garantir a escalabilidade do projeto. No núcleo da aplicação encontra-se o módulo </w:t>
+      </w:r>
+      <w:proofErr w:type="spellStart"/>
+      <w:r>
+        <w:t>auth</w:t>
+      </w:r>
+      <w:proofErr w:type="spellEnd"/>
+      <w:r>
+        <w:t xml:space="preserve">/, responsável pelos fluxos iniciais de login, registo e recuperação de palavra-passe. O dia a dia do utilizador principal é gerido no módulo consultor/, o qual se subdivide em componentes bem definidos: os </w:t>
+      </w:r>
+      <w:proofErr w:type="spellStart"/>
+      <w:r>
+        <w:t>controllers</w:t>
+      </w:r>
+      <w:proofErr w:type="spellEnd"/>
+      <w:r>
+        <w:t xml:space="preserve">/ controlam a lógica de negócio e o estado da interface, os </w:t>
+      </w:r>
+      <w:proofErr w:type="spellStart"/>
+      <w:r>
+        <w:t>models</w:t>
+      </w:r>
+      <w:proofErr w:type="spellEnd"/>
+      <w:r>
+        <w:t xml:space="preserve">/ mapeiam a estrutura local dos dados, os </w:t>
+      </w:r>
+      <w:proofErr w:type="spellStart"/>
+      <w:r>
+        <w:t>repositories</w:t>
+      </w:r>
+      <w:proofErr w:type="spellEnd"/>
+      <w:r>
+        <w:t xml:space="preserve">/ isolam as chamadas à rede e a comunicação com a API REST, e as </w:t>
+      </w:r>
+      <w:proofErr w:type="spellStart"/>
+      <w:r>
+        <w:t>pages</w:t>
+      </w:r>
+      <w:proofErr w:type="spellEnd"/>
+      <w:r>
+        <w:t>/ compõem os ecrãs visíveis da aplicação.</w:t>
+      </w:r>
+    </w:p>
+    <w:p>
+      <w:r>
+        <w:t xml:space="preserve">De forma análoga, os módulos </w:t>
+      </w:r>
+      <w:proofErr w:type="spellStart"/>
+      <w:r>
+        <w:t>talent_manager</w:t>
+      </w:r>
+      <w:proofErr w:type="spellEnd"/>
+      <w:r>
+        <w:t xml:space="preserve">/, </w:t>
+      </w:r>
+      <w:proofErr w:type="spellStart"/>
+      <w:r>
+        <w:t>service_line</w:t>
+      </w:r>
+      <w:proofErr w:type="spellEnd"/>
+      <w:r>
+        <w:t xml:space="preserve">/ e </w:t>
+      </w:r>
+      <w:proofErr w:type="spellStart"/>
+      <w:r>
+        <w:t>admin</w:t>
+      </w:r>
+      <w:proofErr w:type="spellEnd"/>
+      <w:r>
+        <w:t xml:space="preserve">/ encapsulam os ecrãs e a lógica de negócio específicos de cada um dos respetivos papéis de gestão. Por fim, a arquitetura é complementada por diretórias globais, nomeadamente a </w:t>
+      </w:r>
+      <w:proofErr w:type="spellStart"/>
+      <w:r>
+        <w:t>models</w:t>
+      </w:r>
+      <w:proofErr w:type="spellEnd"/>
+      <w:r>
+        <w:t xml:space="preserve">/, destinada aos modelos de dados partilhados por toda a aplicação, e a </w:t>
+      </w:r>
+      <w:proofErr w:type="spellStart"/>
+      <w:r>
+        <w:t>services</w:t>
+      </w:r>
+      <w:proofErr w:type="spellEnd"/>
+      <w:r>
+        <w:t xml:space="preserve">/, que centraliza os serviços transversais do sistema, tais como a integração com a API e a configuração do ecossistema </w:t>
+      </w:r>
+      <w:proofErr w:type="spellStart"/>
+      <w:r>
+        <w:t>Firebase</w:t>
+      </w:r>
+      <w:proofErr w:type="spellEnd"/>
+      <w:r>
+        <w:t>.</w:t>
+      </w:r>
+    </w:p>
+    <w:p>
+      <w:pPr>
+        <w:pStyle w:val="Ttulo3"/>
+      </w:pPr>
+      <w:bookmarkStart w:id="40" w:name="_Toc232937452"/>
+      <w:r>
+        <w:t>Funcionalidades Móveis Principais</w:t>
+      </w:r>
+      <w:bookmarkEnd w:id="40"/>
+    </w:p>
+    <w:p>
+      <w:r>
+        <w:t xml:space="preserve">A aplicação móvel disponibiliza um conjunto consolidado de funcionalidades operacionais, começando pela autenticação segura com JWT e a gestão persistente da sessão do utilizador. Ao entrar no sistema, o utilizador depara-se com um </w:t>
+      </w:r>
+      <w:proofErr w:type="spellStart"/>
+      <w:r>
+        <w:t>dashboard</w:t>
+      </w:r>
+      <w:proofErr w:type="spellEnd"/>
+      <w:r>
+        <w:t xml:space="preserve"> totalmente dinâmico e adaptado ao seu perfil, suportado por uma navegação condicional que ajusta os menus visíveis ao seu papel hierárquico.</w:t>
+      </w:r>
+    </w:p>
+    <w:p>
+      <w:r>
+        <w:t xml:space="preserve">Para os consultores, a aplicação oferece ecrãs dedicados à visualização do catálogo de certificações, à submissão direta de badges e evidências e ao acompanhamento do </w:t>
+      </w:r>
+      <w:r>
         <w:lastRenderedPageBreak/>
-        <w:t>Arquitetura de Ficheiros e Estrutura MVC</w:t>
-      </w:r>
-      <w:bookmarkEnd w:id="39"/>
-    </w:p>
-    <w:p>
-      <w:r>
-        <w:t>A organização do código na diretoria principal (</w:t>
-      </w:r>
-      <w:proofErr w:type="spellStart"/>
-      <w:r>
-        <w:t>lib</w:t>
-      </w:r>
-      <w:proofErr w:type="spellEnd"/>
-      <w:r>
-        <w:t>/) segue o padrão arquitetural MVC (</w:t>
-      </w:r>
-      <w:proofErr w:type="spellStart"/>
-      <w:r>
-        <w:t>Model-View-Controller</w:t>
-      </w:r>
-      <w:proofErr w:type="spellEnd"/>
-      <w:r>
-        <w:t xml:space="preserve">), estruturado por módulos funcionais e perfis de utilizador para garantir a escalabilidade do projeto. No núcleo da aplicação encontra-se o módulo </w:t>
-      </w:r>
-      <w:proofErr w:type="spellStart"/>
-      <w:r>
-        <w:t>auth</w:t>
-      </w:r>
-      <w:proofErr w:type="spellEnd"/>
-      <w:r>
-        <w:t xml:space="preserve">/, responsável pelos fluxos iniciais de login, registo e recuperação de palavra-passe. O dia a dia do utilizador principal é gerido no módulo consultor/, o qual se subdivide em componentes bem definidos: os </w:t>
-      </w:r>
-      <w:proofErr w:type="spellStart"/>
-      <w:r>
-        <w:t>controllers</w:t>
-      </w:r>
-      <w:proofErr w:type="spellEnd"/>
-      <w:r>
-        <w:t xml:space="preserve">/ controlam a lógica de negócio e o estado da interface, os </w:t>
-      </w:r>
-      <w:proofErr w:type="spellStart"/>
-      <w:r>
-        <w:t>models</w:t>
-      </w:r>
-      <w:proofErr w:type="spellEnd"/>
-      <w:r>
-        <w:t xml:space="preserve">/ mapeiam a estrutura local dos dados, os </w:t>
-      </w:r>
-      <w:proofErr w:type="spellStart"/>
-      <w:r>
-        <w:t>repositories</w:t>
-      </w:r>
-      <w:proofErr w:type="spellEnd"/>
-      <w:r>
-        <w:t xml:space="preserve">/ isolam as chamadas à rede e a comunicação com a API REST, e as </w:t>
-      </w:r>
-      <w:proofErr w:type="spellStart"/>
-      <w:r>
-        <w:t>pages</w:t>
-      </w:r>
-      <w:proofErr w:type="spellEnd"/>
-      <w:r>
-        <w:t>/ compõem os ecrãs visíveis da aplicação.</w:t>
-      </w:r>
-    </w:p>
-    <w:p>
-      <w:r>
-        <w:t xml:space="preserve">De forma análoga, os módulos </w:t>
-      </w:r>
-      <w:proofErr w:type="spellStart"/>
-      <w:r>
-        <w:t>talent_manager</w:t>
-      </w:r>
-      <w:proofErr w:type="spellEnd"/>
-      <w:r>
-        <w:t xml:space="preserve">/, </w:t>
-      </w:r>
-      <w:proofErr w:type="spellStart"/>
-      <w:r>
-        <w:t>service_line</w:t>
-      </w:r>
-      <w:proofErr w:type="spellEnd"/>
-      <w:r>
-        <w:t xml:space="preserve">/ e </w:t>
-      </w:r>
-      <w:proofErr w:type="spellStart"/>
-      <w:r>
-        <w:t>admin</w:t>
-      </w:r>
-      <w:proofErr w:type="spellEnd"/>
-      <w:r>
-        <w:t xml:space="preserve">/ encapsulam os ecrãs e a lógica de negócio específicos de cada um dos respetivos papéis de gestão. Por fim, a arquitetura é complementada por diretórias globais, nomeadamente a </w:t>
-      </w:r>
-      <w:proofErr w:type="spellStart"/>
-      <w:r>
-        <w:t>models</w:t>
-      </w:r>
-      <w:proofErr w:type="spellEnd"/>
-      <w:r>
-        <w:t xml:space="preserve">/, destinada aos modelos de dados partilhados por toda a aplicação, e a </w:t>
-      </w:r>
-      <w:proofErr w:type="spellStart"/>
-      <w:r>
-        <w:t>services</w:t>
-      </w:r>
-      <w:proofErr w:type="spellEnd"/>
-      <w:r>
-        <w:t xml:space="preserve">/, que centraliza os serviços transversais do sistema, tais como a integração com a API e a configuração do ecossistema </w:t>
+        <w:t xml:space="preserve">seu perfil e progresso de </w:t>
+      </w:r>
+      <w:proofErr w:type="spellStart"/>
+      <w:r>
+        <w:t>gamificação</w:t>
+      </w:r>
+      <w:proofErr w:type="spellEnd"/>
+      <w:r>
+        <w:t xml:space="preserve">. Para os perfis de gestão (TM e SL), a interface disponibiliza um fluxo otimizado de validação e aprovação de pedidos em mobilidade. Toda a experiência é enriquecida pelo envio e receção de notificações </w:t>
+      </w:r>
+      <w:proofErr w:type="spellStart"/>
+      <w:r>
+        <w:t>push</w:t>
+      </w:r>
+      <w:proofErr w:type="spellEnd"/>
+      <w:r>
+        <w:t xml:space="preserve"> em tempo real, geridas de forma integrada através do </w:t>
       </w:r>
       <w:proofErr w:type="spellStart"/>
       <w:r>
@@ -12408,43 +13594,93 @@
       </w:r>
       <w:proofErr w:type="spellEnd"/>
       <w:r>
+        <w:t xml:space="preserve"> </w:t>
+      </w:r>
+      <w:proofErr w:type="spellStart"/>
+      <w:r>
+        <w:t>Cloud</w:t>
+      </w:r>
+      <w:proofErr w:type="spellEnd"/>
+      <w:r>
+        <w:t xml:space="preserve"> </w:t>
+      </w:r>
+      <w:proofErr w:type="spellStart"/>
+      <w:r>
+        <w:t>Messaging</w:t>
+      </w:r>
+      <w:proofErr w:type="spellEnd"/>
+      <w:r>
         <w:t>.</w:t>
       </w:r>
     </w:p>
+    <w:p/>
+    <w:p>
+      <w:pPr>
+        <w:pStyle w:val="Ttulo2"/>
+      </w:pPr>
+      <w:bookmarkStart w:id="41" w:name="_Toc232937453"/>
+      <w:r>
+        <w:t>Funcionalidades Principais</w:t>
+      </w:r>
+      <w:bookmarkEnd w:id="41"/>
+    </w:p>
     <w:p>
       <w:pPr>
         <w:pStyle w:val="Ttulo3"/>
       </w:pPr>
-      <w:bookmarkStart w:id="40" w:name="_Toc232937452"/>
-      <w:r>
-        <w:t>Funcionalidades Móveis Principais</w:t>
-      </w:r>
-      <w:bookmarkEnd w:id="40"/>
-    </w:p>
-    <w:p>
-      <w:r>
-        <w:t xml:space="preserve">A aplicação móvel disponibiliza um conjunto consolidado de funcionalidades operacionais, começando pela autenticação segura com JWT e a gestão persistente da sessão do utilizador. Ao entrar no sistema, o utilizador depara-se com um </w:t>
-      </w:r>
-      <w:proofErr w:type="spellStart"/>
-      <w:r>
-        <w:t>dashboard</w:t>
-      </w:r>
-      <w:proofErr w:type="spellEnd"/>
-      <w:r>
-        <w:t xml:space="preserve"> totalmente dinâmico e adaptado ao seu perfil, suportado por uma navegação condicional que ajusta os menus visíveis ao seu papel hierárquico.</w:t>
-      </w:r>
-    </w:p>
-    <w:p>
-      <w:r>
-        <w:t xml:space="preserve">Para os consultores, a aplicação oferece ecrãs dedicados à visualização do catálogo de certificações, à submissão direta de badges e evidências e ao acompanhamento do seu perfil e progresso de </w:t>
-      </w:r>
-      <w:proofErr w:type="spellStart"/>
-      <w:r>
-        <w:t>gamificação</w:t>
-      </w:r>
-      <w:proofErr w:type="spellEnd"/>
-      <w:r>
-        <w:t xml:space="preserve">. Para os perfis de gestão (TM e SL), a interface disponibiliza um fluxo otimizado de validação e aprovação de pedidos em mobilidade. Toda a experiência é enriquecida pelo envio e receção de notificações </w:t>
+      <w:bookmarkStart w:id="42" w:name="_Toc232937454"/>
+      <w:r>
+        <w:t>Fluxo de Obtenção de um Badge</w:t>
+      </w:r>
+      <w:bookmarkEnd w:id="42"/>
+    </w:p>
+    <w:p>
+      <w:r>
+        <w:t xml:space="preserve">O processo de certificação de competências na plataforma é governado por um fluxo de validação rigoroso e </w:t>
+      </w:r>
+      <w:proofErr w:type="spellStart"/>
+      <w:proofErr w:type="gramStart"/>
+      <w:r>
+        <w:t>multi-nível</w:t>
+      </w:r>
+      <w:proofErr w:type="spellEnd"/>
+      <w:proofErr w:type="gramEnd"/>
+      <w:r>
+        <w:t>. O ciclo de vida inicia-se quando o consultor navega pelo catálogo da plataforma, seleciona um badge específico e consulta os respetivos requisitos práticos e plano curricular. Para iniciar o processo, o utilizador deve submeter uma evidência documental — sob a forma de ficheiro ou URL comprovativo — para cada um dos requisitos exigidos.</w:t>
+      </w:r>
+    </w:p>
+    <w:p>
+      <w:r>
+        <w:t xml:space="preserve">Esta submissão despoleta uma notificação automática para o respetivo </w:t>
+      </w:r>
+      <w:proofErr w:type="spellStart"/>
+      <w:r>
+        <w:t>Talent</w:t>
+      </w:r>
+      <w:proofErr w:type="spellEnd"/>
+      <w:r>
+        <w:t xml:space="preserve"> Manager (TM), que fica encarregue de rever as evidências, podendo aprová-las ou rejeitá-las individualmente mediante a inserção de um comentário justificativo. Caso todas as evidências obtenham parecer positivo, o fluxo avança para o </w:t>
+      </w:r>
+      <w:proofErr w:type="spellStart"/>
+      <w:r>
+        <w:t>Service</w:t>
+      </w:r>
+      <w:proofErr w:type="spellEnd"/>
+      <w:r>
+        <w:t xml:space="preserve"> </w:t>
+      </w:r>
+      <w:proofErr w:type="spellStart"/>
+      <w:r>
+        <w:t>Line</w:t>
+      </w:r>
+      <w:proofErr w:type="spellEnd"/>
+      <w:r>
+        <w:t xml:space="preserve"> Leader (SLL), que recebe um alerta para emitir a decisão final de aprovação ou rejeição do badge.</w:t>
+      </w:r>
+    </w:p>
+    <w:p>
+      <w:r>
+        <w:t xml:space="preserve">Uma vez outorgada a aprovação final, o sistema executa automaticamente um conjunto de ações em cadeia: o estado do badge é alterado para "obtido" com a respetiva marca temporal, é gerado um código de certificado único e criptograficamente seguro, os pontos associados são creditados na conta do consultor e este é notificado do sucesso da operação através de canais </w:t>
       </w:r>
       <w:proofErr w:type="spellStart"/>
       <w:r>
@@ -12452,27 +13688,11 @@
       </w:r>
       <w:proofErr w:type="spellEnd"/>
       <w:r>
-        <w:t xml:space="preserve"> em tempo real, geridas de forma integrada através do </w:t>
-      </w:r>
-      <w:proofErr w:type="spellStart"/>
-      <w:r>
-        <w:t>Firebase</w:t>
-      </w:r>
-      <w:proofErr w:type="spellEnd"/>
-      <w:r>
-        <w:t xml:space="preserve"> </w:t>
-      </w:r>
-      <w:proofErr w:type="spellStart"/>
-      <w:r>
-        <w:t>Cloud</w:t>
-      </w:r>
-      <w:proofErr w:type="spellEnd"/>
-      <w:r>
-        <w:t xml:space="preserve"> </w:t>
-      </w:r>
-      <w:proofErr w:type="spellStart"/>
-      <w:r>
-        <w:t>Messaging</w:t>
+        <w:t xml:space="preserve"> e correio eletrónico. O processo encerra-se com o consultor a efetuar o descarregamento do seu certificado em formato PDF, ficando habilitado a partilhar o link público de verificação ou a publicar a conquista diretamente na sua rede do </w:t>
+      </w:r>
+      <w:proofErr w:type="spellStart"/>
+      <w:r>
+        <w:t>LinkedIn</w:t>
       </w:r>
       <w:proofErr w:type="spellEnd"/>
       <w:r>
@@ -12482,94 +13702,8 @@
     <w:p/>
     <w:p>
       <w:pPr>
-        <w:pStyle w:val="Ttulo2"/>
-      </w:pPr>
-      <w:bookmarkStart w:id="41" w:name="_Toc232937453"/>
-      <w:r>
-        <w:t>Funcionalidades Principais</w:t>
-      </w:r>
-      <w:bookmarkEnd w:id="41"/>
-    </w:p>
-    <w:p>
-      <w:pPr>
         <w:pStyle w:val="Ttulo3"/>
       </w:pPr>
-      <w:bookmarkStart w:id="42" w:name="_Toc232937454"/>
-      <w:r>
-        <w:t>Fluxo de Obtenção de um Badge</w:t>
-      </w:r>
-      <w:bookmarkEnd w:id="42"/>
-    </w:p>
-    <w:p>
-      <w:r>
-        <w:t xml:space="preserve">O processo de certificação de competências na plataforma é governado por um fluxo de validação rigoroso e </w:t>
-      </w:r>
-      <w:proofErr w:type="spellStart"/>
-      <w:proofErr w:type="gramStart"/>
-      <w:r>
-        <w:t>multi-nível</w:t>
-      </w:r>
-      <w:proofErr w:type="spellEnd"/>
-      <w:proofErr w:type="gramEnd"/>
-      <w:r>
-        <w:t>. O ciclo de vida inicia-se quando o consultor navega pelo catálogo da plataforma, seleciona um badge específico e consulta os respetivos requisitos práticos e plano curricular. Para iniciar o processo, o utilizador deve submeter uma evidência documental — sob a forma de ficheiro ou URL comprovativo — para cada um dos requisitos exigidos.</w:t>
-      </w:r>
-    </w:p>
-    <w:p>
-      <w:r>
-        <w:t xml:space="preserve">Esta submissão despoleta uma notificação automática para o respetivo </w:t>
-      </w:r>
-      <w:proofErr w:type="spellStart"/>
-      <w:r>
-        <w:t>Talent</w:t>
-      </w:r>
-      <w:proofErr w:type="spellEnd"/>
-      <w:r>
-        <w:t xml:space="preserve"> Manager (TM), que fica encarregue de rever as evidências, podendo aprová-las ou rejeitá-las individualmente mediante a inserção de um comentário justificativo. Caso todas as evidências obtenham parecer positivo, o fluxo avança para o </w:t>
-      </w:r>
-      <w:proofErr w:type="spellStart"/>
-      <w:r>
-        <w:t>Service</w:t>
-      </w:r>
-      <w:proofErr w:type="spellEnd"/>
-      <w:r>
-        <w:t xml:space="preserve"> </w:t>
-      </w:r>
-      <w:proofErr w:type="spellStart"/>
-      <w:r>
-        <w:t>Line</w:t>
-      </w:r>
-      <w:proofErr w:type="spellEnd"/>
-      <w:r>
-        <w:t xml:space="preserve"> Leader (SLL), que recebe um alerta para emitir a decisão final de aprovação ou rejeição do badge.</w:t>
-      </w:r>
-    </w:p>
-    <w:p>
-      <w:r>
-        <w:t xml:space="preserve">Uma vez outorgada a aprovação final, o sistema executa automaticamente um conjunto de ações em cadeia: o estado do badge é alterado para "obtido" com a respetiva marca temporal, é gerado um código de certificado único e criptograficamente seguro, os pontos associados são creditados na conta do consultor e este é notificado do sucesso da operação através de canais </w:t>
-      </w:r>
-      <w:proofErr w:type="spellStart"/>
-      <w:r>
-        <w:t>push</w:t>
-      </w:r>
-      <w:proofErr w:type="spellEnd"/>
-      <w:r>
-        <w:t xml:space="preserve"> e correio eletrónico. O processo encerra-se com o consultor a efetuar o descarregamento do seu certificado em formato PDF, ficando habilitado a partilhar o link público de verificação ou a publicar a conquista diretamente na sua rede do </w:t>
-      </w:r>
-      <w:proofErr w:type="spellStart"/>
-      <w:r>
-        <w:t>LinkedIn</w:t>
-      </w:r>
-      <w:proofErr w:type="spellEnd"/>
-      <w:r>
-        <w:t>.</w:t>
-      </w:r>
-    </w:p>
-    <w:p/>
-    <w:p>
-      <w:pPr>
-        <w:pStyle w:val="Ttulo3"/>
-      </w:pPr>
       <w:bookmarkStart w:id="43" w:name="_Toc232937455"/>
       <w:r>
         <w:t xml:space="preserve">Mecanismos de </w:t>
@@ -12583,7 +13717,6 @@
     </w:p>
     <w:p>
       <w:r>
-        <w:lastRenderedPageBreak/>
         <w:t xml:space="preserve">Com o intuito de fomentar o envolvimento e motivar os consultores na sua progressão profissional, o sistema incorpora uma camada de </w:t>
       </w:r>
       <w:proofErr w:type="spellStart"/>
@@ -12697,7 +13830,11 @@
       </w:r>
       <w:proofErr w:type="spellEnd"/>
       <w:r>
-        <w:t xml:space="preserve"> e encaminhadas para a caixa de correio do utilizador em cenários de eventos críticos, tais como pedidos de recuperação de palavra-passe ou avisos de incumprimento de </w:t>
+        <w:t xml:space="preserve"> e encaminhadas para a caixa de correio do utilizador em cenários de eventos </w:t>
+      </w:r>
+      <w:r>
+        <w:lastRenderedPageBreak/>
+        <w:t xml:space="preserve">críticos, tais como pedidos de recuperação de palavra-passe ou avisos de incumprimento de </w:t>
       </w:r>
       <w:proofErr w:type="spellStart"/>
       <w:r>
@@ -12715,22 +13852,341 @@
       </w:pPr>
       <w:bookmarkStart w:id="45" w:name="_Toc232937457"/>
       <w:r>
+        <w:t>Geração de Certificados Digitais</w:t>
+      </w:r>
+      <w:bookmarkEnd w:id="45"/>
+    </w:p>
+    <w:p>
+      <w:r>
+        <w:t xml:space="preserve">A validação de um badge culmina na emissão de um documento com validade institucional e </w:t>
+      </w:r>
+      <w:proofErr w:type="spellStart"/>
+      <w:r>
+        <w:t>auditável</w:t>
+      </w:r>
+      <w:proofErr w:type="spellEnd"/>
+      <w:r>
+        <w:t xml:space="preserve">. Cada certificado gerado possui um código de verificação único e inviolável, gerado no </w:t>
+      </w:r>
+      <w:proofErr w:type="spellStart"/>
+      <w:r>
+        <w:t>backend</w:t>
+      </w:r>
+      <w:proofErr w:type="spellEnd"/>
+      <w:r>
+        <w:t xml:space="preserve"> através do módulo nativo </w:t>
+      </w:r>
+      <w:proofErr w:type="spellStart"/>
+      <w:proofErr w:type="gramStart"/>
+      <w:r>
+        <w:t>crypto.randomBytes</w:t>
+      </w:r>
+      <w:proofErr w:type="spellEnd"/>
+      <w:proofErr w:type="gramEnd"/>
+      <w:r>
+        <w:t>, assegurando aleatoriedade e proteção criptográfica.</w:t>
+      </w:r>
+    </w:p>
+    <w:p>
+      <w:r>
+        <w:t>A autenticidade do documento pode ser comprovada publicamente através de uma rota dedicada (/</w:t>
+      </w:r>
+      <w:proofErr w:type="spellStart"/>
+      <w:r>
+        <w:t>public</w:t>
+      </w:r>
+      <w:proofErr w:type="spellEnd"/>
+      <w:r>
+        <w:t>/</w:t>
+      </w:r>
+      <w:proofErr w:type="spellStart"/>
+      <w:r>
+        <w:t>certificates</w:t>
+      </w:r>
+      <w:proofErr w:type="spellEnd"/>
+      <w:proofErr w:type="gramStart"/>
+      <w:r>
+        <w:t>/:</w:t>
+      </w:r>
+      <w:proofErr w:type="spellStart"/>
+      <w:r>
+        <w:t>code</w:t>
+      </w:r>
+      <w:proofErr w:type="spellEnd"/>
+      <w:proofErr w:type="gramEnd"/>
+      <w:r>
+        <w:t xml:space="preserve">), estruturada para permitir que entidades externas validem a certificação ou que o próprio consultor incorpore o link direto no seu perfil profissional do </w:t>
+      </w:r>
+      <w:proofErr w:type="spellStart"/>
+      <w:r>
+        <w:t>LinkedIn</w:t>
+      </w:r>
+      <w:proofErr w:type="spellEnd"/>
+      <w:r>
+        <w:t xml:space="preserve">. A representação visual do documento é gerada dinamicamente no servidor em formato PDF recorrendo à biblioteca </w:t>
+      </w:r>
+      <w:proofErr w:type="spellStart"/>
+      <w:r>
+        <w:t>PDFKit</w:t>
+      </w:r>
+      <w:proofErr w:type="spellEnd"/>
+      <w:r>
+        <w:t>.</w:t>
+      </w:r>
+    </w:p>
+    <w:p/>
+    <w:p>
+      <w:pPr>
+        <w:pStyle w:val="Ttulo3"/>
+      </w:pPr>
+      <w:bookmarkStart w:id="46" w:name="_Toc232937458"/>
+      <w:r>
+        <w:t xml:space="preserve">Gestão de </w:t>
+      </w:r>
+      <w:proofErr w:type="spellStart"/>
+      <w:r>
+        <w:t>SLAs</w:t>
+      </w:r>
+      <w:proofErr w:type="spellEnd"/>
+      <w:r>
+        <w:t xml:space="preserve"> e Monitorização Operacional</w:t>
+      </w:r>
+      <w:bookmarkEnd w:id="46"/>
+    </w:p>
+    <w:p>
+      <w:r>
+        <w:t>Para assegurar a fluidez e a eficiência do fluxo de validação, a área administrativa da plataforma disponibiliza ferramentas para a configuração e controlo de Acordos de Nível de Serviço (</w:t>
+      </w:r>
+      <w:proofErr w:type="spellStart"/>
+      <w:r>
+        <w:t>SLAs</w:t>
+      </w:r>
+      <w:proofErr w:type="spellEnd"/>
+      <w:r>
+        <w:t xml:space="preserve">) customizáveis por equipa. Os administradores do sistema possuem a capacidade de estipular o limite máximo de horas que os </w:t>
+      </w:r>
+      <w:proofErr w:type="spellStart"/>
+      <w:r>
+        <w:t>Talent</w:t>
+      </w:r>
+      <w:proofErr w:type="spellEnd"/>
+      <w:r>
+        <w:t xml:space="preserve"> Managers e </w:t>
+      </w:r>
+      <w:proofErr w:type="spellStart"/>
+      <w:r>
+        <w:t>Service</w:t>
+      </w:r>
+      <w:proofErr w:type="spellEnd"/>
+      <w:r>
+        <w:t xml:space="preserve"> </w:t>
+      </w:r>
+      <w:proofErr w:type="spellStart"/>
+      <w:r>
+        <w:t>Line</w:t>
+      </w:r>
+      <w:proofErr w:type="spellEnd"/>
+      <w:r>
+        <w:t xml:space="preserve"> Leaders detêm para responder e despachar cada pedido pendente.</w:t>
+      </w:r>
+    </w:p>
+    <w:p>
+      <w:r>
+        <w:t xml:space="preserve">Paralelamente, é possível ativar ou desativar os alertas por email e </w:t>
+      </w:r>
+      <w:proofErr w:type="spellStart"/>
+      <w:r>
+        <w:t>push</w:t>
+      </w:r>
+      <w:proofErr w:type="spellEnd"/>
+      <w:r>
+        <w:t xml:space="preserve"> associados a estes prazos para equipas específicas. Focada na segurança e conformidade operacional, a plataforma submete qualquer modificação nas regras de SLA a um processo rigoroso de registo e auditoria interna.</w:t>
+      </w:r>
+    </w:p>
+    <w:p/>
+    <w:p>
+      <w:pPr>
+        <w:pStyle w:val="Ttulo3"/>
+      </w:pPr>
+      <w:bookmarkStart w:id="47" w:name="_Toc232937459"/>
+      <w:r>
+        <w:t>Subsistemas de Exportação de Dados e Gestão de Ativos Visuais</w:t>
+      </w:r>
+      <w:bookmarkEnd w:id="47"/>
+    </w:p>
+    <w:p>
+      <w:r>
         <w:lastRenderedPageBreak/>
-        <w:t>Geração de Certificados Digitais</w:t>
-      </w:r>
-      <w:bookmarkEnd w:id="45"/>
-    </w:p>
-    <w:p>
-      <w:r>
-        <w:t xml:space="preserve">A validação de um badge culmina na emissão de um documento com validade institucional e </w:t>
-      </w:r>
-      <w:proofErr w:type="spellStart"/>
-      <w:r>
-        <w:t>auditável</w:t>
-      </w:r>
-      <w:proofErr w:type="spellEnd"/>
-      <w:r>
-        <w:t xml:space="preserve">. Cada certificado gerado possui um código de verificação único e inviolável, gerado no </w:t>
+        <w:t xml:space="preserve">Orientada à análise estatística externa, a plataforma dota o perfil de administrador de mecanismos de extração de dados analíticos. Utilizando a biblioteca </w:t>
+      </w:r>
+      <w:proofErr w:type="spellStart"/>
+      <w:r>
+        <w:t>ExcelJS</w:t>
+      </w:r>
+      <w:proofErr w:type="spellEnd"/>
+      <w:r>
+        <w:t xml:space="preserve">, o sistema permite exportar listagens e relatórios consolidados em formato Excel, salvaguardando a formatação das tabelas e o isolamento dos dados. De igual modo, relatórios executivos formatados podem ser extraídos diretamente em PDF via </w:t>
+      </w:r>
+      <w:proofErr w:type="spellStart"/>
+      <w:r>
+        <w:t>PDFKit</w:t>
+      </w:r>
+      <w:proofErr w:type="spellEnd"/>
+      <w:r>
+        <w:t>.</w:t>
+      </w:r>
+    </w:p>
+    <w:p>
+      <w:r>
+        <w:t xml:space="preserve">Por fim, no âmbito da criação de novos conteúdos, o administrador dispõe de um subsistema duplo para a gestão de imagens de novos badges. O fluxo operacional permite tanto o carregamento tradicional e manual de ficheiros visuais diretamente para o serviço de armazenamento em nuvem do </w:t>
+      </w:r>
+      <w:proofErr w:type="spellStart"/>
+      <w:r>
+        <w:t>Cloudinary</w:t>
+      </w:r>
+      <w:proofErr w:type="spellEnd"/>
+      <w:r>
+        <w:t xml:space="preserve">, como a geração totalmente automatizada de imagens conceptuais por inteligência artificial. Este último recurso consome a API do </w:t>
+      </w:r>
+      <w:proofErr w:type="spellStart"/>
+      <w:r>
+        <w:t>Hugging</w:t>
+      </w:r>
+      <w:proofErr w:type="spellEnd"/>
+      <w:r>
+        <w:t xml:space="preserve"> Face para invocar o modelo generativo </w:t>
+      </w:r>
+      <w:proofErr w:type="spellStart"/>
+      <w:r>
+        <w:t>Stable</w:t>
+      </w:r>
+      <w:proofErr w:type="spellEnd"/>
+      <w:r>
+        <w:t xml:space="preserve"> </w:t>
+      </w:r>
+      <w:proofErr w:type="spellStart"/>
+      <w:r>
+        <w:t>Diffusion</w:t>
+      </w:r>
+      <w:proofErr w:type="spellEnd"/>
+      <w:r>
+        <w:t xml:space="preserve"> XL, criando uma identidade visual única baseada estritamente na descrição textual técnica fornecida para o badge.</w:t>
+      </w:r>
+    </w:p>
+    <w:p>
+      <w:pPr>
+        <w:pStyle w:val="Ttulo2"/>
+      </w:pPr>
+      <w:bookmarkStart w:id="48" w:name="_Toc232937460"/>
+      <w:r>
+        <w:t>Segurança</w:t>
+      </w:r>
+      <w:bookmarkEnd w:id="48"/>
+    </w:p>
+    <w:p>
+      <w:r>
+        <w:t>A segurança e a proteção dos dados constituem um pilar central na arquitetura da plataforma, tendo sido implementado um conjunto abrangente de medidas de segurança em múltiplas camadas para mitigar riscos, prevenir vulnerabilidades comuns e garantir a conformidade legal.</w:t>
+      </w:r>
+    </w:p>
+    <w:p>
+      <w:pPr>
+        <w:pStyle w:val="Ttulo3"/>
+      </w:pPr>
+      <w:bookmarkStart w:id="49" w:name="_Toc232937461"/>
+      <w:r>
+        <w:t>Autenticação, Palavras-passe e Controlo de Acesso</w:t>
+      </w:r>
+      <w:bookmarkEnd w:id="49"/>
+    </w:p>
+    <w:p>
+      <w:r>
+        <w:t xml:space="preserve">No que concerne à gestão de identidades, o sistema assegura a autenticação dos utilizadores através de JSON Web </w:t>
+      </w:r>
+      <w:proofErr w:type="spellStart"/>
+      <w:r>
+        <w:t>Tokens</w:t>
+      </w:r>
+      <w:proofErr w:type="spellEnd"/>
+      <w:r>
+        <w:t xml:space="preserve"> (JWT) com uma validade de 7 dias, assinados digitalmente com uma chave secreta robusta no servidor. O armazenamento de credenciais nunca é feito em texto limpo; o sistema recorre à biblioteca </w:t>
+      </w:r>
+      <w:proofErr w:type="spellStart"/>
+      <w:r>
+        <w:t>bcryptjs</w:t>
+      </w:r>
+      <w:proofErr w:type="spellEnd"/>
+      <w:r>
+        <w:t xml:space="preserve"> para aplicar um </w:t>
+      </w:r>
+      <w:proofErr w:type="spellStart"/>
+      <w:r>
+        <w:t>hash</w:t>
+      </w:r>
+      <w:proofErr w:type="spellEnd"/>
+      <w:r>
+        <w:t xml:space="preserve"> criptográfico </w:t>
+      </w:r>
+      <w:proofErr w:type="gramStart"/>
+      <w:r>
+        <w:t>às</w:t>
+      </w:r>
+      <w:proofErr w:type="gramEnd"/>
+      <w:r>
+        <w:t xml:space="preserve"> palavras-passe, utilizando um número de </w:t>
+      </w:r>
+      <w:proofErr w:type="spellStart"/>
+      <w:r>
+        <w:t>salt</w:t>
+      </w:r>
+      <w:proofErr w:type="spellEnd"/>
+      <w:r>
+        <w:t xml:space="preserve"> rounds configuráveis para prevenir ataques de força bruta.</w:t>
+      </w:r>
+    </w:p>
+    <w:p>
+      <w:r>
+        <w:lastRenderedPageBreak/>
+        <w:t xml:space="preserve">Para cenários de recuperação de credenciais, é emitido um </w:t>
+      </w:r>
+      <w:proofErr w:type="spellStart"/>
+      <w:r>
+        <w:t>token</w:t>
+      </w:r>
+      <w:proofErr w:type="spellEnd"/>
+      <w:r>
+        <w:t xml:space="preserve"> de uso único com validade estrita de 1 hora, sendo este armazenado na base de dados sob a forma de um </w:t>
+      </w:r>
+      <w:proofErr w:type="spellStart"/>
+      <w:r>
+        <w:t>hash</w:t>
+      </w:r>
+      <w:proofErr w:type="spellEnd"/>
+      <w:r>
+        <w:t xml:space="preserve"> SHA-256 para evitar a sua exposição mesmo em caso de fuga de dados. Adicionalmente, o controlo de autorização e privilégios é rigidamente estruturado através de um modelo RBAC (Role-</w:t>
+      </w:r>
+      <w:proofErr w:type="spellStart"/>
+      <w:r>
+        <w:t>Based</w:t>
+      </w:r>
+      <w:proofErr w:type="spellEnd"/>
+      <w:r>
+        <w:t xml:space="preserve"> Access </w:t>
+      </w:r>
+      <w:proofErr w:type="spellStart"/>
+      <w:r>
+        <w:t>Control</w:t>
+      </w:r>
+      <w:proofErr w:type="spellEnd"/>
+      <w:r>
+        <w:t xml:space="preserve">), aplicado via </w:t>
+      </w:r>
+      <w:proofErr w:type="spellStart"/>
+      <w:r>
+        <w:t>middlewares</w:t>
+      </w:r>
+      <w:proofErr w:type="spellEnd"/>
+      <w:r>
+        <w:t xml:space="preserve"> no </w:t>
       </w:r>
       <w:proofErr w:type="spellStart"/>
       <w:r>
@@ -12738,108 +14194,63 @@
       </w:r>
       <w:proofErr w:type="spellEnd"/>
       <w:r>
-        <w:t xml:space="preserve"> através do módulo nativo </w:t>
-      </w:r>
-      <w:proofErr w:type="spellStart"/>
-      <w:proofErr w:type="gramStart"/>
-      <w:r>
-        <w:t>crypto.randomBytes</w:t>
-      </w:r>
-      <w:proofErr w:type="spellEnd"/>
-      <w:proofErr w:type="gramEnd"/>
-      <w:r>
-        <w:t>, assegurando aleatoriedade e proteção criptográfica.</w:t>
-      </w:r>
-    </w:p>
-    <w:p>
-      <w:r>
-        <w:t>A autenticidade do documento pode ser comprovada publicamente através de uma rota dedicada (/</w:t>
-      </w:r>
-      <w:proofErr w:type="spellStart"/>
-      <w:r>
-        <w:t>public</w:t>
-      </w:r>
-      <w:proofErr w:type="spellEnd"/>
-      <w:r>
-        <w:t>/</w:t>
-      </w:r>
-      <w:proofErr w:type="spellStart"/>
-      <w:r>
-        <w:t>certificates</w:t>
-      </w:r>
-      <w:proofErr w:type="spellEnd"/>
-      <w:proofErr w:type="gramStart"/>
-      <w:r>
-        <w:t>/:</w:t>
-      </w:r>
-      <w:proofErr w:type="spellStart"/>
-      <w:r>
-        <w:t>code</w:t>
-      </w:r>
-      <w:proofErr w:type="spellEnd"/>
-      <w:proofErr w:type="gramEnd"/>
-      <w:r>
-        <w:t xml:space="preserve">), estruturada para permitir que entidades externas validem a certificação ou que o próprio consultor incorpore o link direto no seu perfil profissional do </w:t>
-      </w:r>
-      <w:proofErr w:type="spellStart"/>
-      <w:r>
-        <w:t>LinkedIn</w:t>
-      </w:r>
-      <w:proofErr w:type="spellEnd"/>
-      <w:r>
-        <w:t xml:space="preserve">. A representação visual do documento é gerada dinamicamente no servidor em formato PDF recorrendo à biblioteca </w:t>
-      </w:r>
-      <w:proofErr w:type="spellStart"/>
-      <w:r>
-        <w:t>PDFKit</w:t>
-      </w:r>
-      <w:proofErr w:type="spellEnd"/>
-      <w:r>
-        <w:t>.</w:t>
-      </w:r>
-    </w:p>
-    <w:p/>
+        <w:t>, o que garante que cada utilizador acede estritamente aos recursos permitidos para o seu perfil.</w:t>
+      </w:r>
+    </w:p>
     <w:p>
       <w:pPr>
         <w:pStyle w:val="Ttulo3"/>
       </w:pPr>
-      <w:bookmarkStart w:id="46" w:name="_Toc232937458"/>
-      <w:r>
-        <w:t xml:space="preserve">Gestão de </w:t>
-      </w:r>
-      <w:proofErr w:type="spellStart"/>
-      <w:r>
-        <w:t>SLAs</w:t>
-      </w:r>
-      <w:proofErr w:type="spellEnd"/>
-      <w:r>
-        <w:t xml:space="preserve"> e Monitorização Operacional</w:t>
-      </w:r>
-      <w:bookmarkEnd w:id="46"/>
-    </w:p>
-    <w:p>
-      <w:r>
-        <w:t>Para assegurar a fluidez e a eficiência do fluxo de validação, a área administrativa da plataforma disponibiliza ferramentas para a configuração e controlo de Acordos de Nível de Serviço (</w:t>
-      </w:r>
-      <w:proofErr w:type="spellStart"/>
-      <w:r>
-        <w:t>SLAs</w:t>
-      </w:r>
-      <w:proofErr w:type="spellEnd"/>
-      <w:r>
-        <w:t xml:space="preserve">) customizáveis por equipa. Os administradores do sistema possuem a capacidade de estipular o limite máximo de horas que os </w:t>
-      </w:r>
-      <w:proofErr w:type="spellStart"/>
-      <w:r>
-        <w:t>Talent</w:t>
-      </w:r>
-      <w:proofErr w:type="spellEnd"/>
-      <w:r>
-        <w:t xml:space="preserve"> Managers e </w:t>
-      </w:r>
-      <w:proofErr w:type="spellStart"/>
-      <w:r>
-        <w:t>Service</w:t>
+      <w:bookmarkStart w:id="50" w:name="_Toc232937462"/>
+      <w:r>
+        <w:t>Proteção Contra Vulnerabilidades e Segurança de Dados</w:t>
+      </w:r>
+      <w:bookmarkEnd w:id="50"/>
+    </w:p>
+    <w:p>
+      <w:r>
+        <w:t xml:space="preserve">A integridade da base de dados e a proteção contra ataques cibernéticos comuns foram acauteladas em várias frentes. A ameaça de Injeção SQL é mitigada de forma nativa através da utilização do </w:t>
+      </w:r>
+      <w:proofErr w:type="spellStart"/>
+      <w:r>
+        <w:t>Sequelize</w:t>
+      </w:r>
+      <w:proofErr w:type="spellEnd"/>
+      <w:r>
+        <w:t xml:space="preserve"> ORM, que recorre a </w:t>
+      </w:r>
+      <w:proofErr w:type="spellStart"/>
+      <w:r>
+        <w:t>queries</w:t>
+      </w:r>
+      <w:proofErr w:type="spellEnd"/>
+      <w:r>
+        <w:t xml:space="preserve"> parametrizadas e à higienização automática de todas as entradas de dados. Da mesma forma, para prevenir ataques de XSS (Cross-Site </w:t>
+      </w:r>
+      <w:proofErr w:type="spellStart"/>
+      <w:r>
+        <w:t>Scripting</w:t>
+      </w:r>
+      <w:proofErr w:type="spellEnd"/>
+      <w:r>
+        <w:t xml:space="preserve">), a plataforma executa o escape de caracteres HTML em qualquer conteúdo ou texto gerado pelo utilizador antes da sua </w:t>
+      </w:r>
+      <w:proofErr w:type="spellStart"/>
+      <w:r>
+        <w:t>renderização</w:t>
+      </w:r>
+      <w:proofErr w:type="spellEnd"/>
+      <w:r>
+        <w:t xml:space="preserve"> no ecrã.</w:t>
+      </w:r>
+    </w:p>
+    <w:p>
+      <w:r>
+        <w:t>A nível de rede e comunicação, o mecanismo de CORS (Cross-</w:t>
+      </w:r>
+      <w:proofErr w:type="spellStart"/>
+      <w:r>
+        <w:t>Origin</w:t>
       </w:r>
       <w:proofErr w:type="spellEnd"/>
       <w:r>
@@ -12847,342 +14258,59 @@
       </w:r>
       <w:proofErr w:type="spellStart"/>
       <w:r>
-        <w:t>Line</w:t>
-      </w:r>
-      <w:proofErr w:type="spellEnd"/>
-      <w:r>
-        <w:t xml:space="preserve"> Leaders detêm para responder e despachar cada pedido pendente.</w:t>
-      </w:r>
-    </w:p>
-    <w:p>
-      <w:r>
-        <w:t xml:space="preserve">Paralelamente, é possível ativar ou desativar os alertas por email e </w:t>
-      </w:r>
-      <w:proofErr w:type="spellStart"/>
-      <w:r>
-        <w:t>push</w:t>
-      </w:r>
-      <w:proofErr w:type="spellEnd"/>
-      <w:r>
-        <w:t xml:space="preserve"> associados a estes prazos para equipas específicas. Focada na segurança e conformidade operacional, a plataforma submete qualquer modificação nas regras de SLA a um processo rigoroso de registo e auditoria interna.</w:t>
-      </w:r>
-    </w:p>
-    <w:p/>
+        <w:t>Resource</w:t>
+      </w:r>
+      <w:proofErr w:type="spellEnd"/>
+      <w:r>
+        <w:t xml:space="preserve"> </w:t>
+      </w:r>
+      <w:proofErr w:type="spellStart"/>
+      <w:r>
+        <w:t>Sharing</w:t>
+      </w:r>
+      <w:proofErr w:type="spellEnd"/>
+      <w:r>
+        <w:t xml:space="preserve">) está configurado de forma restrita, autorizando apenas as origens e domínios explicitamente fidedignos a efetuar pedidos à API. No que toca à persistência e tráfego de dados, a comunicação entre o </w:t>
+      </w:r>
+      <w:proofErr w:type="spellStart"/>
+      <w:r>
+        <w:t>backend</w:t>
+      </w:r>
+      <w:proofErr w:type="spellEnd"/>
+      <w:r>
+        <w:t xml:space="preserve"> e o </w:t>
+      </w:r>
+      <w:proofErr w:type="spellStart"/>
+      <w:r>
+        <w:t>PostgreSQL</w:t>
+      </w:r>
+      <w:proofErr w:type="spellEnd"/>
+      <w:r>
+        <w:t xml:space="preserve"> é realizada obrigatoriamente através de ligações encriptadas via SSL.</w:t>
+      </w:r>
+    </w:p>
     <w:p>
       <w:pPr>
         <w:pStyle w:val="Ttulo3"/>
       </w:pPr>
-      <w:bookmarkStart w:id="47" w:name="_Toc232937459"/>
-      <w:r>
-        <w:t>Subsistemas de Exportação de Dados e Gestão de Ativos Visuais</w:t>
-      </w:r>
-      <w:bookmarkEnd w:id="47"/>
-    </w:p>
-    <w:p>
-      <w:r>
-        <w:t xml:space="preserve">Orientada à análise estatística externa, a plataforma dota o perfil de administrador de mecanismos de extração de dados analíticos. Utilizando a biblioteca </w:t>
-      </w:r>
-      <w:proofErr w:type="spellStart"/>
-      <w:r>
-        <w:t>ExcelJS</w:t>
-      </w:r>
-      <w:proofErr w:type="spellEnd"/>
-      <w:r>
-        <w:t xml:space="preserve">, o sistema permite exportar listagens e relatórios consolidados em formato Excel, salvaguardando a formatação das tabelas e o isolamento dos dados. De igual modo, </w:t>
+      <w:bookmarkStart w:id="51" w:name="_Toc232937463"/>
+      <w:r>
+        <w:t>Auditoria e Conformidade com o RGPD</w:t>
+      </w:r>
+      <w:bookmarkEnd w:id="51"/>
+    </w:p>
+    <w:p>
+      <w:r>
+        <w:t>Focada na transparência e na conformidade com o RGPD (Regulamento Geral sobre a Proteção de Dados), a plataforma dota os utilizadores de ferramentas de controlo sobre a sua pegada digital. Os utilizadores dispõem de um painel de preferências de privacidade, onde podem gerir o consentimento de dados, controlar a visibilidade pública do seu perfil e solicitar a exportação integral dos seus dados pessoais.</w:t>
+      </w:r>
+    </w:p>
+    <w:p>
+      <w:r>
+        <w:t xml:space="preserve">Por fim, todas as ações críticas e mutações de estado no sistema são monitorizadas por um subsistema rigoroso de Auditoria. Cada alteração gera um registo detalhado </w:t>
       </w:r>
       <w:r>
         <w:lastRenderedPageBreak/>
-        <w:t xml:space="preserve">relatórios executivos formatados podem ser extraídos diretamente em PDF via </w:t>
-      </w:r>
-      <w:proofErr w:type="spellStart"/>
-      <w:r>
-        <w:t>PDFKit</w:t>
-      </w:r>
-      <w:proofErr w:type="spellEnd"/>
-      <w:r>
-        <w:t>.</w:t>
-      </w:r>
-    </w:p>
-    <w:p>
-      <w:r>
-        <w:t xml:space="preserve">Por fim, no âmbito da criação de novos conteúdos, o administrador dispõe de um subsistema duplo para a gestão de imagens de novos badges. O fluxo operacional permite tanto o carregamento tradicional e manual de ficheiros visuais diretamente para o serviço de armazenamento em nuvem do </w:t>
-      </w:r>
-      <w:proofErr w:type="spellStart"/>
-      <w:r>
-        <w:t>Cloudinary</w:t>
-      </w:r>
-      <w:proofErr w:type="spellEnd"/>
-      <w:r>
-        <w:t xml:space="preserve">, como a geração totalmente automatizada de imagens conceptuais por inteligência artificial. Este último recurso consome a API do </w:t>
-      </w:r>
-      <w:proofErr w:type="spellStart"/>
-      <w:r>
-        <w:t>Hugging</w:t>
-      </w:r>
-      <w:proofErr w:type="spellEnd"/>
-      <w:r>
-        <w:t xml:space="preserve"> Face para invocar o modelo generativo </w:t>
-      </w:r>
-      <w:proofErr w:type="spellStart"/>
-      <w:r>
-        <w:t>Stable</w:t>
-      </w:r>
-      <w:proofErr w:type="spellEnd"/>
-      <w:r>
-        <w:t xml:space="preserve"> </w:t>
-      </w:r>
-      <w:proofErr w:type="spellStart"/>
-      <w:r>
-        <w:t>Diffusion</w:t>
-      </w:r>
-      <w:proofErr w:type="spellEnd"/>
-      <w:r>
-        <w:t xml:space="preserve"> XL, criando uma identidade visual única baseada estritamente na descrição textual técnica fornecida para o badge.</w:t>
-      </w:r>
-    </w:p>
-    <w:p>
-      <w:pPr>
-        <w:pStyle w:val="Ttulo2"/>
-      </w:pPr>
-      <w:bookmarkStart w:id="48" w:name="_Toc232937460"/>
-      <w:r>
-        <w:t>Segurança</w:t>
-      </w:r>
-      <w:bookmarkEnd w:id="48"/>
-    </w:p>
-    <w:p>
-      <w:r>
-        <w:t>A segurança e a proteção dos dados constituem um pilar central na arquitetura da plataforma, tendo sido implementado um conjunto abrangente de medidas de segurança em múltiplas camadas para mitigar riscos, prevenir vulnerabilidades comuns e garantir a conformidade legal.</w:t>
-      </w:r>
-    </w:p>
-    <w:p>
-      <w:pPr>
-        <w:pStyle w:val="Ttulo3"/>
-      </w:pPr>
-      <w:bookmarkStart w:id="49" w:name="_Toc232937461"/>
-      <w:r>
-        <w:t>Autenticação, Palavras-passe e Controlo de Acesso</w:t>
-      </w:r>
-      <w:bookmarkEnd w:id="49"/>
-    </w:p>
-    <w:p>
-      <w:r>
-        <w:t xml:space="preserve">No que concerne à gestão de identidades, o sistema assegura a autenticação dos utilizadores através de JSON Web </w:t>
-      </w:r>
-      <w:proofErr w:type="spellStart"/>
-      <w:r>
-        <w:t>Tokens</w:t>
-      </w:r>
-      <w:proofErr w:type="spellEnd"/>
-      <w:r>
-        <w:t xml:space="preserve"> (JWT) com uma validade de 7 dias, assinados digitalmente com uma chave secreta robusta no servidor. O armazenamento de credenciais nunca é feito em texto limpo; o sistema recorre à biblioteca </w:t>
-      </w:r>
-      <w:proofErr w:type="spellStart"/>
-      <w:r>
-        <w:t>bcryptjs</w:t>
-      </w:r>
-      <w:proofErr w:type="spellEnd"/>
-      <w:r>
-        <w:t xml:space="preserve"> para aplicar um </w:t>
-      </w:r>
-      <w:proofErr w:type="spellStart"/>
-      <w:r>
-        <w:t>hash</w:t>
-      </w:r>
-      <w:proofErr w:type="spellEnd"/>
-      <w:r>
-        <w:t xml:space="preserve"> criptográfico </w:t>
-      </w:r>
-      <w:proofErr w:type="gramStart"/>
-      <w:r>
-        <w:t>às</w:t>
-      </w:r>
-      <w:proofErr w:type="gramEnd"/>
-      <w:r>
-        <w:t xml:space="preserve"> palavras-passe, utilizando um número de </w:t>
-      </w:r>
-      <w:proofErr w:type="spellStart"/>
-      <w:r>
-        <w:t>salt</w:t>
-      </w:r>
-      <w:proofErr w:type="spellEnd"/>
-      <w:r>
-        <w:t xml:space="preserve"> </w:t>
-      </w:r>
-      <w:r>
-        <w:t>rounds configuráveis</w:t>
-      </w:r>
-      <w:r>
-        <w:t xml:space="preserve"> para prevenir ataques de força bruta.</w:t>
-      </w:r>
-    </w:p>
-    <w:p>
-      <w:r>
-        <w:t xml:space="preserve">Para cenários de recuperação de credenciais, é emitido um </w:t>
-      </w:r>
-      <w:proofErr w:type="spellStart"/>
-      <w:r>
-        <w:t>token</w:t>
-      </w:r>
-      <w:proofErr w:type="spellEnd"/>
-      <w:r>
-        <w:t xml:space="preserve"> de uso único com validade estrita de 1 hora, sendo este armazenado na base de dados sob a forma de um </w:t>
-      </w:r>
-      <w:proofErr w:type="spellStart"/>
-      <w:r>
-        <w:t>hash</w:t>
-      </w:r>
-      <w:proofErr w:type="spellEnd"/>
-      <w:r>
-        <w:t xml:space="preserve"> SHA-256 para evitar a sua exposição mesmo em caso de fuga de dados. Adicionalmente, o controlo de autorização e privilégios é rigidamente estruturado através de um modelo RBAC (Role-</w:t>
-      </w:r>
-      <w:proofErr w:type="spellStart"/>
-      <w:r>
-        <w:t>Based</w:t>
-      </w:r>
-      <w:proofErr w:type="spellEnd"/>
-      <w:r>
-        <w:t xml:space="preserve"> Access </w:t>
-      </w:r>
-      <w:proofErr w:type="spellStart"/>
-      <w:r>
-        <w:t>Control</w:t>
-      </w:r>
-      <w:proofErr w:type="spellEnd"/>
-      <w:r>
-        <w:t xml:space="preserve">), aplicado via </w:t>
-      </w:r>
-      <w:proofErr w:type="spellStart"/>
-      <w:r>
-        <w:t>middlewares</w:t>
-      </w:r>
-      <w:proofErr w:type="spellEnd"/>
-      <w:r>
-        <w:t xml:space="preserve"> </w:t>
-      </w:r>
-      <w:r>
-        <w:lastRenderedPageBreak/>
-        <w:t xml:space="preserve">no </w:t>
-      </w:r>
-      <w:proofErr w:type="spellStart"/>
-      <w:r>
-        <w:t>backend</w:t>
-      </w:r>
-      <w:proofErr w:type="spellEnd"/>
-      <w:r>
-        <w:t>, o que garante que cada utilizador acede estritamente aos recursos permitidos para o seu perfil.</w:t>
-      </w:r>
-    </w:p>
-    <w:p>
-      <w:pPr>
-        <w:pStyle w:val="Ttulo3"/>
-      </w:pPr>
-      <w:bookmarkStart w:id="50" w:name="_Toc232937462"/>
-      <w:r>
-        <w:t>Proteção Contra Vulnerabilidades e Segurança de Dados</w:t>
-      </w:r>
-      <w:bookmarkEnd w:id="50"/>
-    </w:p>
-    <w:p>
-      <w:r>
-        <w:t xml:space="preserve">A integridade da base de dados e a proteção contra ataques cibernéticos comuns foram acauteladas em várias frentes. A ameaça de Injeção SQL é mitigada de forma nativa através da utilização do </w:t>
-      </w:r>
-      <w:proofErr w:type="spellStart"/>
-      <w:r>
-        <w:t>Sequelize</w:t>
-      </w:r>
-      <w:proofErr w:type="spellEnd"/>
-      <w:r>
-        <w:t xml:space="preserve"> ORM, que recorre a </w:t>
-      </w:r>
-      <w:proofErr w:type="spellStart"/>
-      <w:r>
-        <w:t>queries</w:t>
-      </w:r>
-      <w:proofErr w:type="spellEnd"/>
-      <w:r>
-        <w:t xml:space="preserve"> parametrizadas e à higienização automática de todas as entradas de dados. Da mesma forma, para prevenir ataques de XSS (Cross-Site </w:t>
-      </w:r>
-      <w:proofErr w:type="spellStart"/>
-      <w:r>
-        <w:t>Scripting</w:t>
-      </w:r>
-      <w:proofErr w:type="spellEnd"/>
-      <w:r>
-        <w:t xml:space="preserve">), a plataforma executa o escape de caracteres HTML em qualquer conteúdo ou texto gerado pelo utilizador antes da sua </w:t>
-      </w:r>
-      <w:proofErr w:type="spellStart"/>
-      <w:r>
-        <w:t>renderização</w:t>
-      </w:r>
-      <w:proofErr w:type="spellEnd"/>
-      <w:r>
-        <w:t xml:space="preserve"> no ecrã.</w:t>
-      </w:r>
-    </w:p>
-    <w:p>
-      <w:r>
-        <w:t>A nível de rede e comunicação, o mecanismo de CORS (Cross-</w:t>
-      </w:r>
-      <w:proofErr w:type="spellStart"/>
-      <w:r>
-        <w:t>Origin</w:t>
-      </w:r>
-      <w:proofErr w:type="spellEnd"/>
-      <w:r>
-        <w:t xml:space="preserve"> </w:t>
-      </w:r>
-      <w:proofErr w:type="spellStart"/>
-      <w:r>
-        <w:t>Resource</w:t>
-      </w:r>
-      <w:proofErr w:type="spellEnd"/>
-      <w:r>
-        <w:t xml:space="preserve"> </w:t>
-      </w:r>
-      <w:proofErr w:type="spellStart"/>
-      <w:r>
-        <w:t>Sharing</w:t>
-      </w:r>
-      <w:proofErr w:type="spellEnd"/>
-      <w:r>
-        <w:t xml:space="preserve">) está configurado de forma restrita, autorizando apenas as origens e domínios explicitamente fidedignos a efetuar pedidos à API. No que toca à persistência e tráfego de dados, a comunicação entre o </w:t>
-      </w:r>
-      <w:proofErr w:type="spellStart"/>
-      <w:r>
-        <w:t>backend</w:t>
-      </w:r>
-      <w:proofErr w:type="spellEnd"/>
-      <w:r>
-        <w:t xml:space="preserve"> e o </w:t>
-      </w:r>
-      <w:proofErr w:type="spellStart"/>
-      <w:r>
-        <w:t>PostgreSQL</w:t>
-      </w:r>
-      <w:proofErr w:type="spellEnd"/>
-      <w:r>
-        <w:t xml:space="preserve"> é realizada obrigatoriamente através de ligações encriptadas via SSL.</w:t>
-      </w:r>
-    </w:p>
-    <w:p>
-      <w:pPr>
-        <w:pStyle w:val="Ttulo3"/>
-      </w:pPr>
-      <w:bookmarkStart w:id="51" w:name="_Toc232937463"/>
-      <w:r>
-        <w:t>Auditoria e Conformidade com o RGPD</w:t>
-      </w:r>
-      <w:bookmarkEnd w:id="51"/>
-    </w:p>
-    <w:p>
-      <w:r>
-        <w:t>Focada na transparência e na conformidade com o RGPD (Regulamento Geral sobre a Proteção de Dados), a plataforma dota os utilizadores de ferramentas de controlo sobre a sua pegada digital. Os utilizadores dispõem de um painel de preferências de privacidade, onde podem gerir o consentimento de dados, controlar a visibilidade pública do seu perfil e solicitar a exportação integral dos seus dados pessoais.</w:t>
-      </w:r>
-    </w:p>
-    <w:p>
-      <w:r>
-        <w:t>Por fim, todas as ações críticas e mutações de estado no sistema são monitorizadas por um subsistema rigoroso de Auditoria. Cada alteração gera um registo detalhado (</w:t>
+        <w:t>(</w:t>
       </w:r>
       <w:proofErr w:type="spellStart"/>
       <w:r>
@@ -13273,13 +14401,13 @@
       </w:pPr>
       <w:bookmarkStart w:id="57" w:name="_Toc232937469"/>
       <w:r>
+        <w:lastRenderedPageBreak/>
         <w:t>Trabalho Realizado</w:t>
       </w:r>
       <w:bookmarkEnd w:id="57"/>
     </w:p>
     <w:p>
       <w:r>
-        <w:lastRenderedPageBreak/>
         <w:t xml:space="preserve">O desenvolvimento da Plataforma de Badges da </w:t>
       </w:r>
       <w:proofErr w:type="spellStart"/>
@@ -13446,14 +14574,7 @@
           <w:b/>
           <w:bCs/>
         </w:rPr>
-        <w:t>Gestão da complexidade do fluxo de validação</w:t>
-      </w:r>
-      <w:r>
-        <w:rPr>
-          <w:b/>
-          <w:bCs/>
-        </w:rPr>
-        <w:t xml:space="preserve">: </w:t>
+        <w:t xml:space="preserve">Gestão da complexidade do fluxo de validação: </w:t>
       </w:r>
       <w:r>
         <w:t xml:space="preserve">O fluxo de dois níveis (TM </w:t>
@@ -13499,7 +14620,11 @@
       </w:r>
       <w:proofErr w:type="spellEnd"/>
       <w:r>
-        <w:t>`. A sincroniza</w:t>
+        <w:t xml:space="preserve">`. A </w:t>
+      </w:r>
+      <w:r>
+        <w:lastRenderedPageBreak/>
+        <w:t>sincroniza</w:t>
       </w:r>
       <w:r>
         <w:rPr>
@@ -13533,7 +14658,6 @@
           <w:b/>
           <w:bCs/>
         </w:rPr>
-        <w:lastRenderedPageBreak/>
         <w:t>Integração de serviços externos</w:t>
       </w:r>
       <w:r>
@@ -14753,6 +15877,119 @@
     </w:lvl>
   </w:abstractNum>
   <w:abstractNum w:abstractNumId="5" w15:restartNumberingAfterBreak="0">
+    <w:nsid w:val="1B997F5B"/>
+    <w:multiLevelType w:val="hybridMultilevel"/>
+    <w:tmpl w:val="4F54A934"/>
+    <w:lvl w:ilvl="0" w:tplc="08160001">
+      <w:start w:val="1"/>
+      <w:numFmt w:val="bullet"/>
+      <w:lvlText w:val=""/>
+      <w:lvlJc w:val="left"/>
+      <w:pPr>
+        <w:ind w:left="720" w:hanging="360"/>
+      </w:pPr>
+      <w:rPr>
+        <w:rFonts w:ascii="Symbol" w:hAnsi="Symbol" w:hint="default"/>
+      </w:rPr>
+    </w:lvl>
+    <w:lvl w:ilvl="1" w:tplc="08160003" w:tentative="1">
+      <w:start w:val="1"/>
+      <w:numFmt w:val="bullet"/>
+      <w:lvlText w:val="o"/>
+      <w:lvlJc w:val="left"/>
+      <w:pPr>
+        <w:ind w:left="1440" w:hanging="360"/>
+      </w:pPr>
+      <w:rPr>
+        <w:rFonts w:ascii="Courier New" w:hAnsi="Courier New" w:cs="Courier New" w:hint="default"/>
+      </w:rPr>
+    </w:lvl>
+    <w:lvl w:ilvl="2" w:tplc="08160005" w:tentative="1">
+      <w:start w:val="1"/>
+      <w:numFmt w:val="bullet"/>
+      <w:lvlText w:val=""/>
+      <w:lvlJc w:val="left"/>
+      <w:pPr>
+        <w:ind w:left="2160" w:hanging="360"/>
+      </w:pPr>
+      <w:rPr>
+        <w:rFonts w:ascii="Wingdings" w:hAnsi="Wingdings" w:hint="default"/>
+      </w:rPr>
+    </w:lvl>
+    <w:lvl w:ilvl="3" w:tplc="08160001" w:tentative="1">
+      <w:start w:val="1"/>
+      <w:numFmt w:val="bullet"/>
+      <w:lvlText w:val=""/>
+      <w:lvlJc w:val="left"/>
+      <w:pPr>
+        <w:ind w:left="2880" w:hanging="360"/>
+      </w:pPr>
+      <w:rPr>
+        <w:rFonts w:ascii="Symbol" w:hAnsi="Symbol" w:hint="default"/>
+      </w:rPr>
+    </w:lvl>
+    <w:lvl w:ilvl="4" w:tplc="08160003" w:tentative="1">
+      <w:start w:val="1"/>
+      <w:numFmt w:val="bullet"/>
+      <w:lvlText w:val="o"/>
+      <w:lvlJc w:val="left"/>
+      <w:pPr>
+        <w:ind w:left="3600" w:hanging="360"/>
+      </w:pPr>
+      <w:rPr>
+        <w:rFonts w:ascii="Courier New" w:hAnsi="Courier New" w:cs="Courier New" w:hint="default"/>
+      </w:rPr>
+    </w:lvl>
+    <w:lvl w:ilvl="5" w:tplc="08160005" w:tentative="1">
+      <w:start w:val="1"/>
+      <w:numFmt w:val="bullet"/>
+      <w:lvlText w:val=""/>
+      <w:lvlJc w:val="left"/>
+      <w:pPr>
+        <w:ind w:left="4320" w:hanging="360"/>
+      </w:pPr>
+      <w:rPr>
+        <w:rFonts w:ascii="Wingdings" w:hAnsi="Wingdings" w:hint="default"/>
+      </w:rPr>
+    </w:lvl>
+    <w:lvl w:ilvl="6" w:tplc="08160001" w:tentative="1">
+      <w:start w:val="1"/>
+      <w:numFmt w:val="bullet"/>
+      <w:lvlText w:val=""/>
+      <w:lvlJc w:val="left"/>
+      <w:pPr>
+        <w:ind w:left="5040" w:hanging="360"/>
+      </w:pPr>
+      <w:rPr>
+        <w:rFonts w:ascii="Symbol" w:hAnsi="Symbol" w:hint="default"/>
+      </w:rPr>
+    </w:lvl>
+    <w:lvl w:ilvl="7" w:tplc="08160003" w:tentative="1">
+      <w:start w:val="1"/>
+      <w:numFmt w:val="bullet"/>
+      <w:lvlText w:val="o"/>
+      <w:lvlJc w:val="left"/>
+      <w:pPr>
+        <w:ind w:left="5760" w:hanging="360"/>
+      </w:pPr>
+      <w:rPr>
+        <w:rFonts w:ascii="Courier New" w:hAnsi="Courier New" w:cs="Courier New" w:hint="default"/>
+      </w:rPr>
+    </w:lvl>
+    <w:lvl w:ilvl="8" w:tplc="08160005" w:tentative="1">
+      <w:start w:val="1"/>
+      <w:numFmt w:val="bullet"/>
+      <w:lvlText w:val=""/>
+      <w:lvlJc w:val="left"/>
+      <w:pPr>
+        <w:ind w:left="6480" w:hanging="360"/>
+      </w:pPr>
+      <w:rPr>
+        <w:rFonts w:ascii="Wingdings" w:hAnsi="Wingdings" w:hint="default"/>
+      </w:rPr>
+    </w:lvl>
+  </w:abstractNum>
+  <w:abstractNum w:abstractNumId="6" w15:restartNumberingAfterBreak="0">
     <w:nsid w:val="1CBF75EA"/>
     <w:multiLevelType w:val="multilevel"/>
     <w:tmpl w:val="DFF0A28C"/>
@@ -14847,7 +16084,7 @@
       </w:pPr>
     </w:lvl>
   </w:abstractNum>
-  <w:abstractNum w:abstractNumId="6" w15:restartNumberingAfterBreak="0">
+  <w:abstractNum w:abstractNumId="7" w15:restartNumberingAfterBreak="0">
     <w:nsid w:val="22CD391B"/>
     <w:multiLevelType w:val="hybridMultilevel"/>
     <w:tmpl w:val="21980636"/>
@@ -14933,7 +16170,7 @@
       </w:pPr>
     </w:lvl>
   </w:abstractNum>
-  <w:abstractNum w:abstractNumId="7" w15:restartNumberingAfterBreak="0">
+  <w:abstractNum w:abstractNumId="8" w15:restartNumberingAfterBreak="0">
     <w:nsid w:val="252B10AE"/>
     <w:multiLevelType w:val="hybridMultilevel"/>
     <w:tmpl w:val="10D4F836"/>
@@ -15046,7 +16283,7 @@
       </w:rPr>
     </w:lvl>
   </w:abstractNum>
-  <w:abstractNum w:abstractNumId="8" w15:restartNumberingAfterBreak="0">
+  <w:abstractNum w:abstractNumId="9" w15:restartNumberingAfterBreak="0">
     <w:nsid w:val="4441225A"/>
     <w:multiLevelType w:val="multilevel"/>
     <w:tmpl w:val="B0C62E4C"/>
@@ -15169,7 +16406,7 @@
       </w:rPr>
     </w:lvl>
   </w:abstractNum>
-  <w:abstractNum w:abstractNumId="9" w15:restartNumberingAfterBreak="0">
+  <w:abstractNum w:abstractNumId="10" w15:restartNumberingAfterBreak="0">
     <w:nsid w:val="4C1F76FE"/>
     <w:multiLevelType w:val="multilevel"/>
     <w:tmpl w:val="E356E844"/>
@@ -15264,7 +16501,7 @@
       </w:pPr>
     </w:lvl>
   </w:abstractNum>
-  <w:abstractNum w:abstractNumId="10" w15:restartNumberingAfterBreak="0">
+  <w:abstractNum w:abstractNumId="11" w15:restartNumberingAfterBreak="0">
     <w:nsid w:val="4CDA1F6F"/>
     <w:multiLevelType w:val="multilevel"/>
     <w:tmpl w:val="0816001D"/>
@@ -15351,7 +16588,7 @@
       </w:pPr>
     </w:lvl>
   </w:abstractNum>
-  <w:abstractNum w:abstractNumId="11" w15:restartNumberingAfterBreak="0">
+  <w:abstractNum w:abstractNumId="12" w15:restartNumberingAfterBreak="0">
     <w:nsid w:val="50406267"/>
     <w:multiLevelType w:val="multilevel"/>
     <w:tmpl w:val="702E2884"/>
@@ -15446,7 +16683,7 @@
       </w:pPr>
     </w:lvl>
   </w:abstractNum>
-  <w:abstractNum w:abstractNumId="12" w15:restartNumberingAfterBreak="0">
+  <w:abstractNum w:abstractNumId="13" w15:restartNumberingAfterBreak="0">
     <w:nsid w:val="5AD327BD"/>
     <w:multiLevelType w:val="hybridMultilevel"/>
     <w:tmpl w:val="857EADE2"/>
@@ -15559,7 +16796,7 @@
       </w:rPr>
     </w:lvl>
   </w:abstractNum>
-  <w:abstractNum w:abstractNumId="13" w15:restartNumberingAfterBreak="0">
+  <w:abstractNum w:abstractNumId="14" w15:restartNumberingAfterBreak="0">
     <w:nsid w:val="5E7A47E6"/>
     <w:multiLevelType w:val="multilevel"/>
     <w:tmpl w:val="B0C62E4C"/>
@@ -15682,7 +16919,7 @@
       </w:rPr>
     </w:lvl>
   </w:abstractNum>
-  <w:abstractNum w:abstractNumId="14" w15:restartNumberingAfterBreak="0">
+  <w:abstractNum w:abstractNumId="15" w15:restartNumberingAfterBreak="0">
     <w:nsid w:val="60335B1B"/>
     <w:multiLevelType w:val="multilevel"/>
     <w:tmpl w:val="0816001D"/>
@@ -15769,7 +17006,7 @@
       </w:pPr>
     </w:lvl>
   </w:abstractNum>
-  <w:abstractNum w:abstractNumId="15" w15:restartNumberingAfterBreak="0">
+  <w:abstractNum w:abstractNumId="16" w15:restartNumberingAfterBreak="0">
     <w:nsid w:val="62773D1E"/>
     <w:multiLevelType w:val="multilevel"/>
     <w:tmpl w:val="93B064D6"/>
@@ -15883,7 +17120,7 @@
       </w:rPr>
     </w:lvl>
   </w:abstractNum>
-  <w:abstractNum w:abstractNumId="16" w15:restartNumberingAfterBreak="0">
+  <w:abstractNum w:abstractNumId="17" w15:restartNumberingAfterBreak="0">
     <w:nsid w:val="631B3FA7"/>
     <w:multiLevelType w:val="hybridMultilevel"/>
     <w:tmpl w:val="53AC8220"/>
@@ -15996,7 +17233,7 @@
       </w:rPr>
     </w:lvl>
   </w:abstractNum>
-  <w:abstractNum w:abstractNumId="17" w15:restartNumberingAfterBreak="0">
+  <w:abstractNum w:abstractNumId="18" w15:restartNumberingAfterBreak="0">
     <w:nsid w:val="69164458"/>
     <w:multiLevelType w:val="multilevel"/>
     <w:tmpl w:val="0816001F"/>
@@ -16083,7 +17320,7 @@
       </w:pPr>
     </w:lvl>
   </w:abstractNum>
-  <w:abstractNum w:abstractNumId="18" w15:restartNumberingAfterBreak="0">
+  <w:abstractNum w:abstractNumId="19" w15:restartNumberingAfterBreak="0">
     <w:nsid w:val="6BD50B50"/>
     <w:multiLevelType w:val="multilevel"/>
     <w:tmpl w:val="6AF0E1B8"/>
@@ -16197,7 +17434,7 @@
       </w:rPr>
     </w:lvl>
   </w:abstractNum>
-  <w:abstractNum w:abstractNumId="19" w15:restartNumberingAfterBreak="0">
+  <w:abstractNum w:abstractNumId="20" w15:restartNumberingAfterBreak="0">
     <w:nsid w:val="6D547D4B"/>
     <w:multiLevelType w:val="multilevel"/>
     <w:tmpl w:val="B0C62E4C"/>
@@ -16320,7 +17557,7 @@
       </w:rPr>
     </w:lvl>
   </w:abstractNum>
-  <w:abstractNum w:abstractNumId="20" w15:restartNumberingAfterBreak="0">
+  <w:abstractNum w:abstractNumId="21" w15:restartNumberingAfterBreak="0">
     <w:nsid w:val="73BD6ACC"/>
     <w:multiLevelType w:val="multilevel"/>
     <w:tmpl w:val="0816001D"/>
@@ -16407,7 +17644,7 @@
       </w:pPr>
     </w:lvl>
   </w:abstractNum>
-  <w:abstractNum w:abstractNumId="21" w15:restartNumberingAfterBreak="0">
+  <w:abstractNum w:abstractNumId="22" w15:restartNumberingAfterBreak="0">
     <w:nsid w:val="76266FBB"/>
     <w:multiLevelType w:val="multilevel"/>
     <w:tmpl w:val="4E1C1248"/>
@@ -16502,7 +17739,7 @@
       </w:pPr>
     </w:lvl>
   </w:abstractNum>
-  <w:abstractNum w:abstractNumId="22" w15:restartNumberingAfterBreak="0">
+  <w:abstractNum w:abstractNumId="23" w15:restartNumberingAfterBreak="0">
     <w:nsid w:val="76667FB6"/>
     <w:multiLevelType w:val="hybridMultilevel"/>
     <w:tmpl w:val="E80A81D2"/>
@@ -16588,7 +17825,7 @@
       </w:pPr>
     </w:lvl>
   </w:abstractNum>
-  <w:abstractNum w:abstractNumId="23" w15:restartNumberingAfterBreak="0">
+  <w:abstractNum w:abstractNumId="24" w15:restartNumberingAfterBreak="0">
     <w:nsid w:val="77971EA5"/>
     <w:multiLevelType w:val="hybridMultilevel"/>
     <w:tmpl w:val="9EDABBC2"/>
@@ -16702,40 +17939,40 @@
     </w:lvl>
   </w:abstractNum>
   <w:num w:numId="1" w16cid:durableId="93089880">
-    <w:abstractNumId w:val="8"/>
+    <w:abstractNumId w:val="9"/>
   </w:num>
   <w:num w:numId="2" w16cid:durableId="475344230">
-    <w:abstractNumId w:val="17"/>
+    <w:abstractNumId w:val="18"/>
   </w:num>
   <w:num w:numId="3" w16cid:durableId="795101961">
     <w:abstractNumId w:val="3"/>
   </w:num>
   <w:num w:numId="4" w16cid:durableId="334113911">
-    <w:abstractNumId w:val="13"/>
+    <w:abstractNumId w:val="14"/>
   </w:num>
   <w:num w:numId="5" w16cid:durableId="1857889202">
+    <w:abstractNumId w:val="20"/>
+  </w:num>
+  <w:num w:numId="6" w16cid:durableId="1767924337">
+    <w:abstractNumId w:val="16"/>
+  </w:num>
+  <w:num w:numId="7" w16cid:durableId="901334652">
     <w:abstractNumId w:val="19"/>
   </w:num>
-  <w:num w:numId="6" w16cid:durableId="1767924337">
-    <w:abstractNumId w:val="15"/>
-  </w:num>
-  <w:num w:numId="7" w16cid:durableId="901334652">
-    <w:abstractNumId w:val="18"/>
-  </w:num>
   <w:num w:numId="8" w16cid:durableId="1001591369">
-    <w:abstractNumId w:val="21"/>
+    <w:abstractNumId w:val="22"/>
   </w:num>
   <w:num w:numId="9" w16cid:durableId="910383160">
-    <w:abstractNumId w:val="9"/>
+    <w:abstractNumId w:val="10"/>
   </w:num>
   <w:num w:numId="10" w16cid:durableId="380788707">
     <w:abstractNumId w:val="0"/>
   </w:num>
   <w:num w:numId="11" w16cid:durableId="1827240484">
-    <w:abstractNumId w:val="5"/>
+    <w:abstractNumId w:val="6"/>
   </w:num>
   <w:num w:numId="12" w16cid:durableId="884440260">
-    <w:abstractNumId w:val="10"/>
+    <w:abstractNumId w:val="11"/>
   </w:num>
   <w:num w:numId="13" w16cid:durableId="2101441537">
     <w:abstractNumId w:val="4"/>
@@ -16744,34 +17981,37 @@
     <w:abstractNumId w:val="2"/>
   </w:num>
   <w:num w:numId="15" w16cid:durableId="1757511471">
-    <w:abstractNumId w:val="20"/>
+    <w:abstractNumId w:val="21"/>
   </w:num>
   <w:num w:numId="16" w16cid:durableId="1970738833">
-    <w:abstractNumId w:val="14"/>
+    <w:abstractNumId w:val="15"/>
   </w:num>
   <w:num w:numId="17" w16cid:durableId="255671515">
-    <w:abstractNumId w:val="11"/>
+    <w:abstractNumId w:val="12"/>
   </w:num>
   <w:num w:numId="18" w16cid:durableId="876966803">
-    <w:abstractNumId w:val="6"/>
+    <w:abstractNumId w:val="7"/>
   </w:num>
   <w:num w:numId="19" w16cid:durableId="1185434658">
-    <w:abstractNumId w:val="22"/>
+    <w:abstractNumId w:val="23"/>
   </w:num>
   <w:num w:numId="20" w16cid:durableId="464128990">
-    <w:abstractNumId w:val="23"/>
+    <w:abstractNumId w:val="24"/>
   </w:num>
   <w:num w:numId="21" w16cid:durableId="468478693">
     <w:abstractNumId w:val="1"/>
   </w:num>
   <w:num w:numId="22" w16cid:durableId="1945258593">
-    <w:abstractNumId w:val="7"/>
+    <w:abstractNumId w:val="8"/>
   </w:num>
   <w:num w:numId="23" w16cid:durableId="1398741068">
-    <w:abstractNumId w:val="16"/>
+    <w:abstractNumId w:val="17"/>
   </w:num>
   <w:num w:numId="24" w16cid:durableId="2147119367">
-    <w:abstractNumId w:val="12"/>
+    <w:abstractNumId w:val="13"/>
+  </w:num>
+  <w:num w:numId="25" w16cid:durableId="492993501">
+    <w:abstractNumId w:val="5"/>
   </w:num>
   <w:numIdMacAtCleanup w:val="24"/>
 </w:numbering>
@@ -18910,6 +20150,7 @@
     <w:rsid w:val="003E039B"/>
     <w:rsid w:val="005743C5"/>
     <w:rsid w:val="00601F2B"/>
+    <w:rsid w:val="00651F19"/>
     <w:rsid w:val="006B4D25"/>
     <w:rsid w:val="006F21D1"/>
     <w:rsid w:val="007C34CE"/>
@@ -18923,6 +20164,7 @@
     <w:rsid w:val="00A904C8"/>
     <w:rsid w:val="00B44AA8"/>
     <w:rsid w:val="00B63876"/>
+    <w:rsid w:val="00B90E9C"/>
     <w:rsid w:val="00CA67EA"/>
     <w:rsid w:val="00D11FFD"/>
     <w:rsid w:val="00D706FC"/>
